--- a/CV_new.docx
+++ b/CV_new.docx
@@ -1,11 +1,11 @@
 
 <file path=word/document.xml><?xml version="1.0" encoding="utf-8"?>
-<w:document xmlns:wpc="http://schemas.microsoft.com/office/word/2010/wordprocessingCanvas" xmlns:cx="http://schemas.microsoft.com/office/drawing/2014/chartex" xmlns:cx1="http://schemas.microsoft.com/office/drawing/2015/9/8/chartex" xmlns:cx2="http://schemas.microsoft.com/office/drawing/2015/10/21/chartex" xmlns:cx3="http://schemas.microsoft.com/office/drawing/2016/5/9/chartex" xmlns:cx4="http://schemas.microsoft.com/office/drawing/2016/5/10/chartex" xmlns:cx5="http://schemas.microsoft.com/office/drawing/2016/5/11/chartex" xmlns:cx6="http://schemas.microsoft.com/office/drawing/2016/5/12/chartex" xmlns:cx7="http://schemas.microsoft.com/office/drawing/2016/5/13/chartex" xmlns:cx8="http://schemas.microsoft.com/office/drawing/2016/5/14/chartex" xmlns:mc="http://schemas.openxmlformats.org/markup-compatibility/2006" xmlns:aink="http://schemas.microsoft.com/office/drawing/2016/ink" xmlns:am3d="http://schemas.microsoft.com/office/drawing/2017/model3d" xmlns:o="urn:schemas-microsoft-com:office:office" xmlns:oel="http://schemas.microsoft.com/office/2019/extlst" xmlns:r="http://schemas.openxmlformats.org/officeDocument/2006/relationships" xmlns:m="http://schemas.openxmlformats.org/officeDocument/2006/math" xmlns:v="urn:schemas-microsoft-com:vml" xmlns:wp14="http://schemas.microsoft.com/office/word/2010/wordprocessingDrawing" xmlns:wp="http://schemas.openxmlformats.org/drawingml/2006/wordprocessingDrawing" xmlns:w10="urn:schemas-microsoft-com:office:word" xmlns:w="http://schemas.openxmlformats.org/wordprocessingml/2006/main" xmlns:w14="http://schemas.microsoft.com/office/word/2010/wordml" xmlns:w15="http://schemas.microsoft.com/office/word/2012/wordml" xmlns:w16cex="http://schemas.microsoft.com/office/word/2018/wordml/cex" xmlns:w16cid="http://schemas.microsoft.com/office/word/2016/wordml/cid" xmlns:w16="http://schemas.microsoft.com/office/word/2018/wordml" xmlns:w16sdtdh="http://schemas.microsoft.com/office/word/2020/wordml/sdtdatahash" xmlns:w16se="http://schemas.microsoft.com/office/word/2015/wordml/symex" xmlns:wpg="http://schemas.microsoft.com/office/word/2010/wordprocessingGroup" xmlns:wpi="http://schemas.microsoft.com/office/word/2010/wordprocessingInk" xmlns:wne="http://schemas.microsoft.com/office/word/2006/wordml" xmlns:wps="http://schemas.microsoft.com/office/word/2010/wordprocessingShape" mc:Ignorable="w14 w15 w16se w16cid w16 w16cex w16sdtdh wp14">
+<w:document xmlns:wpc="http://schemas.microsoft.com/office/word/2010/wordprocessingCanvas" xmlns:cx="http://schemas.microsoft.com/office/drawing/2014/chartex" xmlns:cx1="http://schemas.microsoft.com/office/drawing/2015/9/8/chartex" xmlns:cx2="http://schemas.microsoft.com/office/drawing/2015/10/21/chartex" xmlns:cx3="http://schemas.microsoft.com/office/drawing/2016/5/9/chartex" xmlns:cx4="http://schemas.microsoft.com/office/drawing/2016/5/10/chartex" xmlns:cx5="http://schemas.microsoft.com/office/drawing/2016/5/11/chartex" xmlns:cx6="http://schemas.microsoft.com/office/drawing/2016/5/12/chartex" xmlns:cx7="http://schemas.microsoft.com/office/drawing/2016/5/13/chartex" xmlns:cx8="http://schemas.microsoft.com/office/drawing/2016/5/14/chartex" xmlns:mc="http://schemas.openxmlformats.org/markup-compatibility/2006" xmlns:aink="http://schemas.microsoft.com/office/drawing/2016/ink" xmlns:am3d="http://schemas.microsoft.com/office/drawing/2017/model3d" xmlns:o="urn:schemas-microsoft-com:office:office" xmlns:oel="http://schemas.microsoft.com/office/2019/extlst" xmlns:r="http://schemas.openxmlformats.org/officeDocument/2006/relationships" xmlns:m="http://schemas.openxmlformats.org/officeDocument/2006/math" xmlns:v="urn:schemas-microsoft-com:vml" xmlns:wp14="http://schemas.microsoft.com/office/word/2010/wordprocessingDrawing" xmlns:wp="http://schemas.openxmlformats.org/drawingml/2006/wordprocessingDrawing" xmlns:w10="urn:schemas-microsoft-com:office:word" xmlns:w="http://schemas.openxmlformats.org/wordprocessingml/2006/main" xmlns:w14="http://schemas.microsoft.com/office/word/2010/wordml" xmlns:w15="http://schemas.microsoft.com/office/word/2012/wordml" xmlns:w16cex="http://schemas.microsoft.com/office/word/2018/wordml/cex" xmlns:w16cid="http://schemas.microsoft.com/office/word/2016/wordml/cid" xmlns:w16="http://schemas.microsoft.com/office/word/2018/wordml" xmlns:w16sdtdh="http://schemas.microsoft.com/office/word/2020/wordml/sdtdatahash" xmlns:w16se="http://schemas.microsoft.com/office/word/2015/wordml/symex" xmlns:wpg="http://schemas.microsoft.com/office/word/2010/wordprocessingGroup" xmlns:wpi="http://schemas.microsoft.com/office/word/2010/wordprocessingInk" xmlns:wne="http://schemas.microsoft.com/office/word/2006/wordml" xmlns:wps="http://schemas.microsoft.com/office/word/2010/wordprocessingShape" xmlns:a="http://schemas.openxmlformats.org/drawingml/2006/main" xmlns:dgm="http://schemas.openxmlformats.org/drawingml/2006/diagram">
   <w:body>
     <w:p>
       <w:pPr>
         <w:pStyle w:val="Heading1"/>
-        <w:contextualSpacing/>
+        <w:contextualSpacing w:val="on"/>
         <w:rPr>
           <w:sz w:val="32"/>
           <w:szCs w:val="32"/>
@@ -22,33 +22,19 @@
     <w:p>
       <w:pPr>
         <w:pStyle w:val="Heading2"/>
-        <w:contextualSpacing/>
-        <w:rPr>
-          <w:sz w:val="24"/>
-          <w:szCs w:val="24"/>
-        </w:rPr>
-      </w:pPr>
-      <w:sdt>
-        <w:sdtPr>
-          <w:rPr>
-            <w:sz w:val="24"/>
-            <w:szCs w:val="24"/>
-          </w:rPr>
-          <w:id w:val="9459739"/>
-          <w:placeholder>
-            <w:docPart w:val="14F3F4A1B044C24C927AF69B8A8DBAB2"/>
-          </w:placeholder>
-        </w:sdtPr>
-        <w:sdtContent>
-          <w:r>
-            <w:rPr>
-              <w:sz w:val="24"/>
-              <w:szCs w:val="24"/>
-            </w:rPr>
-            <w:t>Doctor of Philosophy</w:t>
-          </w:r>
-        </w:sdtContent>
-      </w:sdt>
+        <w:contextualSpacing w:val="on"/>
+        <w:rPr>
+          <w:sz w:val="24"/>
+          <w:szCs w:val="24"/>
+        </w:rPr>
+      </w:pPr>
+      <w:r>
+        <w:rPr>
+          <w:sz w:val="24"/>
+          <w:szCs w:val="24"/>
+        </w:rPr>
+        <w:t>Doctor of Philosophy</w:t>
+      </w:r>
       <w:r>
         <w:rPr>
           <w:sz w:val="24"/>
@@ -71,84 +57,56 @@
         <w:t>2019</w:t>
       </w:r>
     </w:p>
-    <w:sdt>
-      <w:sdtPr>
-        <w:rPr>
-          <w:sz w:val="24"/>
-          <w:szCs w:val="24"/>
-        </w:rPr>
-        <w:id w:val="9459741"/>
-        <w:placeholder>
-          <w:docPart w:val="F81C52DD2BB03D49B07CAD485C1E7494"/>
-        </w:placeholder>
-      </w:sdtPr>
-      <w:sdtContent>
-        <w:p>
-          <w:pPr>
-            <w:pStyle w:val="BodyText"/>
-            <w:contextualSpacing/>
-            <w:rPr>
-              <w:sz w:val="24"/>
-              <w:szCs w:val="24"/>
-            </w:rPr>
-          </w:pPr>
-          <w:r>
-            <w:rPr>
-              <w:sz w:val="24"/>
-              <w:szCs w:val="24"/>
-            </w:rPr>
-            <w:t>College of Information and Computer Sciences, University of Massachusetts Amherst</w:t>
-          </w:r>
-        </w:p>
-        <w:p>
-          <w:pPr>
-            <w:pStyle w:val="BodyText"/>
-            <w:contextualSpacing/>
-            <w:rPr>
-              <w:sz w:val="24"/>
-              <w:szCs w:val="24"/>
-            </w:rPr>
-          </w:pPr>
-          <w:r>
-            <w:rPr>
-              <w:sz w:val="24"/>
-              <w:szCs w:val="24"/>
-            </w:rPr>
-            <w:t>Advisor: Philip S. Thomas</w:t>
-          </w:r>
-        </w:p>
-      </w:sdtContent>
-    </w:sdt>
+    <w:p>
+      <w:pPr>
+        <w:pStyle w:val="BodyText"/>
+        <w:contextualSpacing w:val="on"/>
+        <w:rPr>
+          <w:sz w:val="24"/>
+          <w:szCs w:val="24"/>
+        </w:rPr>
+      </w:pPr>
+      <w:r>
+        <w:rPr>
+          <w:sz w:val="24"/>
+          <w:szCs w:val="24"/>
+        </w:rPr>
+        <w:t>College of Information and Computer Sciences, University of Massachusetts Amherst</w:t>
+      </w:r>
+    </w:p>
+    <w:p>
+      <w:pPr>
+        <w:pStyle w:val="BodyText"/>
+        <w:contextualSpacing w:val="on"/>
+        <w:rPr>
+          <w:sz w:val="24"/>
+          <w:szCs w:val="24"/>
+        </w:rPr>
+      </w:pPr>
+      <w:r>
+        <w:rPr>
+          <w:sz w:val="24"/>
+          <w:szCs w:val="24"/>
+        </w:rPr>
+        <w:t>Advisor: Philip S. Thomas</w:t>
+      </w:r>
+    </w:p>
     <w:p>
       <w:pPr>
         <w:pStyle w:val="Heading2"/>
-        <w:contextualSpacing/>
-        <w:rPr>
-          <w:sz w:val="24"/>
-          <w:szCs w:val="24"/>
-        </w:rPr>
-      </w:pPr>
-      <w:sdt>
-        <w:sdtPr>
-          <w:rPr>
-            <w:sz w:val="24"/>
-            <w:szCs w:val="24"/>
-          </w:rPr>
-          <w:id w:val="9459744"/>
-          <w:placeholder>
-            <w:docPart w:val="42232F1104100948A0FE0D757FEDF59A"/>
-          </w:placeholder>
-        </w:sdtPr>
-        <w:sdtContent>
-          <w:r>
-            <w:rPr>
-              <w:sz w:val="24"/>
-              <w:szCs w:val="24"/>
-            </w:rPr>
-            <w:t>Master of Science</w:t>
-          </w:r>
-        </w:sdtContent>
-      </w:sdt>
+        <w:contextualSpacing w:val="on"/>
+        <w:rPr>
+          <w:sz w:val="24"/>
+          <w:szCs w:val="24"/>
+        </w:rPr>
+      </w:pPr>
+      <w:r>
+        <w:rPr>
+          <w:sz w:val="24"/>
+          <w:szCs w:val="24"/>
+        </w:rPr>
+        <w:t>Master of Science</w:t>
+      </w:r>
       <w:r>
         <w:rPr>
           <w:sz w:val="24"/>
@@ -164,84 +122,56 @@
         <w:t>2013-2015</w:t>
       </w:r>
     </w:p>
-    <w:sdt>
-      <w:sdtPr>
-        <w:rPr>
-          <w:sz w:val="24"/>
-          <w:szCs w:val="24"/>
-        </w:rPr>
-        <w:id w:val="9459745"/>
-        <w:placeholder>
-          <w:docPart w:val="AC0AD175F86E4441AB8E8297EF8370AC"/>
-        </w:placeholder>
-      </w:sdtPr>
-      <w:sdtContent>
-        <w:p>
-          <w:pPr>
-            <w:pStyle w:val="BodyText"/>
-            <w:contextualSpacing/>
-            <w:rPr>
-              <w:sz w:val="24"/>
-              <w:szCs w:val="24"/>
-            </w:rPr>
-          </w:pPr>
-          <w:r>
-            <w:rPr>
-              <w:sz w:val="24"/>
-              <w:szCs w:val="24"/>
-            </w:rPr>
-            <w:t>College of Information and Computer Sciences, University of Massachusetts Amherst</w:t>
-          </w:r>
-        </w:p>
-        <w:p>
-          <w:pPr>
-            <w:pStyle w:val="BodyText"/>
-            <w:contextualSpacing/>
-            <w:rPr>
-              <w:sz w:val="24"/>
-              <w:szCs w:val="24"/>
-            </w:rPr>
-          </w:pPr>
-          <w:r>
-            <w:rPr>
-              <w:sz w:val="24"/>
-              <w:szCs w:val="24"/>
-            </w:rPr>
-            <w:t>Advisor: Sridhar Mahadevan</w:t>
-          </w:r>
-        </w:p>
-      </w:sdtContent>
-    </w:sdt>
+    <w:p>
+      <w:pPr>
+        <w:pStyle w:val="BodyText"/>
+        <w:contextualSpacing w:val="on"/>
+        <w:rPr>
+          <w:sz w:val="24"/>
+          <w:szCs w:val="24"/>
+        </w:rPr>
+      </w:pPr>
+      <w:r>
+        <w:rPr>
+          <w:sz w:val="24"/>
+          <w:szCs w:val="24"/>
+        </w:rPr>
+        <w:t>College of Information and Computer Sciences, University of Massachusetts Amherst</w:t>
+      </w:r>
+    </w:p>
+    <w:p>
+      <w:pPr>
+        <w:pStyle w:val="BodyText"/>
+        <w:contextualSpacing w:val="on"/>
+        <w:rPr>
+          <w:sz w:val="24"/>
+          <w:szCs w:val="24"/>
+        </w:rPr>
+      </w:pPr>
+      <w:r>
+        <w:rPr>
+          <w:sz w:val="24"/>
+          <w:szCs w:val="24"/>
+        </w:rPr>
+        <w:t>Advisor: Sridhar Mahadevan</w:t>
+      </w:r>
+    </w:p>
     <w:p>
       <w:pPr>
         <w:pStyle w:val="Heading2"/>
-        <w:contextualSpacing/>
-        <w:rPr>
-          <w:sz w:val="24"/>
-          <w:szCs w:val="24"/>
-        </w:rPr>
-      </w:pPr>
-      <w:sdt>
-        <w:sdtPr>
-          <w:rPr>
-            <w:sz w:val="24"/>
-            <w:szCs w:val="24"/>
-          </w:rPr>
-          <w:id w:val="9459746"/>
-          <w:placeholder>
-            <w:docPart w:val="E562008AD3EBFB48BE08413822E29341"/>
-          </w:placeholder>
-        </w:sdtPr>
-        <w:sdtContent>
-          <w:r>
-            <w:rPr>
-              <w:sz w:val="24"/>
-              <w:szCs w:val="24"/>
-            </w:rPr>
-            <w:t>Bachelor of Science</w:t>
-          </w:r>
-        </w:sdtContent>
-      </w:sdt>
+        <w:contextualSpacing w:val="on"/>
+        <w:rPr>
+          <w:sz w:val="24"/>
+          <w:szCs w:val="24"/>
+        </w:rPr>
+      </w:pPr>
+      <w:r>
+        <w:rPr>
+          <w:sz w:val="24"/>
+          <w:szCs w:val="24"/>
+        </w:rPr>
+        <w:t>Bachelor of Science</w:t>
+      </w:r>
       <w:r>
         <w:rPr>
           <w:sz w:val="24"/>
@@ -257,50 +187,34 @@
         <w:t>2008-2011</w:t>
       </w:r>
     </w:p>
-    <w:sdt>
-      <w:sdtPr>
-        <w:rPr>
-          <w:sz w:val="24"/>
-          <w:szCs w:val="24"/>
-        </w:rPr>
-        <w:id w:val="9459747"/>
-        <w:placeholder>
-          <w:docPart w:val="B356F2A2006C9447B9570C4382E2EBCC"/>
-        </w:placeholder>
-      </w:sdtPr>
-      <w:sdtContent>
-        <w:p>
-          <w:pPr>
-            <w:pStyle w:val="BodyText"/>
-            <w:contextualSpacing/>
-            <w:rPr>
-              <w:sz w:val="24"/>
-              <w:szCs w:val="24"/>
-            </w:rPr>
-          </w:pPr>
-          <w:proofErr w:type="spellStart"/>
-          <w:r>
-            <w:rPr>
-              <w:sz w:val="24"/>
-              <w:szCs w:val="24"/>
-            </w:rPr>
-            <w:t>Misher</w:t>
-          </w:r>
-          <w:proofErr w:type="spellEnd"/>
-          <w:r>
-            <w:rPr>
-              <w:sz w:val="24"/>
-              <w:szCs w:val="24"/>
-            </w:rPr>
-            <w:t xml:space="preserve"> College of Arts and Sciences, University of the Sciences in Philadelphia</w:t>
-          </w:r>
-        </w:p>
-      </w:sdtContent>
-    </w:sdt>
+    <w:p>
+      <w:pPr>
+        <w:pStyle w:val="BodyText"/>
+        <w:contextualSpacing w:val="on"/>
+        <w:rPr>
+          <w:sz w:val="24"/>
+          <w:szCs w:val="24"/>
+        </w:rPr>
+      </w:pPr>
+      <w:r>
+        <w:rPr>
+          <w:sz w:val="24"/>
+          <w:szCs w:val="24"/>
+        </w:rPr>
+        <w:t>Misher</w:t>
+      </w:r>
+      <w:r>
+        <w:rPr>
+          <w:sz w:val="24"/>
+          <w:szCs w:val="24"/>
+        </w:rPr>
+        <w:t xml:space="preserve"> College of Arts and Sciences, University of the Sciences in Philadelphia</w:t>
+      </w:r>
+    </w:p>
     <w:p>
       <w:pPr>
         <w:pStyle w:val="Heading1"/>
-        <w:contextualSpacing/>
+        <w:contextualSpacing w:val="on"/>
         <w:rPr>
           <w:sz w:val="32"/>
           <w:szCs w:val="32"/>
@@ -317,33 +231,19 @@
     <w:p>
       <w:pPr>
         <w:pStyle w:val="Heading2"/>
-        <w:contextualSpacing/>
-        <w:rPr>
-          <w:sz w:val="24"/>
-          <w:szCs w:val="24"/>
-        </w:rPr>
-      </w:pPr>
-      <w:sdt>
-        <w:sdtPr>
-          <w:rPr>
-            <w:sz w:val="24"/>
-            <w:szCs w:val="24"/>
-          </w:rPr>
-          <w:id w:val="-1034037295"/>
-          <w:placeholder>
-            <w:docPart w:val="C50A19511F76544593F04B7373D354C7"/>
-          </w:placeholder>
-        </w:sdtPr>
-        <w:sdtContent>
-          <w:r>
-            <w:rPr>
-              <w:sz w:val="24"/>
-              <w:szCs w:val="24"/>
-            </w:rPr>
-            <w:t>Roku</w:t>
-          </w:r>
-        </w:sdtContent>
-      </w:sdt>
+        <w:contextualSpacing w:val="on"/>
+        <w:rPr>
+          <w:sz w:val="24"/>
+          <w:szCs w:val="24"/>
+        </w:rPr>
+      </w:pPr>
+      <w:r>
+        <w:rPr>
+          <w:sz w:val="24"/>
+          <w:szCs w:val="24"/>
+        </w:rPr>
+        <w:t>Quince</w:t>
+      </w:r>
       <w:r>
         <w:rPr>
           <w:sz w:val="24"/>
@@ -357,6 +257,86 @@
           <w:sz w:val="24"/>
           <w:szCs w:val="24"/>
         </w:rPr>
+        <w:t>24</w:t>
+      </w:r>
+      <w:r>
+        <w:rPr>
+          <w:sz w:val="24"/>
+          <w:szCs w:val="24"/>
+        </w:rPr>
+        <w:t>-Present</w:t>
+      </w:r>
+    </w:p>
+    <w:p>
+      <w:pPr>
+        <w:pStyle w:val="BodyText"/>
+        <w:contextualSpacing w:val="on"/>
+        <w:rPr>
+          <w:sz w:val="24"/>
+          <w:szCs w:val="24"/>
+        </w:rPr>
+      </w:pPr>
+      <w:r>
+        <w:rPr>
+          <w:sz w:val="24"/>
+          <w:szCs w:val="24"/>
+        </w:rPr>
+        <w:t xml:space="preserve">Senior Machine Learning </w:t>
+      </w:r>
+      <w:r>
+        <w:rPr>
+          <w:sz w:val="24"/>
+          <w:szCs w:val="24"/>
+        </w:rPr>
+        <w:t>Engineer</w:t>
+      </w:r>
+    </w:p>
+    <w:p>
+      <w:pPr>
+        <w:pStyle w:val="BodyText"/>
+        <w:contextualSpacing w:val="on"/>
+        <w:rPr>
+          <w:sz w:val="24"/>
+          <w:szCs w:val="24"/>
+        </w:rPr>
+      </w:pPr>
+      <w:r>
+        <w:rPr>
+          <w:sz w:val="24"/>
+          <w:szCs w:val="24"/>
+        </w:rPr>
+        <w:t>Responsible for building and scaling the recommendations systems running in the store. Responsible for defining roadmaps around personalization initiatives in the company.</w:t>
+      </w:r>
+    </w:p>
+    <w:p>
+      <w:pPr>
+        <w:pStyle w:val="Heading2"/>
+        <w:contextualSpacing w:val="on"/>
+        <w:rPr>
+          <w:sz w:val="24"/>
+          <w:szCs w:val="24"/>
+        </w:rPr>
+      </w:pPr>
+      <w:r>
+        <w:rPr>
+          <w:sz w:val="24"/>
+          <w:szCs w:val="24"/>
+        </w:rPr>
+        <w:t>Roku</w:t>
+      </w:r>
+      <w:r>
+        <w:rPr>
+          <w:sz w:val="24"/>
+          <w:szCs w:val="24"/>
+        </w:rPr>
+        <w:tab/>
+        <w:t>20</w:t>
+      </w:r>
+      <w:r>
+        <w:rPr>
+          <w:sz w:val="24"/>
+          <w:szCs w:val="24"/>
+        </w:rPr>
         <w:t>22</w:t>
       </w:r>
       <w:r>
@@ -364,101 +344,80 @@
           <w:sz w:val="24"/>
           <w:szCs w:val="24"/>
         </w:rPr>
-        <w:t>-Present</w:t>
-      </w:r>
-    </w:p>
-    <w:sdt>
-      <w:sdtPr>
-        <w:rPr>
-          <w:sz w:val="24"/>
-          <w:szCs w:val="24"/>
-        </w:rPr>
-        <w:id w:val="-508057930"/>
-        <w:placeholder>
-          <w:docPart w:val="5A9E26285930FF45BCF2B4B72EFDB87A"/>
-        </w:placeholder>
-      </w:sdtPr>
-      <w:sdtContent>
-        <w:p>
-          <w:pPr>
-            <w:pStyle w:val="BodyText"/>
-            <w:contextualSpacing/>
-            <w:rPr>
-              <w:sz w:val="24"/>
-              <w:szCs w:val="24"/>
-            </w:rPr>
-          </w:pPr>
-          <w:r>
-            <w:rPr>
-              <w:sz w:val="24"/>
-              <w:szCs w:val="24"/>
-            </w:rPr>
-            <w:t>Senior Machine Learning Scientist</w:t>
-          </w:r>
-        </w:p>
-        <w:p>
-          <w:pPr>
-            <w:pStyle w:val="BodyText"/>
-            <w:contextualSpacing/>
-            <w:rPr>
-              <w:sz w:val="24"/>
-              <w:szCs w:val="24"/>
-            </w:rPr>
-          </w:pPr>
-          <w:r>
-            <w:rPr>
-              <w:sz w:val="24"/>
-              <w:szCs w:val="24"/>
-            </w:rPr>
-            <w:t>Research in machine learning for recommendations and ranking</w:t>
-          </w:r>
-          <w:r>
-            <w:rPr>
-              <w:sz w:val="24"/>
-              <w:szCs w:val="24"/>
-            </w:rPr>
-            <w:t>.</w:t>
-          </w:r>
-          <w:r>
-            <w:rPr>
-              <w:sz w:val="24"/>
-              <w:szCs w:val="24"/>
-            </w:rPr>
-            <w:t xml:space="preserve"> Build and deploy models to be used in production.</w:t>
-          </w:r>
-        </w:p>
-      </w:sdtContent>
-    </w:sdt>
+        <w:t>-</w:t>
+      </w:r>
+      <w:r>
+        <w:rPr>
+          <w:sz w:val="24"/>
+          <w:szCs w:val="24"/>
+        </w:rPr>
+        <w:t>2024</w:t>
+      </w:r>
+    </w:p>
+    <w:p>
+      <w:pPr>
+        <w:pStyle w:val="BodyText"/>
+        <w:contextualSpacing w:val="on"/>
+        <w:rPr>
+          <w:sz w:val="24"/>
+          <w:szCs w:val="24"/>
+        </w:rPr>
+      </w:pPr>
+      <w:r>
+        <w:rPr>
+          <w:sz w:val="24"/>
+          <w:szCs w:val="24"/>
+        </w:rPr>
+        <w:t>Senior Machine Learning Scientist</w:t>
+      </w:r>
+    </w:p>
+    <w:p>
+      <w:pPr>
+        <w:pStyle w:val="BodyText"/>
+        <w:contextualSpacing w:val="on"/>
+        <w:rPr>
+          <w:sz w:val="24"/>
+          <w:szCs w:val="24"/>
+        </w:rPr>
+      </w:pPr>
+      <w:r>
+        <w:rPr>
+          <w:sz w:val="24"/>
+          <w:szCs w:val="24"/>
+        </w:rPr>
+        <w:t>Research in machine learning for recommendations and ranking</w:t>
+      </w:r>
+      <w:r>
+        <w:rPr>
+          <w:sz w:val="24"/>
+          <w:szCs w:val="24"/>
+        </w:rPr>
+        <w:t>.</w:t>
+      </w:r>
+      <w:r>
+        <w:rPr>
+          <w:sz w:val="24"/>
+          <w:szCs w:val="24"/>
+        </w:rPr>
+        <w:t xml:space="preserve"> Build and deploy models to be used in production.</w:t>
+      </w:r>
+    </w:p>
     <w:p>
       <w:pPr>
         <w:pStyle w:val="Heading2"/>
-        <w:contextualSpacing/>
-        <w:rPr>
-          <w:sz w:val="24"/>
-          <w:szCs w:val="24"/>
-        </w:rPr>
-      </w:pPr>
-      <w:sdt>
-        <w:sdtPr>
-          <w:rPr>
-            <w:sz w:val="24"/>
-            <w:szCs w:val="24"/>
-          </w:rPr>
-          <w:id w:val="9459748"/>
-          <w:placeholder>
-            <w:docPart w:val="65A9C4D11D37EE40985B86EF9BFE5ED4"/>
-          </w:placeholder>
-        </w:sdtPr>
-        <w:sdtContent>
-          <w:r>
-            <w:rPr>
-              <w:sz w:val="24"/>
-              <w:szCs w:val="24"/>
-            </w:rPr>
-            <w:t>Amazon Alexa</w:t>
-          </w:r>
-        </w:sdtContent>
-      </w:sdt>
+        <w:contextualSpacing w:val="on"/>
+        <w:rPr>
+          <w:sz w:val="24"/>
+          <w:szCs w:val="24"/>
+        </w:rPr>
+      </w:pPr>
+      <w:r>
+        <w:rPr>
+          <w:sz w:val="24"/>
+          <w:szCs w:val="24"/>
+        </w:rPr>
+        <w:t>Amazon Alexa</w:t>
+      </w:r>
       <w:r>
         <w:rPr>
           <w:sz w:val="24"/>
@@ -481,105 +440,77 @@
         <w:t>2022</w:t>
       </w:r>
     </w:p>
-    <w:sdt>
-      <w:sdtPr>
-        <w:rPr>
-          <w:sz w:val="24"/>
-          <w:szCs w:val="24"/>
-        </w:rPr>
-        <w:id w:val="9459749"/>
-        <w:placeholder>
-          <w:docPart w:val="F9691016675D074D8A5BC331FE3494BA"/>
-        </w:placeholder>
-      </w:sdtPr>
-      <w:sdtContent>
-        <w:p>
-          <w:pPr>
-            <w:pStyle w:val="BodyText"/>
-            <w:contextualSpacing/>
-            <w:rPr>
-              <w:sz w:val="24"/>
-              <w:szCs w:val="24"/>
-            </w:rPr>
-          </w:pPr>
-          <w:r>
-            <w:rPr>
-              <w:sz w:val="24"/>
-              <w:szCs w:val="24"/>
-            </w:rPr>
-            <w:t>Applied Scientist – L5</w:t>
-          </w:r>
-        </w:p>
-        <w:p>
-          <w:pPr>
-            <w:pStyle w:val="BodyText"/>
-            <w:contextualSpacing/>
-            <w:rPr>
-              <w:sz w:val="24"/>
-              <w:szCs w:val="24"/>
-            </w:rPr>
-          </w:pPr>
-          <w:r>
-            <w:rPr>
-              <w:sz w:val="24"/>
-              <w:szCs w:val="24"/>
-            </w:rPr>
-            <w:t xml:space="preserve">Conduct research and implement solutions for the core natural </w:t>
-          </w:r>
-          <w:r>
-            <w:rPr>
-              <w:sz w:val="24"/>
-              <w:szCs w:val="24"/>
-            </w:rPr>
-            <w:t>language understanding</w:t>
-          </w:r>
-          <w:r>
-            <w:rPr>
-              <w:sz w:val="24"/>
-              <w:szCs w:val="24"/>
-            </w:rPr>
-            <w:t xml:space="preserve"> system</w:t>
-          </w:r>
-          <w:r>
-            <w:rPr>
-              <w:sz w:val="24"/>
-              <w:szCs w:val="24"/>
-            </w:rPr>
-            <w:t xml:space="preserve"> in Alexa.</w:t>
-          </w:r>
-        </w:p>
-      </w:sdtContent>
-    </w:sdt>
+    <w:p>
+      <w:pPr>
+        <w:pStyle w:val="BodyText"/>
+        <w:contextualSpacing w:val="on"/>
+        <w:rPr>
+          <w:sz w:val="24"/>
+          <w:szCs w:val="24"/>
+        </w:rPr>
+      </w:pPr>
+      <w:r>
+        <w:rPr>
+          <w:sz w:val="24"/>
+          <w:szCs w:val="24"/>
+        </w:rPr>
+        <w:t>Applied Scientist – L5</w:t>
+      </w:r>
+    </w:p>
+    <w:p>
+      <w:pPr>
+        <w:pStyle w:val="BodyText"/>
+        <w:contextualSpacing w:val="on"/>
+        <w:rPr>
+          <w:sz w:val="24"/>
+          <w:szCs w:val="24"/>
+        </w:rPr>
+      </w:pPr>
+      <w:r>
+        <w:rPr>
+          <w:sz w:val="24"/>
+          <w:szCs w:val="24"/>
+        </w:rPr>
+        <w:t xml:space="preserve">Conduct research and implement solutions for the core natural </w:t>
+      </w:r>
+      <w:r>
+        <w:rPr>
+          <w:sz w:val="24"/>
+          <w:szCs w:val="24"/>
+        </w:rPr>
+        <w:t>language understanding</w:t>
+      </w:r>
+      <w:r>
+        <w:rPr>
+          <w:sz w:val="24"/>
+          <w:szCs w:val="24"/>
+        </w:rPr>
+        <w:t xml:space="preserve"> system</w:t>
+      </w:r>
+      <w:r>
+        <w:rPr>
+          <w:sz w:val="24"/>
+          <w:szCs w:val="24"/>
+        </w:rPr>
+        <w:t xml:space="preserve"> in Alexa.</w:t>
+      </w:r>
+    </w:p>
     <w:p>
       <w:pPr>
         <w:pStyle w:val="Heading2"/>
-        <w:contextualSpacing/>
-        <w:rPr>
-          <w:sz w:val="24"/>
-          <w:szCs w:val="24"/>
-        </w:rPr>
-      </w:pPr>
-      <w:sdt>
-        <w:sdtPr>
-          <w:rPr>
-            <w:sz w:val="24"/>
-            <w:szCs w:val="24"/>
-          </w:rPr>
-          <w:id w:val="9459752"/>
-          <w:placeholder>
-            <w:docPart w:val="27157F5FAB0A864EBA0A4B284D24EBB6"/>
-          </w:placeholder>
-        </w:sdtPr>
-        <w:sdtContent>
-          <w:r>
-            <w:rPr>
-              <w:sz w:val="24"/>
-              <w:szCs w:val="24"/>
-            </w:rPr>
-            <w:t>University of Massachusetts Amherst</w:t>
-          </w:r>
-        </w:sdtContent>
-      </w:sdt>
+        <w:contextualSpacing w:val="on"/>
+        <w:rPr>
+          <w:sz w:val="24"/>
+          <w:szCs w:val="24"/>
+        </w:rPr>
+      </w:pPr>
+      <w:r>
+        <w:rPr>
+          <w:sz w:val="24"/>
+          <w:szCs w:val="24"/>
+        </w:rPr>
+        <w:t>University of Massachusetts Amherst</w:t>
+      </w:r>
       <w:r>
         <w:rPr>
           <w:sz w:val="24"/>
@@ -602,84 +533,56 @@
         <w:t>2019</w:t>
       </w:r>
     </w:p>
-    <w:sdt>
-      <w:sdtPr>
-        <w:rPr>
-          <w:sz w:val="24"/>
-          <w:szCs w:val="24"/>
-        </w:rPr>
-        <w:id w:val="9459753"/>
-        <w:placeholder>
-          <w:docPart w:val="E505B6FF501D91428425DB879F4FAC6F"/>
-        </w:placeholder>
-      </w:sdtPr>
-      <w:sdtContent>
-        <w:p>
-          <w:pPr>
-            <w:pStyle w:val="BodyText"/>
-            <w:contextualSpacing/>
-            <w:rPr>
-              <w:sz w:val="24"/>
-              <w:szCs w:val="24"/>
-            </w:rPr>
-          </w:pPr>
-          <w:r>
-            <w:rPr>
-              <w:sz w:val="24"/>
-              <w:szCs w:val="24"/>
-            </w:rPr>
-            <w:t>Doctoral Student</w:t>
-          </w:r>
-        </w:p>
-        <w:p>
-          <w:pPr>
-            <w:pStyle w:val="BodyText"/>
-            <w:contextualSpacing/>
-            <w:rPr>
-              <w:sz w:val="24"/>
-              <w:szCs w:val="24"/>
-            </w:rPr>
-          </w:pPr>
-          <w:r>
-            <w:rPr>
-              <w:sz w:val="24"/>
-              <w:szCs w:val="24"/>
-            </w:rPr>
-            <w:t>Conducted research in reinforcement learning with a focus on temporal abstraction and meta-learning.</w:t>
-          </w:r>
-        </w:p>
-      </w:sdtContent>
-    </w:sdt>
+    <w:p>
+      <w:pPr>
+        <w:pStyle w:val="BodyText"/>
+        <w:contextualSpacing w:val="on"/>
+        <w:rPr>
+          <w:sz w:val="24"/>
+          <w:szCs w:val="24"/>
+        </w:rPr>
+      </w:pPr>
+      <w:r>
+        <w:rPr>
+          <w:sz w:val="24"/>
+          <w:szCs w:val="24"/>
+        </w:rPr>
+        <w:t>Doctoral Student</w:t>
+      </w:r>
+    </w:p>
+    <w:p>
+      <w:pPr>
+        <w:pStyle w:val="BodyText"/>
+        <w:contextualSpacing w:val="on"/>
+        <w:rPr>
+          <w:sz w:val="24"/>
+          <w:szCs w:val="24"/>
+        </w:rPr>
+      </w:pPr>
+      <w:r>
+        <w:rPr>
+          <w:sz w:val="24"/>
+          <w:szCs w:val="24"/>
+        </w:rPr>
+        <w:t>Conducted research in reinforcement learning with a focus on temporal abstraction and meta-learning.</w:t>
+      </w:r>
+    </w:p>
     <w:p>
       <w:pPr>
         <w:pStyle w:val="Heading2"/>
-        <w:contextualSpacing/>
-        <w:rPr>
-          <w:sz w:val="24"/>
-          <w:szCs w:val="24"/>
-        </w:rPr>
-      </w:pPr>
-      <w:sdt>
-        <w:sdtPr>
-          <w:rPr>
-            <w:sz w:val="24"/>
-            <w:szCs w:val="24"/>
-          </w:rPr>
-          <w:id w:val="1700821077"/>
-          <w:placeholder>
-            <w:docPart w:val="212C26E9D87E8047844C5A50827C3758"/>
-          </w:placeholder>
-        </w:sdtPr>
-        <w:sdtContent>
-          <w:r>
-            <w:rPr>
-              <w:sz w:val="24"/>
-              <w:szCs w:val="24"/>
-            </w:rPr>
-            <w:t>Microsoft Research</w:t>
-          </w:r>
-        </w:sdtContent>
-      </w:sdt>
+        <w:contextualSpacing w:val="on"/>
+        <w:rPr>
+          <w:sz w:val="24"/>
+          <w:szCs w:val="24"/>
+        </w:rPr>
+      </w:pPr>
+      <w:r>
+        <w:rPr>
+          <w:sz w:val="24"/>
+          <w:szCs w:val="24"/>
+        </w:rPr>
+        <w:t>Microsoft Research</w:t>
+      </w:r>
       <w:r>
         <w:rPr>
           <w:sz w:val="24"/>
@@ -689,156 +592,114 @@
         <w:t>2016</w:t>
       </w:r>
     </w:p>
-    <w:sdt>
-      <w:sdtPr>
-        <w:rPr>
-          <w:sz w:val="24"/>
-          <w:szCs w:val="24"/>
-        </w:rPr>
-        <w:id w:val="-1079981149"/>
-        <w:placeholder>
-          <w:docPart w:val="DD98D1B50301B141A09953BDE3E6546D"/>
-        </w:placeholder>
-      </w:sdtPr>
-      <w:sdtContent>
-        <w:p>
-          <w:pPr>
-            <w:pStyle w:val="BodyText"/>
-            <w:contextualSpacing/>
-            <w:rPr>
-              <w:sz w:val="24"/>
-              <w:szCs w:val="24"/>
-            </w:rPr>
-          </w:pPr>
-          <w:r>
-            <w:rPr>
-              <w:sz w:val="24"/>
-              <w:szCs w:val="24"/>
-            </w:rPr>
-            <w:t>Research Intern</w:t>
-          </w:r>
-        </w:p>
-        <w:p>
-          <w:pPr>
-            <w:pStyle w:val="BodyText"/>
-            <w:contextualSpacing/>
-            <w:rPr>
-              <w:sz w:val="24"/>
-              <w:szCs w:val="24"/>
-            </w:rPr>
-          </w:pPr>
-          <w:r>
-            <w:rPr>
-              <w:sz w:val="24"/>
-              <w:szCs w:val="24"/>
-            </w:rPr>
-            <w:t>Conducted research in navigation of unmanned air vehicles (UAVs).</w:t>
-          </w:r>
-        </w:p>
-        <w:p>
-          <w:pPr>
-            <w:pStyle w:val="Heading2"/>
-            <w:contextualSpacing/>
-            <w:rPr>
-              <w:sz w:val="24"/>
-              <w:szCs w:val="24"/>
-            </w:rPr>
-          </w:pPr>
-          <w:sdt>
-            <w:sdtPr>
-              <w:rPr>
-                <w:sz w:val="24"/>
-                <w:szCs w:val="24"/>
-              </w:rPr>
-              <w:id w:val="-250127449"/>
-              <w:placeholder>
-                <w:docPart w:val="3192A4ED0143814DB57C7DD4BD8F6349"/>
-              </w:placeholder>
-            </w:sdtPr>
-            <w:sdtContent>
-              <w:r>
-                <w:rPr>
-                  <w:sz w:val="24"/>
-                  <w:szCs w:val="24"/>
-                </w:rPr>
-                <w:t>Adobe Research</w:t>
-              </w:r>
-            </w:sdtContent>
-          </w:sdt>
-          <w:r>
-            <w:rPr>
-              <w:sz w:val="24"/>
-              <w:szCs w:val="24"/>
-            </w:rPr>
-            <w:tab/>
-            <w:t>2014</w:t>
-          </w:r>
-        </w:p>
-        <w:sdt>
-          <w:sdtPr>
-            <w:rPr>
-              <w:sz w:val="24"/>
-              <w:szCs w:val="24"/>
-            </w:rPr>
-            <w:id w:val="1818837117"/>
-            <w:placeholder>
-              <w:docPart w:val="94BE9A073EA63542B60786E56801C198"/>
-            </w:placeholder>
-          </w:sdtPr>
-          <w:sdtContent>
-            <w:p>
-              <w:pPr>
-                <w:pStyle w:val="BodyText"/>
-                <w:contextualSpacing/>
-                <w:rPr>
-                  <w:sz w:val="24"/>
-                  <w:szCs w:val="24"/>
-                </w:rPr>
-              </w:pPr>
-              <w:r>
-                <w:rPr>
-                  <w:sz w:val="24"/>
-                  <w:szCs w:val="24"/>
-                </w:rPr>
-                <w:t>Research Intern</w:t>
-              </w:r>
-            </w:p>
-            <w:p>
-              <w:pPr>
-                <w:pStyle w:val="BodyText"/>
-                <w:contextualSpacing/>
-                <w:rPr>
-                  <w:sz w:val="24"/>
-                  <w:szCs w:val="24"/>
-                </w:rPr>
-              </w:pPr>
-              <w:r>
-                <w:rPr>
-                  <w:sz w:val="24"/>
-                  <w:szCs w:val="24"/>
-                </w:rPr>
-                <w:t>Conducted research in natural language techniques to support business analytics teams.</w:t>
-              </w:r>
-            </w:p>
-          </w:sdtContent>
-        </w:sdt>
-        <w:p>
-          <w:pPr>
-            <w:pStyle w:val="BodyText"/>
-            <w:contextualSpacing/>
-            <w:rPr>
-              <w:sz w:val="24"/>
-              <w:szCs w:val="24"/>
-            </w:rPr>
-          </w:pPr>
-        </w:p>
-      </w:sdtContent>
-    </w:sdt>
+    <w:p>
+      <w:pPr>
+        <w:pStyle w:val="BodyText"/>
+        <w:contextualSpacing w:val="on"/>
+        <w:rPr>
+          <w:sz w:val="24"/>
+          <w:szCs w:val="24"/>
+        </w:rPr>
+      </w:pPr>
+      <w:r>
+        <w:rPr>
+          <w:sz w:val="24"/>
+          <w:szCs w:val="24"/>
+        </w:rPr>
+        <w:t>Research Intern</w:t>
+      </w:r>
+    </w:p>
+    <w:p>
+      <w:pPr>
+        <w:pStyle w:val="BodyText"/>
+        <w:contextualSpacing w:val="on"/>
+        <w:rPr>
+          <w:sz w:val="24"/>
+          <w:szCs w:val="24"/>
+        </w:rPr>
+      </w:pPr>
+      <w:r>
+        <w:rPr>
+          <w:sz w:val="24"/>
+          <w:szCs w:val="24"/>
+        </w:rPr>
+        <w:t>Conducted research in navigation of unmanned air vehicles (UAVs).</w:t>
+      </w:r>
+    </w:p>
+    <w:p>
+      <w:pPr>
+        <w:pStyle w:val="Heading2"/>
+        <w:contextualSpacing w:val="on"/>
+        <w:rPr>
+          <w:sz w:val="24"/>
+          <w:szCs w:val="24"/>
+        </w:rPr>
+      </w:pPr>
+      <w:r>
+        <w:rPr>
+          <w:sz w:val="24"/>
+          <w:szCs w:val="24"/>
+        </w:rPr>
+        <w:t>Adobe Research</w:t>
+      </w:r>
+      <w:r>
+        <w:rPr>
+          <w:sz w:val="24"/>
+          <w:szCs w:val="24"/>
+        </w:rPr>
+        <w:tab/>
+        <w:t>2014</w:t>
+      </w:r>
+    </w:p>
+    <w:p>
+      <w:pPr>
+        <w:pStyle w:val="BodyText"/>
+        <w:contextualSpacing w:val="on"/>
+        <w:rPr>
+          <w:sz w:val="24"/>
+          <w:szCs w:val="24"/>
+        </w:rPr>
+      </w:pPr>
+      <w:r>
+        <w:rPr>
+          <w:sz w:val="24"/>
+          <w:szCs w:val="24"/>
+        </w:rPr>
+        <w:t>Research Intern</w:t>
+      </w:r>
+    </w:p>
+    <w:p>
+      <w:pPr>
+        <w:pStyle w:val="BodyText"/>
+        <w:contextualSpacing w:val="on"/>
+        <w:rPr>
+          <w:sz w:val="24"/>
+          <w:szCs w:val="24"/>
+        </w:rPr>
+      </w:pPr>
+      <w:r>
+        <w:rPr>
+          <w:sz w:val="24"/>
+          <w:szCs w:val="24"/>
+        </w:rPr>
+        <w:t>Conducted research in natural language techniques to support business analytics teams.</w:t>
+      </w:r>
+    </w:p>
+    <w:p>
+      <w:pPr>
+        <w:pStyle w:val="BodyText"/>
+        <w:contextualSpacing w:val="on"/>
+        <w:rPr>
+          <w:sz w:val="24"/>
+          <w:szCs w:val="24"/>
+        </w:rPr>
+      </w:pPr>
+    </w:p>
     <w:p>
       <w:pPr>
         <w:pStyle w:val="Heading1"/>
         <w:ind w:left="0" w:firstLine="0"/>
-        <w:contextualSpacing/>
+        <w:contextualSpacing w:val="on"/>
         <w:rPr>
           <w:sz w:val="32"/>
           <w:szCs w:val="32"/>
@@ -849,7 +710,7 @@
       <w:pPr>
         <w:pStyle w:val="Heading1"/>
         <w:ind w:left="0" w:firstLine="0"/>
-        <w:contextualSpacing/>
+        <w:contextualSpacing w:val="on"/>
         <w:rPr>
           <w:sz w:val="32"/>
           <w:szCs w:val="32"/>
@@ -866,10 +727,10 @@
     <w:p>
       <w:pPr>
         <w:pStyle w:val="Heading2"/>
-        <w:contextualSpacing/>
-        <w:rPr>
-          <w:b w:val="0"/>
-          <w:bCs w:val="0"/>
+        <w:contextualSpacing w:val="on"/>
+        <w:rPr>
+          <w:b w:val="off"/>
+          <w:bCs w:val="off"/>
           <w:sz w:val="24"/>
           <w:szCs w:val="24"/>
         </w:rPr>
@@ -904,39 +765,35 @@
       </w:r>
       <w:r>
         <w:rPr>
-          <w:b w:val="0"/>
-          <w:bCs w:val="0"/>
+          <w:b w:val="off"/>
+          <w:bCs w:val="off"/>
           <w:sz w:val="24"/>
           <w:szCs w:val="24"/>
         </w:rPr>
         <w:t xml:space="preserve">L. Chen, V. Kumar, H. </w:t>
       </w:r>
-      <w:proofErr w:type="spellStart"/>
-      <w:r>
-        <w:rPr>
-          <w:b w:val="0"/>
-          <w:bCs w:val="0"/>
+      <w:r>
+        <w:rPr>
+          <w:b w:val="off"/>
+          <w:bCs w:val="off"/>
           <w:sz w:val="24"/>
           <w:szCs w:val="24"/>
         </w:rPr>
         <w:t>Xie</w:t>
       </w:r>
-      <w:proofErr w:type="spellEnd"/>
-      <w:r>
-        <w:rPr>
-          <w:b w:val="0"/>
-          <w:bCs w:val="0"/>
+      <w:r>
+        <w:rPr>
+          <w:b w:val="off"/>
+          <w:bCs w:val="off"/>
           <w:sz w:val="24"/>
           <w:szCs w:val="24"/>
         </w:rPr>
         <w:t xml:space="preserve">, J. </w:t>
       </w:r>
-      <w:proofErr w:type="spellStart"/>
-      <w:proofErr w:type="gramStart"/>
-      <w:r>
-        <w:rPr>
-          <w:b w:val="0"/>
-          <w:bCs w:val="0"/>
+      <w:r>
+        <w:rPr>
+          <w:b w:val="off"/>
+          <w:bCs w:val="off"/>
           <w:sz w:val="24"/>
           <w:szCs w:val="24"/>
         </w:rPr>
@@ -951,19 +808,17 @@
       </w:r>
       <w:r>
         <w:rPr>
-          <w:b w:val="0"/>
-          <w:bCs w:val="0"/>
+          <w:b w:val="off"/>
+          <w:bCs w:val="off"/>
           <w:sz w:val="24"/>
           <w:szCs w:val="24"/>
         </w:rPr>
         <w:t>Industry</w:t>
       </w:r>
-      <w:proofErr w:type="spellEnd"/>
-      <w:proofErr w:type="gramEnd"/>
-      <w:r>
-        <w:rPr>
-          <w:b w:val="0"/>
-          <w:bCs w:val="0"/>
+      <w:r>
+        <w:rPr>
+          <w:b w:val="off"/>
+          <w:bCs w:val="off"/>
           <w:sz w:val="24"/>
           <w:szCs w:val="24"/>
         </w:rPr>
@@ -971,8 +826,8 @@
       </w:r>
       <w:r>
         <w:rPr>
-          <w:b w:val="0"/>
-          <w:bCs w:val="0"/>
+          <w:b w:val="off"/>
+          <w:bCs w:val="off"/>
           <w:sz w:val="24"/>
           <w:szCs w:val="24"/>
         </w:rPr>
@@ -980,8 +835,8 @@
       </w:r>
       <w:r>
         <w:rPr>
-          <w:b w:val="0"/>
-          <w:bCs w:val="0"/>
+          <w:b w:val="off"/>
+          <w:bCs w:val="off"/>
           <w:sz w:val="24"/>
           <w:szCs w:val="24"/>
         </w:rPr>
@@ -989,8 +844,8 @@
       </w:r>
       <w:r>
         <w:rPr>
-          <w:b w:val="0"/>
-          <w:bCs w:val="0"/>
+          <w:b w:val="off"/>
+          <w:bCs w:val="off"/>
           <w:i/>
           <w:iCs/>
           <w:sz w:val="24"/>
@@ -1000,8 +855,8 @@
       </w:r>
       <w:r>
         <w:rPr>
-          <w:b w:val="0"/>
-          <w:bCs w:val="0"/>
+          <w:b w:val="off"/>
+          <w:bCs w:val="off"/>
           <w:sz w:val="24"/>
           <w:szCs w:val="24"/>
         </w:rPr>
@@ -1011,7 +866,7 @@
     <w:p>
       <w:pPr>
         <w:pStyle w:val="Heading2"/>
-        <w:contextualSpacing/>
+        <w:contextualSpacing w:val="on"/>
         <w:rPr>
           <w:sz w:val="24"/>
           <w:szCs w:val="24"/>
@@ -1021,10 +876,10 @@
     <w:p>
       <w:pPr>
         <w:pStyle w:val="Heading2"/>
-        <w:contextualSpacing/>
-        <w:rPr>
-          <w:b w:val="0"/>
-          <w:bCs w:val="0"/>
+        <w:contextualSpacing w:val="on"/>
+        <w:rPr>
+          <w:b w:val="off"/>
+          <w:bCs w:val="off"/>
           <w:sz w:val="24"/>
           <w:szCs w:val="24"/>
         </w:rPr>
@@ -1052,8 +907,8 @@
       </w:r>
       <w:r>
         <w:rPr>
-          <w:b w:val="0"/>
-          <w:bCs w:val="0"/>
+          <w:b w:val="off"/>
+          <w:bCs w:val="off"/>
           <w:sz w:val="24"/>
           <w:szCs w:val="24"/>
         </w:rPr>
@@ -1063,7 +918,7 @@
     <w:p>
       <w:pPr>
         <w:pStyle w:val="Heading2"/>
-        <w:contextualSpacing/>
+        <w:contextualSpacing w:val="on"/>
         <w:rPr>
           <w:sz w:val="24"/>
           <w:szCs w:val="24"/>
@@ -1073,9 +928,9 @@
     <w:p>
       <w:pPr>
         <w:pStyle w:val="Heading2"/>
-        <w:contextualSpacing/>
-        <w:rPr>
-          <w:b w:val="0"/>
+        <w:contextualSpacing w:val="on"/>
+        <w:rPr>
+          <w:b w:val="off"/>
           <w:sz w:val="24"/>
           <w:szCs w:val="24"/>
         </w:rPr>
@@ -1089,7 +944,7 @@
       </w:r>
       <w:r>
         <w:rPr>
-          <w:b w:val="0"/>
+          <w:b w:val="off"/>
           <w:sz w:val="24"/>
           <w:szCs w:val="24"/>
         </w:rPr>
@@ -1097,7 +952,7 @@
       </w:r>
       <w:r>
         <w:rPr>
-          <w:b w:val="0"/>
+          <w:b w:val="off"/>
           <w:i/>
           <w:sz w:val="24"/>
           <w:szCs w:val="24"/>
@@ -1106,7 +961,7 @@
       </w:r>
       <w:r>
         <w:rPr>
-          <w:b w:val="0"/>
+          <w:b w:val="off"/>
           <w:sz w:val="24"/>
           <w:szCs w:val="24"/>
         </w:rPr>
@@ -1116,7 +971,7 @@
     <w:p>
       <w:pPr>
         <w:pStyle w:val="Heading2"/>
-        <w:contextualSpacing/>
+        <w:contextualSpacing w:val="on"/>
         <w:rPr>
           <w:sz w:val="24"/>
           <w:szCs w:val="24"/>
@@ -1126,9 +981,9 @@
     <w:p>
       <w:pPr>
         <w:pStyle w:val="Heading2"/>
-        <w:contextualSpacing/>
-        <w:rPr>
-          <w:b w:val="0"/>
+        <w:contextualSpacing w:val="on"/>
+        <w:rPr>
+          <w:b w:val="off"/>
           <w:sz w:val="24"/>
           <w:szCs w:val="24"/>
         </w:rPr>
@@ -1142,7 +997,7 @@
       </w:r>
       <w:r>
         <w:rPr>
-          <w:b w:val="0"/>
+          <w:b w:val="off"/>
           <w:sz w:val="24"/>
           <w:szCs w:val="24"/>
         </w:rPr>
@@ -1150,7 +1005,7 @@
       </w:r>
       <w:r>
         <w:rPr>
-          <w:b w:val="0"/>
+          <w:b w:val="off"/>
           <w:sz w:val="24"/>
           <w:szCs w:val="24"/>
         </w:rPr>
@@ -1158,27 +1013,25 @@
       </w:r>
       <w:r>
         <w:rPr>
-          <w:b w:val="0"/>
+          <w:b w:val="off"/>
           <w:i/>
           <w:sz w:val="24"/>
           <w:szCs w:val="24"/>
         </w:rPr>
         <w:t xml:space="preserve">The Fourth Multidisciplinary Conference on Reinforcement Learning and </w:t>
       </w:r>
-      <w:proofErr w:type="gramStart"/>
-      <w:r>
-        <w:rPr>
-          <w:b w:val="0"/>
+      <w:r>
+        <w:rPr>
+          <w:b w:val="off"/>
           <w:i/>
           <w:sz w:val="24"/>
           <w:szCs w:val="24"/>
         </w:rPr>
         <w:t>Decision  Making</w:t>
       </w:r>
-      <w:proofErr w:type="gramEnd"/>
-      <w:r>
-        <w:rPr>
-          <w:b w:val="0"/>
+      <w:r>
+        <w:rPr>
+          <w:b w:val="off"/>
           <w:i/>
           <w:sz w:val="24"/>
           <w:szCs w:val="24"/>
@@ -1187,7 +1040,7 @@
       </w:r>
       <w:r>
         <w:rPr>
-          <w:b w:val="0"/>
+          <w:b w:val="off"/>
           <w:sz w:val="24"/>
           <w:szCs w:val="24"/>
         </w:rPr>
@@ -1195,7 +1048,7 @@
       </w:r>
       <w:r>
         <w:rPr>
-          <w:b w:val="0"/>
+          <w:b w:val="off"/>
           <w:sz w:val="24"/>
           <w:szCs w:val="24"/>
         </w:rPr>
@@ -1205,7 +1058,7 @@
     <w:p>
       <w:pPr>
         <w:pStyle w:val="Heading2"/>
-        <w:contextualSpacing/>
+        <w:contextualSpacing w:val="on"/>
         <w:rPr>
           <w:sz w:val="24"/>
           <w:szCs w:val="24"/>
@@ -1215,9 +1068,9 @@
     <w:p>
       <w:pPr>
         <w:pStyle w:val="Heading2"/>
-        <w:contextualSpacing/>
-        <w:rPr>
-          <w:b w:val="0"/>
+        <w:contextualSpacing w:val="on"/>
+        <w:rPr>
+          <w:b w:val="off"/>
           <w:sz w:val="24"/>
           <w:szCs w:val="24"/>
         </w:rPr>
@@ -1231,7 +1084,7 @@
       </w:r>
       <w:r>
         <w:rPr>
-          <w:b w:val="0"/>
+          <w:b w:val="off"/>
           <w:sz w:val="24"/>
           <w:szCs w:val="24"/>
         </w:rPr>
@@ -1239,7 +1092,7 @@
       </w:r>
       <w:r>
         <w:rPr>
-          <w:b w:val="0"/>
+          <w:b w:val="off"/>
           <w:sz w:val="24"/>
           <w:szCs w:val="24"/>
         </w:rPr>
@@ -1247,7 +1100,7 @@
       </w:r>
       <w:r>
         <w:rPr>
-          <w:b w:val="0"/>
+          <w:b w:val="off"/>
           <w:i/>
           <w:sz w:val="24"/>
           <w:szCs w:val="24"/>
@@ -1256,7 +1109,7 @@
       </w:r>
       <w:r>
         <w:rPr>
-          <w:b w:val="0"/>
+          <w:b w:val="off"/>
           <w:i/>
           <w:sz w:val="24"/>
           <w:szCs w:val="24"/>
@@ -1265,7 +1118,7 @@
       </w:r>
       <w:r>
         <w:rPr>
-          <w:b w:val="0"/>
+          <w:b w:val="off"/>
           <w:i/>
           <w:sz w:val="24"/>
           <w:szCs w:val="24"/>
@@ -1274,7 +1127,7 @@
       </w:r>
       <w:r>
         <w:rPr>
-          <w:b w:val="0"/>
+          <w:b w:val="off"/>
           <w:i/>
           <w:sz w:val="24"/>
           <w:szCs w:val="24"/>
@@ -1283,7 +1136,7 @@
       </w:r>
       <w:r>
         <w:rPr>
-          <w:b w:val="0"/>
+          <w:b w:val="off"/>
           <w:sz w:val="24"/>
           <w:szCs w:val="24"/>
         </w:rPr>
@@ -1291,7 +1144,7 @@
       </w:r>
       <w:r>
         <w:rPr>
-          <w:b w:val="0"/>
+          <w:b w:val="off"/>
           <w:sz w:val="24"/>
           <w:szCs w:val="24"/>
         </w:rPr>
@@ -1299,7 +1152,7 @@
       </w:r>
       <w:r>
         <w:rPr>
-          <w:b w:val="0"/>
+          <w:b w:val="off"/>
           <w:sz w:val="24"/>
           <w:szCs w:val="24"/>
         </w:rPr>
@@ -1309,1550 +1162,1686 @@
     <w:p>
       <w:pPr>
         <w:pStyle w:val="Heading2"/>
-        <w:contextualSpacing/>
-        <w:rPr>
-          <w:b w:val="0"/>
-          <w:sz w:val="24"/>
-          <w:szCs w:val="24"/>
-        </w:rPr>
-      </w:pPr>
-    </w:p>
-    <w:sdt>
-      <w:sdtPr>
-        <w:rPr>
-          <w:rFonts w:asciiTheme="minorHAnsi" w:eastAsiaTheme="minorEastAsia" w:hAnsiTheme="minorHAnsi" w:cstheme="minorBidi"/>
-          <w:b w:val="0"/>
-          <w:bCs w:val="0"/>
+        <w:contextualSpacing w:val="on"/>
+        <w:rPr>
+          <w:b w:val="off"/>
+          <w:sz w:val="24"/>
+          <w:szCs w:val="24"/>
+        </w:rPr>
+      </w:pPr>
+    </w:p>
+    <w:p>
+      <w:pPr>
+        <w:pStyle w:val="Heading2"/>
+        <w:contextualSpacing w:val="on"/>
+        <w:rPr>
+          <w:b w:val="off"/>
+          <w:sz w:val="24"/>
+          <w:szCs w:val="24"/>
+        </w:rPr>
+      </w:pPr>
+      <w:r>
+        <w:rPr>
+          <w:sz w:val="24"/>
+          <w:szCs w:val="24"/>
+        </w:rPr>
+        <w:t xml:space="preserve">[CAVW 2014] </w:t>
+      </w:r>
+      <w:r>
+        <w:rPr>
+          <w:b w:val="off"/>
+          <w:sz w:val="24"/>
+          <w:szCs w:val="24"/>
+        </w:rPr>
+        <w:t xml:space="preserve">K. Ninomiya, M. Kapadia, A. </w:t>
+      </w:r>
+      <w:r>
+        <w:rPr>
+          <w:b w:val="off"/>
+          <w:sz w:val="24"/>
+          <w:szCs w:val="24"/>
+        </w:rPr>
+        <w:t>Shoulson</w:t>
+      </w:r>
+      <w:r>
+        <w:rPr>
+          <w:b w:val="off"/>
+          <w:sz w:val="24"/>
+          <w:szCs w:val="24"/>
+        </w:rPr>
+        <w:t xml:space="preserve">, </w:t>
+      </w:r>
+      <w:r>
+        <w:rPr>
+          <w:sz w:val="24"/>
+          <w:szCs w:val="24"/>
+        </w:rPr>
+        <w:t>F. M. Garcia</w:t>
+      </w:r>
+      <w:r>
+        <w:rPr>
+          <w:b w:val="off"/>
+          <w:sz w:val="24"/>
+          <w:szCs w:val="24"/>
+        </w:rPr>
+        <w:t>, N.</w:t>
+      </w:r>
+      <w:r>
+        <w:rPr>
+          <w:b w:val="off"/>
+          <w:sz w:val="24"/>
+          <w:szCs w:val="24"/>
+        </w:rPr>
+        <w:t xml:space="preserve"> I.</w:t>
+      </w:r>
+      <w:r>
+        <w:rPr>
+          <w:b w:val="off"/>
+          <w:sz w:val="24"/>
+          <w:szCs w:val="24"/>
+        </w:rPr>
+        <w:t xml:space="preserve"> </w:t>
+      </w:r>
+      <w:r>
+        <w:rPr>
+          <w:b w:val="off"/>
+          <w:sz w:val="24"/>
+          <w:szCs w:val="24"/>
+        </w:rPr>
+        <w:t>Badler</w:t>
+      </w:r>
+      <w:r>
+        <w:rPr>
+          <w:b w:val="off"/>
+          <w:sz w:val="24"/>
+          <w:szCs w:val="24"/>
+        </w:rPr>
+        <w:t xml:space="preserve">. Planning Approaches to Constraint-Aware Navigation in Dynamic Environments. In </w:t>
+      </w:r>
+      <w:r>
+        <w:rPr>
+          <w:b w:val="off"/>
+          <w:i/>
+          <w:sz w:val="24"/>
+          <w:szCs w:val="24"/>
+        </w:rPr>
+        <w:t>Computer Animation and Virtual Worlds</w:t>
+      </w:r>
+      <w:r>
+        <w:rPr>
+          <w:b w:val="off"/>
+          <w:i/>
+          <w:sz w:val="24"/>
+          <w:szCs w:val="24"/>
+        </w:rPr>
+        <w:t xml:space="preserve">, </w:t>
+      </w:r>
+      <w:r>
+        <w:rPr>
+          <w:b w:val="off"/>
+          <w:sz w:val="24"/>
+          <w:szCs w:val="24"/>
+        </w:rPr>
+        <w:t>2014</w:t>
+      </w:r>
+      <w:r>
+        <w:rPr>
+          <w:b w:val="off"/>
+          <w:sz w:val="24"/>
+          <w:szCs w:val="24"/>
+        </w:rPr>
+        <w:t>.</w:t>
+      </w:r>
+    </w:p>
+    <w:p>
+      <w:pPr>
+        <w:pStyle w:val="BodyText"/>
+        <w:rPr/>
+      </w:pPr>
+    </w:p>
+    <w:p>
+      <w:pPr>
+        <w:pStyle w:val="Heading2"/>
+        <w:contextualSpacing w:val="on"/>
+        <w:rPr>
+          <w:b w:val="off"/>
+          <w:sz w:val="24"/>
+          <w:szCs w:val="24"/>
+        </w:rPr>
+      </w:pPr>
+      <w:r>
+        <w:rPr>
+          <w:sz w:val="24"/>
+          <w:szCs w:val="24"/>
+        </w:rPr>
+        <w:t>[ICRA 2014] F. M. Garcia</w:t>
+      </w:r>
+      <w:r>
+        <w:rPr>
+          <w:b w:val="off"/>
+          <w:sz w:val="24"/>
+          <w:szCs w:val="24"/>
+        </w:rPr>
+        <w:t xml:space="preserve">, M. Kapadia, N. I. </w:t>
+      </w:r>
+      <w:r>
+        <w:rPr>
+          <w:b w:val="off"/>
+          <w:sz w:val="24"/>
+          <w:szCs w:val="24"/>
+        </w:rPr>
+        <w:t>Badler</w:t>
+      </w:r>
+      <w:r>
+        <w:rPr>
+          <w:b w:val="off"/>
+          <w:sz w:val="24"/>
+          <w:szCs w:val="24"/>
+        </w:rPr>
+        <w:t xml:space="preserve">. GPU-Based Dynamic Search on Adaptive Resolution Grids. In </w:t>
+      </w:r>
+      <w:r>
+        <w:rPr>
+          <w:b w:val="off"/>
+          <w:i/>
+          <w:sz w:val="24"/>
+          <w:szCs w:val="24"/>
+        </w:rPr>
+        <w:t>Proceedings of International Conference on Robotics and Automation</w:t>
+      </w:r>
+      <w:r>
+        <w:rPr>
+          <w:b w:val="off"/>
+          <w:sz w:val="24"/>
+          <w:szCs w:val="24"/>
+        </w:rPr>
+        <w:t>, June 2014</w:t>
+      </w:r>
+    </w:p>
+    <w:p>
+      <w:pPr>
+        <w:pStyle w:val="BodyText"/>
+        <w:rPr/>
+      </w:pPr>
+    </w:p>
+    <w:p>
+      <w:pPr>
+        <w:pStyle w:val="Heading2"/>
+        <w:contextualSpacing w:val="on"/>
+        <w:rPr>
+          <w:b w:val="off"/>
+          <w:sz w:val="24"/>
+          <w:szCs w:val="24"/>
+        </w:rPr>
+      </w:pPr>
+      <w:r>
+        <w:rPr>
+          <w:sz w:val="24"/>
+          <w:szCs w:val="24"/>
+        </w:rPr>
+        <w:t xml:space="preserve">[MIG 2013] </w:t>
+      </w:r>
+      <w:r>
+        <w:rPr>
+          <w:b w:val="off"/>
+          <w:sz w:val="24"/>
+          <w:szCs w:val="24"/>
+        </w:rPr>
+        <w:t xml:space="preserve">M. Kapadia, K. Ninomiya, A. </w:t>
+      </w:r>
+      <w:r>
+        <w:rPr>
+          <w:b w:val="off"/>
+          <w:sz w:val="24"/>
+          <w:szCs w:val="24"/>
+        </w:rPr>
+        <w:t>Shoulson</w:t>
+      </w:r>
+      <w:r>
+        <w:rPr>
+          <w:b w:val="off"/>
+          <w:sz w:val="24"/>
+          <w:szCs w:val="24"/>
+        </w:rPr>
+        <w:t xml:space="preserve">, </w:t>
+      </w:r>
+      <w:r>
+        <w:rPr>
+          <w:sz w:val="24"/>
+          <w:szCs w:val="24"/>
+        </w:rPr>
+        <w:t>F. M. Garcia</w:t>
+      </w:r>
+      <w:r>
+        <w:rPr>
+          <w:b w:val="off"/>
+          <w:sz w:val="24"/>
+          <w:szCs w:val="24"/>
+        </w:rPr>
+        <w:t xml:space="preserve">, N. I. </w:t>
+      </w:r>
+      <w:r>
+        <w:rPr>
+          <w:b w:val="off"/>
+          <w:sz w:val="24"/>
+          <w:szCs w:val="24"/>
+        </w:rPr>
+        <w:t>Badler</w:t>
+      </w:r>
+      <w:r>
+        <w:rPr>
+          <w:b w:val="off"/>
+          <w:sz w:val="24"/>
+          <w:szCs w:val="24"/>
+        </w:rPr>
+        <w:t xml:space="preserve">. Constraint Aware Navigation in Dynamic Environments. In </w:t>
+      </w:r>
+      <w:r>
+        <w:rPr>
+          <w:b w:val="off"/>
+          <w:i/>
+          <w:sz w:val="24"/>
+          <w:szCs w:val="24"/>
+        </w:rPr>
+        <w:t>Proceedings of</w:t>
+      </w:r>
+      <w:r>
+        <w:rPr>
+          <w:b w:val="off"/>
+          <w:i/>
+          <w:sz w:val="24"/>
+          <w:szCs w:val="24"/>
+        </w:rPr>
+        <w:t xml:space="preserve"> the Sixth International</w:t>
+      </w:r>
+      <w:r>
+        <w:rPr>
+          <w:b w:val="off"/>
+          <w:i/>
+          <w:sz w:val="24"/>
+          <w:szCs w:val="24"/>
+        </w:rPr>
+        <w:t xml:space="preserve"> Co</w:t>
+      </w:r>
+      <w:r>
+        <w:rPr>
+          <w:b w:val="off"/>
+          <w:i/>
+          <w:sz w:val="24"/>
+          <w:szCs w:val="24"/>
+        </w:rPr>
+        <w:t>nference on</w:t>
+      </w:r>
+      <w:r>
+        <w:rPr>
+          <w:b w:val="off"/>
+          <w:i/>
+          <w:sz w:val="24"/>
+          <w:szCs w:val="24"/>
+        </w:rPr>
+        <w:t xml:space="preserve"> Motion in Games</w:t>
+      </w:r>
+      <w:r>
+        <w:rPr>
+          <w:b w:val="off"/>
+          <w:sz w:val="24"/>
+          <w:szCs w:val="24"/>
+        </w:rPr>
+        <w:t>, 2013</w:t>
+      </w:r>
+    </w:p>
+    <w:p>
+      <w:pPr>
+        <w:pStyle w:val="BodyText"/>
+        <w:rPr/>
+      </w:pPr>
+    </w:p>
+    <w:p>
+      <w:pPr>
+        <w:pStyle w:val="Heading2"/>
+        <w:contextualSpacing w:val="on"/>
+        <w:rPr>
+          <w:b w:val="off"/>
+          <w:sz w:val="24"/>
+          <w:szCs w:val="24"/>
+        </w:rPr>
+      </w:pPr>
+      <w:r>
+        <w:rPr>
+          <w:sz w:val="24"/>
+          <w:szCs w:val="24"/>
+        </w:rPr>
+        <w:t xml:space="preserve">[IROS 2013] </w:t>
+      </w:r>
+      <w:r>
+        <w:rPr>
+          <w:b w:val="off"/>
+          <w:sz w:val="24"/>
+          <w:szCs w:val="24"/>
+        </w:rPr>
+        <w:t xml:space="preserve">M. Kapadia, </w:t>
+      </w:r>
+      <w:r>
+        <w:rPr>
+          <w:sz w:val="24"/>
+          <w:szCs w:val="24"/>
+        </w:rPr>
+        <w:t>F. M. Garcia</w:t>
+      </w:r>
+      <w:r>
+        <w:rPr>
+          <w:b w:val="off"/>
+          <w:sz w:val="24"/>
+          <w:szCs w:val="24"/>
+        </w:rPr>
+        <w:t xml:space="preserve">, N. I. </w:t>
+      </w:r>
+      <w:r>
+        <w:rPr>
+          <w:b w:val="off"/>
+          <w:sz w:val="24"/>
+          <w:szCs w:val="24"/>
+        </w:rPr>
+        <w:t>Badler</w:t>
+      </w:r>
+      <w:r>
+        <w:rPr>
+          <w:b w:val="off"/>
+          <w:sz w:val="24"/>
+          <w:szCs w:val="24"/>
+        </w:rPr>
+        <w:t xml:space="preserve">. Dynamic Search on the GPU. In </w:t>
+      </w:r>
+      <w:r>
+        <w:rPr>
+          <w:b w:val="off"/>
+          <w:i/>
+          <w:sz w:val="24"/>
+          <w:szCs w:val="24"/>
+        </w:rPr>
+        <w:t>Proceedings of the International Conference on Intelligent Robots and Systems</w:t>
+      </w:r>
+      <w:r>
+        <w:rPr>
+          <w:b w:val="off"/>
+          <w:sz w:val="24"/>
+          <w:szCs w:val="24"/>
+        </w:rPr>
+        <w:t>, 2013</w:t>
+      </w:r>
+    </w:p>
+    <w:p>
+      <w:pPr>
+        <w:pStyle w:val="BodyText"/>
+        <w:rPr/>
+      </w:pPr>
+    </w:p>
+    <w:p>
+      <w:pPr>
+        <w:pStyle w:val="Heading2"/>
+        <w:contextualSpacing w:val="on"/>
+        <w:rPr>
+          <w:b w:val="off"/>
+          <w:sz w:val="24"/>
+          <w:szCs w:val="24"/>
+        </w:rPr>
+      </w:pPr>
+      <w:r>
+        <w:rPr>
+          <w:sz w:val="24"/>
+          <w:szCs w:val="24"/>
+        </w:rPr>
+        <w:t>[</w:t>
+      </w:r>
+      <w:r>
+        <w:rPr>
+          <w:sz w:val="24"/>
+          <w:szCs w:val="24"/>
+        </w:rPr>
+        <w:t>SCA</w:t>
+      </w:r>
+      <w:r>
+        <w:rPr>
+          <w:sz w:val="24"/>
+          <w:szCs w:val="24"/>
+        </w:rPr>
+        <w:t xml:space="preserve"> 2013] </w:t>
+      </w:r>
+      <w:r>
+        <w:rPr>
+          <w:b w:val="off"/>
+          <w:sz w:val="24"/>
+          <w:szCs w:val="24"/>
+        </w:rPr>
+        <w:t xml:space="preserve">M. Kapadia, </w:t>
+      </w:r>
+      <w:r>
+        <w:rPr>
+          <w:b w:val="off"/>
+          <w:sz w:val="24"/>
+          <w:szCs w:val="24"/>
+        </w:rPr>
+        <w:t xml:space="preserve">A. </w:t>
+      </w:r>
+      <w:r>
+        <w:rPr>
+          <w:b w:val="off"/>
+          <w:sz w:val="24"/>
+          <w:szCs w:val="24"/>
+        </w:rPr>
+        <w:t>Porres</w:t>
+      </w:r>
+      <w:r>
+        <w:rPr>
+          <w:b w:val="off"/>
+          <w:sz w:val="24"/>
+          <w:szCs w:val="24"/>
+        </w:rPr>
+        <w:t xml:space="preserve">, </w:t>
+      </w:r>
+      <w:r>
+        <w:rPr>
+          <w:sz w:val="24"/>
+          <w:szCs w:val="24"/>
+        </w:rPr>
+        <w:t>F. M. Garcia</w:t>
+      </w:r>
+      <w:r>
+        <w:rPr>
+          <w:b w:val="off"/>
+          <w:sz w:val="24"/>
+          <w:szCs w:val="24"/>
+        </w:rPr>
+        <w:t xml:space="preserve">, </w:t>
+      </w:r>
+      <w:r>
+        <w:rPr>
+          <w:b w:val="off"/>
+          <w:sz w:val="24"/>
+          <w:szCs w:val="24"/>
+        </w:rPr>
+        <w:t xml:space="preserve">V. Reddy, N. </w:t>
+      </w:r>
+      <w:r>
+        <w:rPr>
+          <w:b w:val="off"/>
+          <w:sz w:val="24"/>
+          <w:szCs w:val="24"/>
+        </w:rPr>
+        <w:t>Pelechano</w:t>
+      </w:r>
+      <w:r>
+        <w:rPr>
+          <w:b w:val="off"/>
+          <w:sz w:val="24"/>
+          <w:szCs w:val="24"/>
+        </w:rPr>
+        <w:t xml:space="preserve">, N. I. </w:t>
+      </w:r>
+      <w:r>
+        <w:rPr>
+          <w:b w:val="off"/>
+          <w:sz w:val="24"/>
+          <w:szCs w:val="24"/>
+        </w:rPr>
+        <w:t>Badler</w:t>
+      </w:r>
+      <w:r>
+        <w:rPr>
+          <w:b w:val="off"/>
+          <w:sz w:val="24"/>
+          <w:szCs w:val="24"/>
+        </w:rPr>
+        <w:t xml:space="preserve">. </w:t>
+      </w:r>
+      <w:r>
+        <w:rPr>
+          <w:b w:val="off"/>
+          <w:sz w:val="24"/>
+          <w:szCs w:val="24"/>
+        </w:rPr>
+        <w:t>Multi-Domain Real-Time Planning in Dynamic Environments</w:t>
+      </w:r>
+      <w:r>
+        <w:rPr>
+          <w:b w:val="off"/>
+          <w:sz w:val="24"/>
+          <w:szCs w:val="24"/>
+        </w:rPr>
+        <w:t xml:space="preserve">. In </w:t>
+      </w:r>
+      <w:r>
+        <w:rPr>
+          <w:b w:val="off"/>
+          <w:i/>
+          <w:sz w:val="24"/>
+          <w:szCs w:val="24"/>
+        </w:rPr>
+        <w:t>EUROGRAPHICS Symposium of Computer Animation</w:t>
+      </w:r>
+      <w:r>
+        <w:rPr>
+          <w:b w:val="off"/>
+          <w:sz w:val="24"/>
+          <w:szCs w:val="24"/>
+        </w:rPr>
+        <w:t>, 2013</w:t>
+      </w:r>
+    </w:p>
+    <w:p>
+      <w:pPr>
+        <w:pStyle w:val="BodyText"/>
+        <w:rPr/>
+      </w:pPr>
+    </w:p>
+    <w:p>
+      <w:pPr>
+        <w:pStyle w:val="Heading2"/>
+        <w:contextualSpacing w:val="on"/>
+        <w:rPr>
+          <w:b w:val="off"/>
+          <w:sz w:val="24"/>
+          <w:szCs w:val="24"/>
+        </w:rPr>
+      </w:pPr>
+      <w:r>
+        <w:rPr>
+          <w:sz w:val="24"/>
+          <w:szCs w:val="24"/>
+        </w:rPr>
+        <w:t xml:space="preserve">[MIG 2011] </w:t>
+      </w:r>
+      <w:r>
+        <w:rPr>
+          <w:b w:val="off"/>
+          <w:sz w:val="24"/>
+          <w:szCs w:val="24"/>
+        </w:rPr>
+        <w:t xml:space="preserve">A. </w:t>
+      </w:r>
+      <w:r>
+        <w:rPr>
+          <w:b w:val="off"/>
+          <w:sz w:val="24"/>
+          <w:szCs w:val="24"/>
+        </w:rPr>
+        <w:t>Shoulson</w:t>
+      </w:r>
+      <w:r>
+        <w:rPr>
+          <w:b w:val="off"/>
+          <w:sz w:val="24"/>
+          <w:szCs w:val="24"/>
+        </w:rPr>
+        <w:t xml:space="preserve">, </w:t>
+      </w:r>
+      <w:r>
+        <w:rPr>
+          <w:sz w:val="24"/>
+          <w:szCs w:val="24"/>
+        </w:rPr>
+        <w:t>F. M. Garcia</w:t>
+      </w:r>
+      <w:r>
+        <w:rPr>
+          <w:b w:val="off"/>
+          <w:sz w:val="24"/>
+          <w:szCs w:val="24"/>
+        </w:rPr>
+        <w:t xml:space="preserve">, M. Jones, R. Mead, N. I. </w:t>
+      </w:r>
+      <w:r>
+        <w:rPr>
+          <w:b w:val="off"/>
+          <w:sz w:val="24"/>
+          <w:szCs w:val="24"/>
+        </w:rPr>
+        <w:t>Badler</w:t>
+      </w:r>
+      <w:r>
+        <w:rPr>
+          <w:b w:val="off"/>
+          <w:sz w:val="24"/>
+          <w:szCs w:val="24"/>
+        </w:rPr>
+        <w:t xml:space="preserve">. Parameterizing Behavior Trees. In </w:t>
+      </w:r>
+      <w:r>
+        <w:rPr>
+          <w:b w:val="off"/>
+          <w:i/>
+          <w:sz w:val="24"/>
+          <w:szCs w:val="24"/>
+        </w:rPr>
+        <w:t>Proceedings of the Fourth International Conference on Motion in Games</w:t>
+      </w:r>
+      <w:r>
+        <w:rPr>
+          <w:b w:val="off"/>
+          <w:sz w:val="24"/>
+          <w:szCs w:val="24"/>
+        </w:rPr>
+        <w:t>, 2011</w:t>
+      </w:r>
+    </w:p>
+    <w:p>
+      <w:pPr>
+        <w:pStyle w:val="BodyText"/>
+        <w:rPr/>
+      </w:pPr>
+    </w:p>
+    <w:p>
+      <w:pPr>
+        <w:pStyle w:val="Heading1"/>
+        <w:ind w:left="0" w:firstLine="0"/>
+        <w:contextualSpacing w:val="on"/>
+        <w:rPr>
+          <w:sz w:val="32"/>
+          <w:szCs w:val="32"/>
+        </w:rPr>
+      </w:pPr>
+      <w:r>
+        <w:rPr>
+          <w:sz w:val="32"/>
+          <w:szCs w:val="32"/>
+        </w:rPr>
+        <w:t>Workshops and Non-peer reviewed Publications</w:t>
+      </w:r>
+    </w:p>
+    <w:p>
+      <w:pPr>
+        <w:pStyle w:val="Heading2"/>
+        <w:contextualSpacing w:val="on"/>
+        <w:rPr>
+          <w:sz w:val="24"/>
+          <w:szCs w:val="24"/>
+        </w:rPr>
+      </w:pPr>
+    </w:p>
+    <w:p>
+      <w:pPr>
+        <w:rPr>
+          <w:rStyle w:val="Hyperlink"/>
           <w:color w:val="auto"/>
-          <w:sz w:val="24"/>
-          <w:szCs w:val="24"/>
-        </w:rPr>
-        <w:id w:val="1988593149"/>
-        <w:placeholder>
-          <w:docPart w:val="E59B9D0B0A6ABE4CB0461202EA057C72"/>
-        </w:placeholder>
-      </w:sdtPr>
-      <w:sdtContent>
-        <w:p>
-          <w:pPr>
-            <w:pStyle w:val="Heading2"/>
-            <w:contextualSpacing/>
-            <w:rPr>
-              <w:b w:val="0"/>
-              <w:sz w:val="24"/>
-              <w:szCs w:val="24"/>
-            </w:rPr>
-          </w:pPr>
-          <w:r>
-            <w:rPr>
-              <w:sz w:val="24"/>
-              <w:szCs w:val="24"/>
-            </w:rPr>
-            <w:t xml:space="preserve">[CAVW 2014] </w:t>
-          </w:r>
-          <w:r>
-            <w:rPr>
-              <w:b w:val="0"/>
-              <w:sz w:val="24"/>
-              <w:szCs w:val="24"/>
-            </w:rPr>
-            <w:t xml:space="preserve">K. Ninomiya, M. Kapadia, A. </w:t>
-          </w:r>
-          <w:proofErr w:type="spellStart"/>
-          <w:r>
-            <w:rPr>
-              <w:b w:val="0"/>
-              <w:sz w:val="24"/>
-              <w:szCs w:val="24"/>
-            </w:rPr>
-            <w:t>Shoulson</w:t>
-          </w:r>
-          <w:proofErr w:type="spellEnd"/>
-          <w:r>
-            <w:rPr>
-              <w:b w:val="0"/>
-              <w:sz w:val="24"/>
-              <w:szCs w:val="24"/>
-            </w:rPr>
-            <w:t xml:space="preserve">, </w:t>
-          </w:r>
-          <w:r>
-            <w:rPr>
-              <w:sz w:val="24"/>
-              <w:szCs w:val="24"/>
-            </w:rPr>
-            <w:t>F. M. Garcia</w:t>
-          </w:r>
-          <w:r>
-            <w:rPr>
-              <w:b w:val="0"/>
-              <w:sz w:val="24"/>
-              <w:szCs w:val="24"/>
-            </w:rPr>
-            <w:t>, N.</w:t>
-          </w:r>
-          <w:r>
-            <w:rPr>
-              <w:b w:val="0"/>
-              <w:sz w:val="24"/>
-              <w:szCs w:val="24"/>
-            </w:rPr>
-            <w:t xml:space="preserve"> I.</w:t>
-          </w:r>
-          <w:r>
-            <w:rPr>
-              <w:b w:val="0"/>
-              <w:sz w:val="24"/>
-              <w:szCs w:val="24"/>
-            </w:rPr>
-            <w:t xml:space="preserve"> </w:t>
-          </w:r>
-          <w:proofErr w:type="spellStart"/>
-          <w:r>
-            <w:rPr>
-              <w:b w:val="0"/>
-              <w:sz w:val="24"/>
-              <w:szCs w:val="24"/>
-            </w:rPr>
-            <w:t>Badler</w:t>
-          </w:r>
-          <w:proofErr w:type="spellEnd"/>
-          <w:r>
-            <w:rPr>
-              <w:b w:val="0"/>
-              <w:sz w:val="24"/>
-              <w:szCs w:val="24"/>
-            </w:rPr>
-            <w:t xml:space="preserve">. Planning Approaches to Constraint-Aware Navigation in Dynamic Environments. In </w:t>
-          </w:r>
-          <w:r>
-            <w:rPr>
-              <w:b w:val="0"/>
-              <w:i/>
-              <w:sz w:val="24"/>
-              <w:szCs w:val="24"/>
-            </w:rPr>
-            <w:t>Computer Animation and Virtual Worlds</w:t>
-          </w:r>
-          <w:r>
-            <w:rPr>
-              <w:b w:val="0"/>
-              <w:i/>
-              <w:sz w:val="24"/>
-              <w:szCs w:val="24"/>
-            </w:rPr>
-            <w:t xml:space="preserve">, </w:t>
-          </w:r>
-          <w:r>
-            <w:rPr>
-              <w:b w:val="0"/>
-              <w:sz w:val="24"/>
-              <w:szCs w:val="24"/>
-            </w:rPr>
-            <w:t>2014</w:t>
-          </w:r>
-          <w:r>
-            <w:rPr>
-              <w:b w:val="0"/>
-              <w:sz w:val="24"/>
-              <w:szCs w:val="24"/>
-            </w:rPr>
-            <w:t>.</w:t>
-          </w:r>
-        </w:p>
-        <w:p>
-          <w:pPr>
-            <w:pStyle w:val="BodyText"/>
-          </w:pPr>
-        </w:p>
-        <w:p>
-          <w:pPr>
-            <w:pStyle w:val="Heading2"/>
-            <w:contextualSpacing/>
-            <w:rPr>
-              <w:b w:val="0"/>
-              <w:sz w:val="24"/>
-              <w:szCs w:val="24"/>
-            </w:rPr>
-          </w:pPr>
-          <w:r>
-            <w:rPr>
-              <w:sz w:val="24"/>
-              <w:szCs w:val="24"/>
-            </w:rPr>
-            <w:t>[ICRA 2014] F. M. Garcia</w:t>
-          </w:r>
-          <w:r>
-            <w:rPr>
-              <w:b w:val="0"/>
-              <w:sz w:val="24"/>
-              <w:szCs w:val="24"/>
-            </w:rPr>
-            <w:t xml:space="preserve">, M. Kapadia, N. I. </w:t>
-          </w:r>
-          <w:proofErr w:type="spellStart"/>
-          <w:r>
-            <w:rPr>
-              <w:b w:val="0"/>
-              <w:sz w:val="24"/>
-              <w:szCs w:val="24"/>
-            </w:rPr>
-            <w:t>Badler</w:t>
-          </w:r>
-          <w:proofErr w:type="spellEnd"/>
-          <w:r>
-            <w:rPr>
-              <w:b w:val="0"/>
-              <w:sz w:val="24"/>
-              <w:szCs w:val="24"/>
-            </w:rPr>
-            <w:t xml:space="preserve">. GPU-Based Dynamic Search on Adaptive Resolution Grids. In </w:t>
-          </w:r>
-          <w:r>
-            <w:rPr>
-              <w:b w:val="0"/>
-              <w:i/>
-              <w:sz w:val="24"/>
-              <w:szCs w:val="24"/>
-            </w:rPr>
-            <w:t>Proceedings of International Conference on Robotics and Automation</w:t>
-          </w:r>
-          <w:r>
-            <w:rPr>
-              <w:b w:val="0"/>
-              <w:sz w:val="24"/>
-              <w:szCs w:val="24"/>
-            </w:rPr>
-            <w:t>, June 2014</w:t>
-          </w:r>
-        </w:p>
-        <w:p>
-          <w:pPr>
-            <w:pStyle w:val="BodyText"/>
-          </w:pPr>
-        </w:p>
-        <w:p>
-          <w:pPr>
-            <w:pStyle w:val="Heading2"/>
-            <w:contextualSpacing/>
-            <w:rPr>
-              <w:b w:val="0"/>
-              <w:sz w:val="24"/>
-              <w:szCs w:val="24"/>
-            </w:rPr>
-          </w:pPr>
-          <w:r>
-            <w:rPr>
-              <w:sz w:val="24"/>
-              <w:szCs w:val="24"/>
-            </w:rPr>
-            <w:t xml:space="preserve">[MIG 2013] </w:t>
-          </w:r>
-          <w:r>
-            <w:rPr>
-              <w:b w:val="0"/>
-              <w:sz w:val="24"/>
-              <w:szCs w:val="24"/>
-            </w:rPr>
-            <w:t xml:space="preserve">M. Kapadia, K. Ninomiya, A. </w:t>
-          </w:r>
-          <w:proofErr w:type="spellStart"/>
-          <w:r>
-            <w:rPr>
-              <w:b w:val="0"/>
-              <w:sz w:val="24"/>
-              <w:szCs w:val="24"/>
-            </w:rPr>
-            <w:t>Shoulson</w:t>
-          </w:r>
-          <w:proofErr w:type="spellEnd"/>
-          <w:r>
-            <w:rPr>
-              <w:b w:val="0"/>
-              <w:sz w:val="24"/>
-              <w:szCs w:val="24"/>
-            </w:rPr>
-            <w:t xml:space="preserve">, </w:t>
-          </w:r>
-          <w:r>
-            <w:rPr>
-              <w:sz w:val="24"/>
-              <w:szCs w:val="24"/>
-            </w:rPr>
-            <w:t>F. M. Garcia</w:t>
-          </w:r>
-          <w:r>
-            <w:rPr>
-              <w:b w:val="0"/>
-              <w:sz w:val="24"/>
-              <w:szCs w:val="24"/>
-            </w:rPr>
-            <w:t xml:space="preserve">, N. I. </w:t>
-          </w:r>
-          <w:proofErr w:type="spellStart"/>
-          <w:r>
-            <w:rPr>
-              <w:b w:val="0"/>
-              <w:sz w:val="24"/>
-              <w:szCs w:val="24"/>
-            </w:rPr>
-            <w:t>Badler</w:t>
-          </w:r>
-          <w:proofErr w:type="spellEnd"/>
-          <w:r>
-            <w:rPr>
-              <w:b w:val="0"/>
-              <w:sz w:val="24"/>
-              <w:szCs w:val="24"/>
-            </w:rPr>
-            <w:t xml:space="preserve">. Constraint Aware Navigation in Dynamic Environments. In </w:t>
-          </w:r>
-          <w:r>
-            <w:rPr>
-              <w:b w:val="0"/>
-              <w:i/>
-              <w:sz w:val="24"/>
-              <w:szCs w:val="24"/>
-            </w:rPr>
-            <w:t>Proceedings of</w:t>
-          </w:r>
-          <w:r>
-            <w:rPr>
-              <w:b w:val="0"/>
-              <w:i/>
-              <w:sz w:val="24"/>
-              <w:szCs w:val="24"/>
-            </w:rPr>
-            <w:t xml:space="preserve"> the Sixth International</w:t>
-          </w:r>
-          <w:r>
-            <w:rPr>
-              <w:b w:val="0"/>
-              <w:i/>
-              <w:sz w:val="24"/>
-              <w:szCs w:val="24"/>
-            </w:rPr>
-            <w:t xml:space="preserve"> Co</w:t>
-          </w:r>
-          <w:r>
-            <w:rPr>
-              <w:b w:val="0"/>
-              <w:i/>
-              <w:sz w:val="24"/>
-              <w:szCs w:val="24"/>
-            </w:rPr>
-            <w:t>nference on</w:t>
-          </w:r>
-          <w:r>
-            <w:rPr>
-              <w:b w:val="0"/>
-              <w:i/>
-              <w:sz w:val="24"/>
-              <w:szCs w:val="24"/>
-            </w:rPr>
-            <w:t xml:space="preserve"> Motion in Games</w:t>
-          </w:r>
-          <w:r>
-            <w:rPr>
-              <w:b w:val="0"/>
-              <w:sz w:val="24"/>
-              <w:szCs w:val="24"/>
-            </w:rPr>
-            <w:t>, 2013</w:t>
-          </w:r>
-        </w:p>
-        <w:p>
-          <w:pPr>
-            <w:pStyle w:val="BodyText"/>
-          </w:pPr>
-        </w:p>
-        <w:p>
-          <w:pPr>
-            <w:pStyle w:val="Heading2"/>
-            <w:contextualSpacing/>
-            <w:rPr>
-              <w:b w:val="0"/>
-              <w:sz w:val="24"/>
-              <w:szCs w:val="24"/>
-            </w:rPr>
-          </w:pPr>
-          <w:r>
-            <w:rPr>
-              <w:sz w:val="24"/>
-              <w:szCs w:val="24"/>
-            </w:rPr>
-            <w:t xml:space="preserve">[IROS 2013] </w:t>
-          </w:r>
-          <w:r>
-            <w:rPr>
-              <w:b w:val="0"/>
-              <w:sz w:val="24"/>
-              <w:szCs w:val="24"/>
-            </w:rPr>
-            <w:t xml:space="preserve">M. Kapadia, </w:t>
-          </w:r>
-          <w:r>
-            <w:rPr>
-              <w:sz w:val="24"/>
-              <w:szCs w:val="24"/>
-            </w:rPr>
-            <w:t>F. M. Garcia</w:t>
-          </w:r>
-          <w:r>
-            <w:rPr>
-              <w:b w:val="0"/>
-              <w:sz w:val="24"/>
-              <w:szCs w:val="24"/>
-            </w:rPr>
-            <w:t xml:space="preserve">, N. I. </w:t>
-          </w:r>
-          <w:proofErr w:type="spellStart"/>
-          <w:r>
-            <w:rPr>
-              <w:b w:val="0"/>
-              <w:sz w:val="24"/>
-              <w:szCs w:val="24"/>
-            </w:rPr>
-            <w:t>Badler</w:t>
-          </w:r>
-          <w:proofErr w:type="spellEnd"/>
-          <w:r>
-            <w:rPr>
-              <w:b w:val="0"/>
-              <w:sz w:val="24"/>
-              <w:szCs w:val="24"/>
-            </w:rPr>
-            <w:t xml:space="preserve">. Dynamic Search on the GPU. In </w:t>
-          </w:r>
-          <w:r>
-            <w:rPr>
-              <w:b w:val="0"/>
-              <w:i/>
-              <w:sz w:val="24"/>
-              <w:szCs w:val="24"/>
-            </w:rPr>
-            <w:t>Proceedings of the International Conference on Intelligent Robots and Systems</w:t>
-          </w:r>
-          <w:r>
-            <w:rPr>
-              <w:b w:val="0"/>
-              <w:sz w:val="24"/>
-              <w:szCs w:val="24"/>
-            </w:rPr>
-            <w:t>, 2013</w:t>
-          </w:r>
-        </w:p>
-        <w:p>
-          <w:pPr>
-            <w:pStyle w:val="BodyText"/>
-          </w:pPr>
-        </w:p>
-        <w:p>
-          <w:pPr>
-            <w:pStyle w:val="Heading2"/>
-            <w:contextualSpacing/>
-            <w:rPr>
-              <w:b w:val="0"/>
-              <w:sz w:val="24"/>
-              <w:szCs w:val="24"/>
-            </w:rPr>
-          </w:pPr>
-          <w:r>
-            <w:rPr>
-              <w:sz w:val="24"/>
-              <w:szCs w:val="24"/>
-            </w:rPr>
-            <w:t>[</w:t>
-          </w:r>
-          <w:r>
-            <w:rPr>
-              <w:sz w:val="24"/>
-              <w:szCs w:val="24"/>
-            </w:rPr>
-            <w:t>SCA</w:t>
-          </w:r>
-          <w:r>
-            <w:rPr>
-              <w:sz w:val="24"/>
-              <w:szCs w:val="24"/>
-            </w:rPr>
-            <w:t xml:space="preserve"> 2013] </w:t>
-          </w:r>
-          <w:r>
-            <w:rPr>
-              <w:b w:val="0"/>
-              <w:sz w:val="24"/>
-              <w:szCs w:val="24"/>
-            </w:rPr>
-            <w:t xml:space="preserve">M. Kapadia, </w:t>
-          </w:r>
-          <w:r>
-            <w:rPr>
-              <w:b w:val="0"/>
-              <w:sz w:val="24"/>
-              <w:szCs w:val="24"/>
-            </w:rPr>
-            <w:t xml:space="preserve">A. </w:t>
-          </w:r>
-          <w:proofErr w:type="spellStart"/>
-          <w:r>
-            <w:rPr>
-              <w:b w:val="0"/>
-              <w:sz w:val="24"/>
-              <w:szCs w:val="24"/>
-            </w:rPr>
-            <w:t>Porres</w:t>
-          </w:r>
-          <w:proofErr w:type="spellEnd"/>
-          <w:r>
-            <w:rPr>
-              <w:b w:val="0"/>
-              <w:sz w:val="24"/>
-              <w:szCs w:val="24"/>
-            </w:rPr>
-            <w:t xml:space="preserve">, </w:t>
-          </w:r>
-          <w:r>
-            <w:rPr>
-              <w:sz w:val="24"/>
-              <w:szCs w:val="24"/>
-            </w:rPr>
-            <w:t>F. M. Garcia</w:t>
-          </w:r>
-          <w:r>
-            <w:rPr>
-              <w:b w:val="0"/>
-              <w:sz w:val="24"/>
-              <w:szCs w:val="24"/>
-            </w:rPr>
-            <w:t xml:space="preserve">, </w:t>
-          </w:r>
-          <w:r>
-            <w:rPr>
-              <w:b w:val="0"/>
-              <w:sz w:val="24"/>
-              <w:szCs w:val="24"/>
-            </w:rPr>
-            <w:t xml:space="preserve">V. Reddy, N. </w:t>
-          </w:r>
-          <w:proofErr w:type="spellStart"/>
-          <w:r>
-            <w:rPr>
-              <w:b w:val="0"/>
-              <w:sz w:val="24"/>
-              <w:szCs w:val="24"/>
-            </w:rPr>
-            <w:t>Pelechano</w:t>
-          </w:r>
-          <w:proofErr w:type="spellEnd"/>
-          <w:r>
-            <w:rPr>
-              <w:b w:val="0"/>
-              <w:sz w:val="24"/>
-              <w:szCs w:val="24"/>
-            </w:rPr>
-            <w:t xml:space="preserve">, N. I. </w:t>
-          </w:r>
-          <w:proofErr w:type="spellStart"/>
-          <w:r>
-            <w:rPr>
-              <w:b w:val="0"/>
-              <w:sz w:val="24"/>
-              <w:szCs w:val="24"/>
-            </w:rPr>
-            <w:t>Badler</w:t>
-          </w:r>
-          <w:proofErr w:type="spellEnd"/>
-          <w:r>
-            <w:rPr>
-              <w:b w:val="0"/>
-              <w:sz w:val="24"/>
-              <w:szCs w:val="24"/>
-            </w:rPr>
-            <w:t xml:space="preserve">. </w:t>
-          </w:r>
-          <w:r>
-            <w:rPr>
-              <w:b w:val="0"/>
-              <w:sz w:val="24"/>
-              <w:szCs w:val="24"/>
-            </w:rPr>
-            <w:t>Multi-Domain Real-Time Planning in Dynamic Environments</w:t>
-          </w:r>
-          <w:r>
-            <w:rPr>
-              <w:b w:val="0"/>
-              <w:sz w:val="24"/>
-              <w:szCs w:val="24"/>
-            </w:rPr>
-            <w:t xml:space="preserve">. In </w:t>
-          </w:r>
-          <w:r>
-            <w:rPr>
-              <w:b w:val="0"/>
-              <w:i/>
-              <w:sz w:val="24"/>
-              <w:szCs w:val="24"/>
-            </w:rPr>
-            <w:t>EUROGRAPHICS Symposium of Computer Animation</w:t>
-          </w:r>
-          <w:r>
-            <w:rPr>
-              <w:b w:val="0"/>
-              <w:sz w:val="24"/>
-              <w:szCs w:val="24"/>
-            </w:rPr>
-            <w:t>, 2013</w:t>
-          </w:r>
-        </w:p>
-        <w:p>
-          <w:pPr>
-            <w:pStyle w:val="BodyText"/>
-          </w:pPr>
-        </w:p>
-        <w:p>
-          <w:pPr>
-            <w:pStyle w:val="Heading2"/>
-            <w:contextualSpacing/>
-            <w:rPr>
-              <w:b w:val="0"/>
-              <w:sz w:val="24"/>
-              <w:szCs w:val="24"/>
-            </w:rPr>
-          </w:pPr>
-          <w:r>
-            <w:rPr>
-              <w:sz w:val="24"/>
-              <w:szCs w:val="24"/>
-            </w:rPr>
-            <w:lastRenderedPageBreak/>
-            <w:t xml:space="preserve">[MIG 2011] </w:t>
-          </w:r>
-          <w:r>
-            <w:rPr>
-              <w:b w:val="0"/>
-              <w:sz w:val="24"/>
-              <w:szCs w:val="24"/>
-            </w:rPr>
-            <w:t xml:space="preserve">A. </w:t>
-          </w:r>
-          <w:proofErr w:type="spellStart"/>
-          <w:r>
-            <w:rPr>
-              <w:b w:val="0"/>
-              <w:sz w:val="24"/>
-              <w:szCs w:val="24"/>
-            </w:rPr>
-            <w:t>Shoulson</w:t>
-          </w:r>
-          <w:proofErr w:type="spellEnd"/>
-          <w:r>
-            <w:rPr>
-              <w:b w:val="0"/>
-              <w:sz w:val="24"/>
-              <w:szCs w:val="24"/>
-            </w:rPr>
-            <w:t xml:space="preserve">, </w:t>
-          </w:r>
-          <w:r>
-            <w:rPr>
-              <w:sz w:val="24"/>
-              <w:szCs w:val="24"/>
-            </w:rPr>
-            <w:t>F. M. Garcia</w:t>
-          </w:r>
-          <w:r>
-            <w:rPr>
-              <w:b w:val="0"/>
-              <w:sz w:val="24"/>
-              <w:szCs w:val="24"/>
-            </w:rPr>
-            <w:t xml:space="preserve">, M. Jones, R. Mead, N. I. </w:t>
-          </w:r>
-          <w:proofErr w:type="spellStart"/>
-          <w:r>
-            <w:rPr>
-              <w:b w:val="0"/>
-              <w:sz w:val="24"/>
-              <w:szCs w:val="24"/>
-            </w:rPr>
-            <w:t>Badler</w:t>
-          </w:r>
-          <w:proofErr w:type="spellEnd"/>
-          <w:r>
-            <w:rPr>
-              <w:b w:val="0"/>
-              <w:sz w:val="24"/>
-              <w:szCs w:val="24"/>
-            </w:rPr>
-            <w:t xml:space="preserve">. Parameterizing Behavior Trees. In </w:t>
-          </w:r>
-          <w:r>
-            <w:rPr>
-              <w:b w:val="0"/>
-              <w:i/>
-              <w:sz w:val="24"/>
-              <w:szCs w:val="24"/>
-            </w:rPr>
-            <w:t>Proceedings of the Fourth International Conference on Motion in Games</w:t>
-          </w:r>
-          <w:r>
-            <w:rPr>
-              <w:b w:val="0"/>
-              <w:sz w:val="24"/>
-              <w:szCs w:val="24"/>
-            </w:rPr>
-            <w:t>, 2011</w:t>
-          </w:r>
-        </w:p>
-        <w:p>
-          <w:pPr>
-            <w:pStyle w:val="BodyText"/>
-          </w:pPr>
-        </w:p>
-        <w:p>
-          <w:pPr>
-            <w:pStyle w:val="Heading1"/>
-            <w:ind w:left="0" w:firstLine="0"/>
-            <w:contextualSpacing/>
-            <w:rPr>
-              <w:sz w:val="32"/>
-              <w:szCs w:val="32"/>
-            </w:rPr>
-          </w:pPr>
-          <w:r>
-            <w:rPr>
-              <w:sz w:val="32"/>
-              <w:szCs w:val="32"/>
-            </w:rPr>
-            <w:t>Workshops and Non-peer reviewed Publications</w:t>
-          </w:r>
-        </w:p>
-        <w:p>
-          <w:pPr>
-            <w:pStyle w:val="Heading2"/>
-            <w:contextualSpacing/>
-            <w:rPr>
-              <w:sz w:val="24"/>
-              <w:szCs w:val="24"/>
-            </w:rPr>
-          </w:pPr>
-        </w:p>
-        <w:p>
-          <w:pPr>
-            <w:rPr>
-              <w:rStyle w:val="Hyperlink"/>
-              <w:color w:val="auto"/>
-              <w:u w:val="none"/>
-            </w:rPr>
-          </w:pPr>
-          <w:r>
-            <w:rPr>
-              <w:b/>
-              <w:sz w:val="24"/>
-              <w:szCs w:val="24"/>
-            </w:rPr>
-            <w:t>[</w:t>
-          </w:r>
-          <w:proofErr w:type="spellStart"/>
-          <w:r>
-            <w:rPr>
-              <w:b/>
-              <w:sz w:val="24"/>
-              <w:szCs w:val="24"/>
-            </w:rPr>
-            <w:t>Arxiv</w:t>
-          </w:r>
-          <w:proofErr w:type="spellEnd"/>
-          <w:r>
-            <w:rPr>
-              <w:b/>
-              <w:sz w:val="24"/>
-              <w:szCs w:val="24"/>
-            </w:rPr>
-            <w:t xml:space="preserve"> 2020]</w:t>
-          </w:r>
-          <w:r>
-            <w:rPr>
-              <w:sz w:val="24"/>
-              <w:szCs w:val="24"/>
-            </w:rPr>
-            <w:t xml:space="preserve"> </w:t>
-          </w:r>
-          <w:r>
-            <w:rPr>
-              <w:b/>
-              <w:sz w:val="24"/>
-              <w:szCs w:val="24"/>
-            </w:rPr>
-            <w:t>F. M. Garcia</w:t>
-          </w:r>
-          <w:r>
-            <w:rPr>
-              <w:sz w:val="24"/>
-              <w:szCs w:val="24"/>
-            </w:rPr>
-            <w:t xml:space="preserve">, </w:t>
-          </w:r>
-          <w:r>
-            <w:rPr>
-              <w:sz w:val="24"/>
-              <w:szCs w:val="24"/>
-            </w:rPr>
-            <w:t>C. Nota, P. S. Thomas</w:t>
-          </w:r>
-          <w:r>
-            <w:rPr>
-              <w:sz w:val="24"/>
-              <w:szCs w:val="24"/>
-            </w:rPr>
-            <w:t xml:space="preserve">. </w:t>
-          </w:r>
-          <w:r>
-            <w:rPr>
-              <w:sz w:val="24"/>
-              <w:szCs w:val="24"/>
-            </w:rPr>
-            <w:t>Learning Reusable Options for Multi-Task Reinforcement Learning</w:t>
-          </w:r>
-          <w:r>
-            <w:rPr>
-              <w:sz w:val="24"/>
-              <w:szCs w:val="24"/>
-            </w:rPr>
-            <w:t>.</w:t>
-          </w:r>
-          <w:r>
-            <w:rPr>
-              <w:b/>
-              <w:sz w:val="24"/>
-              <w:szCs w:val="24"/>
-            </w:rPr>
-            <w:t xml:space="preserve"> </w:t>
-          </w:r>
-          <w:hyperlink r:id="rId7" w:history="1">
-            <w:r>
-              <w:rPr>
-                <w:rStyle w:val="Hyperlink"/>
-                <w:sz w:val="24"/>
-                <w:szCs w:val="24"/>
-              </w:rPr>
-              <w:t>https://arxiv.org/abs/2001.01577</w:t>
-            </w:r>
-          </w:hyperlink>
-        </w:p>
-        <w:p>
-          <w:pPr>
-            <w:pStyle w:val="BodyText"/>
-          </w:pPr>
-        </w:p>
-        <w:p>
-          <w:pPr>
-            <w:pStyle w:val="Heading2"/>
-            <w:contextualSpacing/>
-            <w:rPr>
-              <w:sz w:val="24"/>
-              <w:szCs w:val="24"/>
-            </w:rPr>
-          </w:pPr>
-          <w:r>
-            <w:rPr>
-              <w:sz w:val="24"/>
-              <w:szCs w:val="24"/>
-            </w:rPr>
-            <w:t>[AAAI 2019] F. M. Garcia</w:t>
-          </w:r>
-          <w:r>
-            <w:rPr>
-              <w:b w:val="0"/>
-              <w:sz w:val="24"/>
-              <w:szCs w:val="24"/>
-            </w:rPr>
-            <w:t xml:space="preserve">, B. C. da Silva, P. S. Thomas. A Compression-Inspired Framework for Macro Discovery. In </w:t>
-          </w:r>
-          <w:r>
-            <w:rPr>
-              <w:b w:val="0"/>
-              <w:i/>
-              <w:sz w:val="24"/>
-              <w:szCs w:val="24"/>
-            </w:rPr>
-            <w:t>Workshop on Reinforcement Learning in Games</w:t>
-          </w:r>
-          <w:r>
-            <w:rPr>
-              <w:b w:val="0"/>
-              <w:sz w:val="24"/>
-              <w:szCs w:val="24"/>
-            </w:rPr>
-            <w:t>, 2019</w:t>
-          </w:r>
-          <w:r>
-            <w:rPr>
-              <w:b w:val="0"/>
-              <w:sz w:val="24"/>
-              <w:szCs w:val="24"/>
-            </w:rPr>
-            <w:t xml:space="preserve">.  </w:t>
-          </w:r>
-        </w:p>
-        <w:p>
-          <w:pPr>
-            <w:pStyle w:val="Heading2"/>
-            <w:contextualSpacing/>
-            <w:rPr>
-              <w:b w:val="0"/>
-              <w:sz w:val="24"/>
-              <w:szCs w:val="24"/>
-            </w:rPr>
-          </w:pPr>
-          <w:r>
-            <w:rPr>
-              <w:b w:val="0"/>
-              <w:sz w:val="24"/>
-              <w:szCs w:val="24"/>
-            </w:rPr>
-            <w:t xml:space="preserve">Extended version: </w:t>
-          </w:r>
-          <w:hyperlink r:id="rId8" w:history="1">
-            <w:r>
-              <w:rPr>
-                <w:rStyle w:val="Hyperlink"/>
-                <w:b w:val="0"/>
-                <w:sz w:val="24"/>
-                <w:szCs w:val="24"/>
-              </w:rPr>
-              <w:t>https://arxiv.org/abs/1711.09048</w:t>
-            </w:r>
-          </w:hyperlink>
-        </w:p>
-        <w:p>
-          <w:pPr>
-            <w:pStyle w:val="BodyText"/>
-            <w:contextualSpacing/>
-          </w:pPr>
-        </w:p>
-        <w:p>
-          <w:pPr>
-            <w:pStyle w:val="Heading2"/>
-            <w:contextualSpacing/>
-            <w:rPr>
-              <w:b w:val="0"/>
-              <w:sz w:val="24"/>
-              <w:szCs w:val="24"/>
-            </w:rPr>
-          </w:pPr>
-          <w:r>
-            <w:rPr>
-              <w:sz w:val="24"/>
-              <w:szCs w:val="24"/>
-            </w:rPr>
-            <w:t>[AAAI 2019] F. M. Garcia</w:t>
-          </w:r>
-          <w:r>
-            <w:rPr>
-              <w:b w:val="0"/>
-              <w:sz w:val="24"/>
-              <w:szCs w:val="24"/>
-            </w:rPr>
-            <w:t xml:space="preserve">, P. S. Thomas. A Meta-MDP Approach to Exploration for Lifelong Reinforcement Learning. In </w:t>
-          </w:r>
-          <w:r>
-            <w:rPr>
-              <w:b w:val="0"/>
-              <w:i/>
-              <w:sz w:val="24"/>
-              <w:szCs w:val="24"/>
-            </w:rPr>
-            <w:t>Workshop on Reinforcement Learning in Games</w:t>
-          </w:r>
-          <w:r>
-            <w:rPr>
-              <w:b w:val="0"/>
-              <w:sz w:val="24"/>
-              <w:szCs w:val="24"/>
-            </w:rPr>
-            <w:t>, 2019</w:t>
-          </w:r>
-          <w:r>
-            <w:rPr>
-              <w:b w:val="0"/>
-              <w:sz w:val="24"/>
-              <w:szCs w:val="24"/>
-            </w:rPr>
-            <w:t xml:space="preserve">. </w:t>
-          </w:r>
-        </w:p>
-        <w:p>
-          <w:pPr>
-            <w:pStyle w:val="Heading2"/>
-            <w:contextualSpacing/>
-            <w:rPr>
-              <w:b w:val="0"/>
-              <w:sz w:val="24"/>
-              <w:szCs w:val="24"/>
-            </w:rPr>
-          </w:pPr>
-          <w:r>
-            <w:rPr>
-              <w:b w:val="0"/>
-              <w:sz w:val="24"/>
-              <w:szCs w:val="24"/>
-            </w:rPr>
-            <w:t xml:space="preserve">Extended version: </w:t>
-          </w:r>
-          <w:hyperlink r:id="rId9" w:history="1">
-            <w:r>
-              <w:rPr>
-                <w:rStyle w:val="Hyperlink"/>
-                <w:b w:val="0"/>
-                <w:sz w:val="24"/>
-                <w:szCs w:val="24"/>
-              </w:rPr>
-              <w:t>https://arxiv.org/abs/1902.00843</w:t>
-            </w:r>
-          </w:hyperlink>
-        </w:p>
-        <w:p>
-          <w:pPr>
-            <w:pStyle w:val="BodyText"/>
-            <w:contextualSpacing/>
-          </w:pPr>
-        </w:p>
-        <w:p>
-          <w:pPr>
-            <w:pStyle w:val="Heading2"/>
-            <w:contextualSpacing/>
-            <w:rPr>
-              <w:b w:val="0"/>
-              <w:sz w:val="24"/>
-              <w:szCs w:val="24"/>
-            </w:rPr>
-          </w:pPr>
-          <w:r>
-            <w:rPr>
-              <w:sz w:val="24"/>
-              <w:szCs w:val="24"/>
-            </w:rPr>
-            <w:t>[</w:t>
-          </w:r>
-          <w:proofErr w:type="spellStart"/>
-          <w:r>
-            <w:rPr>
-              <w:sz w:val="24"/>
-              <w:szCs w:val="24"/>
-            </w:rPr>
-            <w:t>Arxiv</w:t>
-          </w:r>
-          <w:proofErr w:type="spellEnd"/>
-          <w:r>
-            <w:rPr>
-              <w:sz w:val="24"/>
-              <w:szCs w:val="24"/>
-            </w:rPr>
-            <w:t xml:space="preserve"> 2016</w:t>
-          </w:r>
-          <w:r>
-            <w:rPr>
-              <w:sz w:val="24"/>
-              <w:szCs w:val="24"/>
-            </w:rPr>
-            <w:t xml:space="preserve">] </w:t>
-          </w:r>
-          <w:r>
-            <w:rPr>
-              <w:b w:val="0"/>
-              <w:sz w:val="24"/>
-              <w:szCs w:val="24"/>
-            </w:rPr>
-            <w:t xml:space="preserve">S. </w:t>
-          </w:r>
-          <w:proofErr w:type="spellStart"/>
-          <w:r>
-            <w:rPr>
-              <w:b w:val="0"/>
-              <w:sz w:val="24"/>
-              <w:szCs w:val="24"/>
-            </w:rPr>
-            <w:t>G</w:t>
-          </w:r>
-          <w:r>
-            <w:rPr>
-              <w:b w:val="0"/>
-              <w:sz w:val="24"/>
-              <w:szCs w:val="24"/>
-            </w:rPr>
-            <w:t>iguere</w:t>
-          </w:r>
-          <w:proofErr w:type="spellEnd"/>
-          <w:r>
-            <w:rPr>
-              <w:b w:val="0"/>
-              <w:sz w:val="24"/>
-              <w:szCs w:val="24"/>
-            </w:rPr>
-            <w:t>,</w:t>
-          </w:r>
-          <w:r>
-            <w:rPr>
-              <w:sz w:val="24"/>
-              <w:szCs w:val="24"/>
-            </w:rPr>
-            <w:t xml:space="preserve"> </w:t>
-          </w:r>
-          <w:r>
-            <w:rPr>
-              <w:sz w:val="24"/>
-              <w:szCs w:val="24"/>
-            </w:rPr>
-            <w:t>F. M. Garcia</w:t>
-          </w:r>
-          <w:r>
-            <w:rPr>
-              <w:b w:val="0"/>
-              <w:sz w:val="24"/>
-              <w:szCs w:val="24"/>
-            </w:rPr>
-            <w:t xml:space="preserve">, </w:t>
-          </w:r>
-          <w:r>
-            <w:rPr>
-              <w:b w:val="0"/>
-              <w:sz w:val="24"/>
-              <w:szCs w:val="24"/>
-            </w:rPr>
-            <w:t>S. Mahadevan</w:t>
-          </w:r>
-          <w:r>
-            <w:rPr>
-              <w:b w:val="0"/>
-              <w:sz w:val="24"/>
-              <w:szCs w:val="24"/>
-            </w:rPr>
-            <w:t xml:space="preserve">. </w:t>
-          </w:r>
-          <w:r>
-            <w:rPr>
-              <w:b w:val="0"/>
-              <w:sz w:val="24"/>
-              <w:szCs w:val="24"/>
-            </w:rPr>
-            <w:t>A Manifold Approach to Learning Mutually Orthogonal Subspaces</w:t>
-          </w:r>
-          <w:r>
-            <w:rPr>
-              <w:b w:val="0"/>
-              <w:sz w:val="24"/>
-              <w:szCs w:val="24"/>
-            </w:rPr>
-            <w:t xml:space="preserve">. </w:t>
-          </w:r>
-          <w:hyperlink r:id="rId10" w:history="1">
-            <w:r>
-              <w:rPr>
-                <w:rStyle w:val="Hyperlink"/>
-                <w:b w:val="0"/>
-                <w:sz w:val="24"/>
-                <w:szCs w:val="24"/>
-              </w:rPr>
-              <w:t>https://arxiv.org/abs/1703.02992</w:t>
-            </w:r>
-          </w:hyperlink>
-        </w:p>
-        <w:p>
-          <w:pPr>
-            <w:pStyle w:val="Heading1"/>
-            <w:ind w:left="0" w:firstLine="0"/>
-            <w:contextualSpacing/>
-            <w:rPr>
-              <w:sz w:val="32"/>
-              <w:szCs w:val="32"/>
-            </w:rPr>
-          </w:pPr>
-          <w:r>
-            <w:rPr>
-              <w:sz w:val="32"/>
-              <w:szCs w:val="32"/>
-            </w:rPr>
-            <w:t>Academic Service</w:t>
-          </w:r>
-        </w:p>
-        <w:sdt>
-          <w:sdtPr>
-            <w:rPr>
-              <w:rFonts w:asciiTheme="minorHAnsi" w:eastAsiaTheme="minorEastAsia" w:hAnsiTheme="minorHAnsi" w:cstheme="minorBidi"/>
-              <w:b w:val="0"/>
-              <w:bCs w:val="0"/>
-              <w:color w:val="auto"/>
-              <w:sz w:val="24"/>
-              <w:szCs w:val="24"/>
-            </w:rPr>
-            <w:id w:val="1160973206"/>
-            <w:placeholder>
-              <w:docPart w:val="9D9442BE3FFE804E9269F4F94A4DFE8A"/>
-            </w:placeholder>
-          </w:sdtPr>
-          <w:sdtContent>
-            <w:p>
-              <w:pPr>
-                <w:pStyle w:val="Heading2"/>
-                <w:contextualSpacing/>
-                <w:rPr>
-                  <w:b w:val="0"/>
-                  <w:sz w:val="24"/>
-                  <w:szCs w:val="24"/>
-                </w:rPr>
-              </w:pPr>
-              <w:r>
-                <w:rPr>
-                  <w:b w:val="0"/>
-                  <w:sz w:val="24"/>
-                  <w:szCs w:val="24"/>
-                </w:rPr>
-                <w:t>I served as reviewer for:</w:t>
-              </w:r>
-            </w:p>
-            <w:p>
-              <w:pPr>
-                <w:pStyle w:val="BodyText"/>
-                <w:numPr>
-                  <w:ilvl w:val="0"/>
-                  <w:numId w:val="11"/>
-                </w:numPr>
-                <w:contextualSpacing/>
-                <w:rPr>
-                  <w:sz w:val="24"/>
-                  <w:szCs w:val="24"/>
-                </w:rPr>
-              </w:pPr>
-              <w:r>
-                <w:rPr>
-                  <w:sz w:val="24"/>
-                  <w:szCs w:val="24"/>
-                </w:rPr>
-                <w:t xml:space="preserve">Association for the Advancement of Artificial Intelligence (AAAI): </w:t>
-              </w:r>
-              <w:r>
-                <w:rPr>
-                  <w:sz w:val="24"/>
-                  <w:szCs w:val="24"/>
-                </w:rPr>
-                <w:t>[20</w:t>
-              </w:r>
-              <w:r>
-                <w:rPr>
-                  <w:sz w:val="24"/>
-                  <w:szCs w:val="24"/>
-                </w:rPr>
-                <w:t>20-2023</w:t>
-              </w:r>
-              <w:r>
-                <w:rPr>
-                  <w:sz w:val="24"/>
-                  <w:szCs w:val="24"/>
-                </w:rPr>
-                <w:t>]</w:t>
-              </w:r>
-            </w:p>
-            <w:p>
-              <w:pPr>
-                <w:pStyle w:val="BodyText"/>
-                <w:numPr>
-                  <w:ilvl w:val="0"/>
-                  <w:numId w:val="11"/>
-                </w:numPr>
-                <w:contextualSpacing/>
-                <w:rPr>
-                  <w:sz w:val="24"/>
-                  <w:szCs w:val="24"/>
-                </w:rPr>
-              </w:pPr>
-              <w:r>
-                <w:rPr>
-                  <w:sz w:val="24"/>
-                  <w:szCs w:val="24"/>
-                </w:rPr>
-                <w:t xml:space="preserve">International Conference on Machine Learning (ICML): </w:t>
-              </w:r>
-              <w:r>
-                <w:rPr>
-                  <w:sz w:val="24"/>
-                  <w:szCs w:val="24"/>
-                </w:rPr>
-                <w:t>[</w:t>
-              </w:r>
-              <w:r>
-                <w:rPr>
-                  <w:sz w:val="24"/>
-                  <w:szCs w:val="24"/>
-                </w:rPr>
-                <w:t>2019-2023</w:t>
-              </w:r>
-              <w:r>
-                <w:rPr>
-                  <w:sz w:val="24"/>
-                  <w:szCs w:val="24"/>
-                </w:rPr>
-                <w:t>]</w:t>
-              </w:r>
-            </w:p>
-            <w:p>
-              <w:pPr>
-                <w:pStyle w:val="BodyText"/>
-                <w:numPr>
-                  <w:ilvl w:val="0"/>
-                  <w:numId w:val="11"/>
-                </w:numPr>
-                <w:contextualSpacing/>
-                <w:rPr>
-                  <w:sz w:val="24"/>
-                  <w:szCs w:val="24"/>
-                </w:rPr>
-              </w:pPr>
-              <w:r>
-                <w:rPr>
-                  <w:sz w:val="24"/>
-                  <w:szCs w:val="24"/>
-                </w:rPr>
-                <w:t xml:space="preserve">Advances in Neural Information Processing Systems (NIPS): </w:t>
-              </w:r>
-              <w:r>
-                <w:rPr>
-                  <w:sz w:val="24"/>
-                  <w:szCs w:val="24"/>
-                </w:rPr>
-                <w:t>[</w:t>
-              </w:r>
-              <w:r>
-                <w:rPr>
-                  <w:sz w:val="24"/>
-                  <w:szCs w:val="24"/>
-                </w:rPr>
-                <w:t>2020-2023</w:t>
-              </w:r>
-              <w:r>
-                <w:rPr>
-                  <w:sz w:val="24"/>
-                  <w:szCs w:val="24"/>
-                </w:rPr>
-                <w:t>]</w:t>
-              </w:r>
-            </w:p>
-            <w:p>
-              <w:pPr>
-                <w:pStyle w:val="BodyText"/>
-                <w:numPr>
-                  <w:ilvl w:val="0"/>
-                  <w:numId w:val="11"/>
-                </w:numPr>
-                <w:contextualSpacing/>
-                <w:rPr>
-                  <w:sz w:val="24"/>
-                  <w:szCs w:val="24"/>
-                </w:rPr>
-              </w:pPr>
-              <w:r>
-                <w:rPr>
-                  <w:sz w:val="24"/>
-                  <w:szCs w:val="24"/>
-                </w:rPr>
-                <w:t>International Conference on Autonomous Agents and Multi-agent Systems (AAMAS): [</w:t>
-              </w:r>
-              <w:r>
-                <w:rPr>
-                  <w:sz w:val="24"/>
-                  <w:szCs w:val="24"/>
-                </w:rPr>
-                <w:t>2021</w:t>
-              </w:r>
-              <w:r>
-                <w:rPr>
-                  <w:sz w:val="24"/>
-                  <w:szCs w:val="24"/>
-                </w:rPr>
-                <w:t>]</w:t>
-              </w:r>
-            </w:p>
-            <w:p>
-              <w:pPr>
-                <w:pStyle w:val="BodyText"/>
-                <w:numPr>
-                  <w:ilvl w:val="0"/>
-                  <w:numId w:val="11"/>
-                </w:numPr>
-                <w:contextualSpacing/>
-                <w:rPr>
-                  <w:sz w:val="24"/>
-                  <w:szCs w:val="24"/>
-                </w:rPr>
-              </w:pPr>
-              <w:r>
-                <w:rPr>
-                  <w:sz w:val="24"/>
-                  <w:szCs w:val="24"/>
-                </w:rPr>
-                <w:t>International Conference on Learning Representations (ICLR): [</w:t>
-              </w:r>
-              <w:r>
-                <w:rPr>
-                  <w:sz w:val="24"/>
-                  <w:szCs w:val="24"/>
-                </w:rPr>
-                <w:t>2021-2023</w:t>
-              </w:r>
-              <w:r>
-                <w:rPr>
-                  <w:sz w:val="24"/>
-                  <w:szCs w:val="24"/>
-                </w:rPr>
-                <w:t>]</w:t>
-              </w:r>
-            </w:p>
-            <w:p>
-              <w:pPr>
-                <w:pStyle w:val="BodyText"/>
-                <w:numPr>
-                  <w:ilvl w:val="0"/>
-                  <w:numId w:val="11"/>
-                </w:numPr>
-                <w:contextualSpacing/>
-                <w:rPr>
-                  <w:sz w:val="24"/>
-                  <w:szCs w:val="24"/>
-                </w:rPr>
-              </w:pPr>
-              <w:r>
-                <w:rPr>
-                  <w:sz w:val="24"/>
-                  <w:szCs w:val="24"/>
-                </w:rPr>
-                <w:t xml:space="preserve">International Conference </w:t>
-              </w:r>
-              <w:r>
-                <w:rPr>
-                  <w:sz w:val="24"/>
-                  <w:szCs w:val="24"/>
-                </w:rPr>
-                <w:t>on Motion</w:t>
-              </w:r>
-              <w:r>
-                <w:rPr>
-                  <w:sz w:val="24"/>
-                  <w:szCs w:val="24"/>
-                </w:rPr>
-                <w:t>s in Games</w:t>
-              </w:r>
-              <w:r>
-                <w:rPr>
-                  <w:sz w:val="24"/>
-                  <w:szCs w:val="24"/>
-                </w:rPr>
-                <w:t xml:space="preserve"> (MIG): 2014</w:t>
-              </w:r>
-            </w:p>
-            <w:p>
-              <w:pPr>
-                <w:pStyle w:val="BodyText"/>
-                <w:numPr>
-                  <w:ilvl w:val="0"/>
-                  <w:numId w:val="11"/>
-                </w:numPr>
-                <w:rPr>
-                  <w:sz w:val="24"/>
-                  <w:szCs w:val="24"/>
-                </w:rPr>
-              </w:pPr>
-              <w:r>
-                <w:rPr>
-                  <w:sz w:val="24"/>
-                  <w:szCs w:val="24"/>
-                </w:rPr>
-                <w:t>International Conference on Intelligent Robots and Systems (IROS): 2015</w:t>
-              </w:r>
-            </w:p>
-            <w:p>
-              <w:pPr>
-                <w:pStyle w:val="Heading1"/>
-                <w:ind w:left="0" w:firstLine="0"/>
-                <w:contextualSpacing/>
-                <w:rPr>
-                  <w:sz w:val="32"/>
-                  <w:szCs w:val="32"/>
-                </w:rPr>
-              </w:pPr>
-              <w:r>
-                <w:rPr>
-                  <w:sz w:val="32"/>
-                  <w:szCs w:val="32"/>
-                </w:rPr>
-                <w:t>References</w:t>
-              </w:r>
-            </w:p>
-            <w:p>
-              <w:pPr>
-                <w:pStyle w:val="Heading2"/>
-                <w:contextualSpacing/>
-                <w:rPr>
-                  <w:b w:val="0"/>
-                  <w:sz w:val="24"/>
-                  <w:szCs w:val="24"/>
-                </w:rPr>
-              </w:pPr>
-              <w:r>
-                <w:rPr>
-                  <w:b w:val="0"/>
-                  <w:sz w:val="24"/>
-                  <w:szCs w:val="24"/>
-                </w:rPr>
-                <w:t>Available upon request.</w:t>
-              </w:r>
-            </w:p>
-            <w:p>
-              <w:pPr>
-                <w:pStyle w:val="BodyText"/>
-                <w:ind w:left="720"/>
-                <w:rPr>
-                  <w:sz w:val="24"/>
-                  <w:szCs w:val="24"/>
-                </w:rPr>
-              </w:pPr>
-            </w:p>
-          </w:sdtContent>
-        </w:sdt>
-        <w:p>
-          <w:pPr>
-            <w:pStyle w:val="BodyText"/>
-            <w:contextualSpacing/>
-            <w:rPr>
-              <w:sz w:val="24"/>
-              <w:szCs w:val="24"/>
-            </w:rPr>
-          </w:pPr>
-        </w:p>
-      </w:sdtContent>
-    </w:sdt>
+          <w:u w:val="none"/>
+        </w:rPr>
+      </w:pPr>
+      <w:r>
+        <w:rPr>
+          <w:b/>
+          <w:sz w:val="24"/>
+          <w:szCs w:val="24"/>
+        </w:rPr>
+        <w:t>[</w:t>
+      </w:r>
+      <w:r>
+        <w:rPr>
+          <w:b/>
+          <w:sz w:val="24"/>
+          <w:szCs w:val="24"/>
+        </w:rPr>
+        <w:t>Arxiv</w:t>
+      </w:r>
+      <w:r>
+        <w:rPr>
+          <w:b/>
+          <w:sz w:val="24"/>
+          <w:szCs w:val="24"/>
+        </w:rPr>
+        <w:t xml:space="preserve"> 2020]</w:t>
+      </w:r>
+      <w:r>
+        <w:rPr>
+          <w:sz w:val="24"/>
+          <w:szCs w:val="24"/>
+        </w:rPr>
+        <w:t xml:space="preserve"> </w:t>
+      </w:r>
+      <w:r>
+        <w:rPr>
+          <w:b/>
+          <w:sz w:val="24"/>
+          <w:szCs w:val="24"/>
+        </w:rPr>
+        <w:t>F. M. Garcia</w:t>
+      </w:r>
+      <w:r>
+        <w:rPr>
+          <w:sz w:val="24"/>
+          <w:szCs w:val="24"/>
+        </w:rPr>
+        <w:t xml:space="preserve">, </w:t>
+      </w:r>
+      <w:r>
+        <w:rPr>
+          <w:sz w:val="24"/>
+          <w:szCs w:val="24"/>
+        </w:rPr>
+        <w:t>C. Nota, P. S. Thomas</w:t>
+      </w:r>
+      <w:r>
+        <w:rPr>
+          <w:sz w:val="24"/>
+          <w:szCs w:val="24"/>
+        </w:rPr>
+        <w:t xml:space="preserve">. </w:t>
+      </w:r>
+      <w:r>
+        <w:rPr>
+          <w:sz w:val="24"/>
+          <w:szCs w:val="24"/>
+        </w:rPr>
+        <w:t>Learning Reusable Options for Multi-Task Reinforcement Learning</w:t>
+      </w:r>
+      <w:r>
+        <w:rPr>
+          <w:sz w:val="24"/>
+          <w:szCs w:val="24"/>
+        </w:rPr>
+        <w:t>.</w:t>
+      </w:r>
+      <w:r>
+        <w:rPr>
+          <w:b/>
+          <w:sz w:val="24"/>
+          <w:szCs w:val="24"/>
+        </w:rPr>
+        <w:t xml:space="preserve"> </w:t>
+      </w:r>
+      <w:r>
+        <w:rPr>
+          <w:rStyle w:val="Hyperlink"/>
+          <w:sz w:val="24"/>
+          <w:szCs w:val="24"/>
+        </w:rPr>
+        <w:fldChar w:fldCharType="begin"/>
+      </w:r>
+      <w:r>
+        <w:rPr>
+          <w:rStyle w:val="Hyperlink"/>
+          <w:sz w:val="24"/>
+          <w:szCs w:val="24"/>
+        </w:rPr>
+        <w:instrText xml:space="preserve">HYPERLINK "https://arxiv.org/abs/2001.01577" </w:instrText>
+      </w:r>
+      <w:r>
+        <w:rPr>
+          <w:rStyle w:val="Hyperlink"/>
+          <w:sz w:val="24"/>
+          <w:szCs w:val="24"/>
+        </w:rPr>
+        <w:fldChar w:fldCharType="separate"/>
+      </w:r>
+      <w:r>
+        <w:rPr>
+          <w:rStyle w:val="Hyperlink"/>
+          <w:sz w:val="24"/>
+          <w:szCs w:val="24"/>
+        </w:rPr>
+        <w:t>https://arxiv.org/abs/2001.01577</w:t>
+      </w:r>
+      <w:r>
+        <w:rPr>
+          <w:rStyle w:val="Hyperlink"/>
+          <w:color w:val="auto"/>
+          <w:u w:val="none"/>
+        </w:rPr>
+        <w:fldChar w:fldCharType="end"/>
+      </w:r>
+    </w:p>
     <w:p>
       <w:pPr>
         <w:pStyle w:val="BodyText"/>
-        <w:contextualSpacing/>
-        <w:rPr>
-          <w:sz w:val="24"/>
-          <w:szCs w:val="24"/>
-        </w:rPr>
-      </w:pPr>
-    </w:p>
-    <w:p>
-      <w:pPr>
-        <w:contextualSpacing/>
-        <w:rPr>
-          <w:sz w:val="24"/>
-          <w:szCs w:val="24"/>
-        </w:rPr>
-      </w:pPr>
-    </w:p>
-    <w:p>
-      <w:pPr>
-        <w:contextualSpacing/>
+        <w:rPr/>
+      </w:pPr>
+    </w:p>
+    <w:p>
+      <w:pPr>
+        <w:pStyle w:val="Heading2"/>
+        <w:contextualSpacing w:val="on"/>
+        <w:rPr>
+          <w:sz w:val="24"/>
+          <w:szCs w:val="24"/>
+        </w:rPr>
+      </w:pPr>
+      <w:r>
+        <w:rPr>
+          <w:sz w:val="24"/>
+          <w:szCs w:val="24"/>
+        </w:rPr>
+        <w:t>[AAAI 2019] F. M. Garcia</w:t>
+      </w:r>
+      <w:r>
+        <w:rPr>
+          <w:b w:val="off"/>
+          <w:sz w:val="24"/>
+          <w:szCs w:val="24"/>
+        </w:rPr>
+        <w:t xml:space="preserve">, B. C. da Silva, P. S. Thomas. A Compression-Inspired Framework for Macro Discovery. In </w:t>
+      </w:r>
+      <w:r>
+        <w:rPr>
+          <w:b w:val="off"/>
+          <w:i/>
+          <w:sz w:val="24"/>
+          <w:szCs w:val="24"/>
+        </w:rPr>
+        <w:t>Workshop on Reinforcement Learning in Games</w:t>
+      </w:r>
+      <w:r>
+        <w:rPr>
+          <w:b w:val="off"/>
+          <w:sz w:val="24"/>
+          <w:szCs w:val="24"/>
+        </w:rPr>
+        <w:t>, 2019</w:t>
+      </w:r>
+      <w:r>
+        <w:rPr>
+          <w:b w:val="off"/>
+          <w:sz w:val="24"/>
+          <w:szCs w:val="24"/>
+        </w:rPr>
+        <w:t xml:space="preserve">.  </w:t>
+      </w:r>
+    </w:p>
+    <w:p>
+      <w:pPr>
+        <w:pStyle w:val="Heading2"/>
+        <w:contextualSpacing w:val="on"/>
+        <w:rPr>
+          <w:b w:val="off"/>
+          <w:sz w:val="24"/>
+          <w:szCs w:val="24"/>
+        </w:rPr>
+      </w:pPr>
+      <w:r>
+        <w:rPr>
+          <w:b w:val="off"/>
+          <w:sz w:val="24"/>
+          <w:szCs w:val="24"/>
+        </w:rPr>
+        <w:t xml:space="preserve">Extended version: </w:t>
+      </w:r>
+      <w:r>
+        <w:rPr>
+          <w:rStyle w:val="Hyperlink"/>
+          <w:b w:val="off"/>
+          <w:sz w:val="24"/>
+          <w:szCs w:val="24"/>
+        </w:rPr>
+        <w:fldChar w:fldCharType="begin"/>
+      </w:r>
+      <w:r>
+        <w:rPr>
+          <w:rStyle w:val="Hyperlink"/>
+          <w:b w:val="off"/>
+          <w:sz w:val="24"/>
+          <w:szCs w:val="24"/>
+        </w:rPr>
+        <w:instrText xml:space="preserve">HYPERLINK "https://arxiv.org/abs/1711.09048" </w:instrText>
+      </w:r>
+      <w:r>
+        <w:rPr>
+          <w:rStyle w:val="Hyperlink"/>
+          <w:b w:val="off"/>
+          <w:sz w:val="24"/>
+          <w:szCs w:val="24"/>
+        </w:rPr>
+        <w:fldChar w:fldCharType="separate"/>
+      </w:r>
+      <w:r>
+        <w:rPr>
+          <w:rStyle w:val="Hyperlink"/>
+          <w:b w:val="off"/>
+          <w:sz w:val="24"/>
+          <w:szCs w:val="24"/>
+        </w:rPr>
+        <w:t>https://arxiv.org/abs/1711.09048</w:t>
+      </w:r>
+      <w:r>
+        <w:rPr>
+          <w:b w:val="off"/>
+          <w:sz w:val="24"/>
+          <w:szCs w:val="24"/>
+        </w:rPr>
+        <w:fldChar w:fldCharType="end"/>
+      </w:r>
+    </w:p>
+    <w:p>
+      <w:pPr>
+        <w:pStyle w:val="BodyText"/>
+        <w:contextualSpacing w:val="on"/>
+        <w:rPr/>
+      </w:pPr>
+    </w:p>
+    <w:p>
+      <w:pPr>
+        <w:pStyle w:val="Heading2"/>
+        <w:contextualSpacing w:val="on"/>
+        <w:rPr>
+          <w:b w:val="off"/>
+          <w:sz w:val="24"/>
+          <w:szCs w:val="24"/>
+        </w:rPr>
+      </w:pPr>
+      <w:r>
+        <w:rPr>
+          <w:sz w:val="24"/>
+          <w:szCs w:val="24"/>
+        </w:rPr>
+        <w:t>[AAAI 2019] F. M. Garcia</w:t>
+      </w:r>
+      <w:r>
+        <w:rPr>
+          <w:b w:val="off"/>
+          <w:sz w:val="24"/>
+          <w:szCs w:val="24"/>
+        </w:rPr>
+        <w:t xml:space="preserve">, P. S. Thomas. A Meta-MDP Approach to Exploration for Lifelong Reinforcement Learning. In </w:t>
+      </w:r>
+      <w:r>
+        <w:rPr>
+          <w:b w:val="off"/>
+          <w:i/>
+          <w:sz w:val="24"/>
+          <w:szCs w:val="24"/>
+        </w:rPr>
+        <w:t>Workshop on Reinforcement Learning in Games</w:t>
+      </w:r>
+      <w:r>
+        <w:rPr>
+          <w:b w:val="off"/>
+          <w:sz w:val="24"/>
+          <w:szCs w:val="24"/>
+        </w:rPr>
+        <w:t>, 2019</w:t>
+      </w:r>
+      <w:r>
+        <w:rPr>
+          <w:b w:val="off"/>
+          <w:sz w:val="24"/>
+          <w:szCs w:val="24"/>
+        </w:rPr>
+        <w:t xml:space="preserve">. </w:t>
+      </w:r>
+    </w:p>
+    <w:p>
+      <w:pPr>
+        <w:pStyle w:val="Heading2"/>
+        <w:contextualSpacing w:val="on"/>
+        <w:rPr>
+          <w:b w:val="off"/>
+          <w:sz w:val="24"/>
+          <w:szCs w:val="24"/>
+        </w:rPr>
+      </w:pPr>
+      <w:r>
+        <w:rPr>
+          <w:b w:val="off"/>
+          <w:sz w:val="24"/>
+          <w:szCs w:val="24"/>
+        </w:rPr>
+        <w:t xml:space="preserve">Extended version: </w:t>
+      </w:r>
+      <w:r>
+        <w:rPr>
+          <w:rStyle w:val="Hyperlink"/>
+          <w:b w:val="off"/>
+          <w:sz w:val="24"/>
+          <w:szCs w:val="24"/>
+        </w:rPr>
+        <w:fldChar w:fldCharType="begin"/>
+      </w:r>
+      <w:r>
+        <w:rPr>
+          <w:rStyle w:val="Hyperlink"/>
+          <w:b w:val="off"/>
+          <w:sz w:val="24"/>
+          <w:szCs w:val="24"/>
+        </w:rPr>
+        <w:instrText xml:space="preserve">HYPERLINK "https://arxiv.org/abs/1902.00843" </w:instrText>
+      </w:r>
+      <w:r>
+        <w:rPr>
+          <w:rStyle w:val="Hyperlink"/>
+          <w:b w:val="off"/>
+          <w:sz w:val="24"/>
+          <w:szCs w:val="24"/>
+        </w:rPr>
+        <w:fldChar w:fldCharType="separate"/>
+      </w:r>
+      <w:r>
+        <w:rPr>
+          <w:rStyle w:val="Hyperlink"/>
+          <w:b w:val="off"/>
+          <w:sz w:val="24"/>
+          <w:szCs w:val="24"/>
+        </w:rPr>
+        <w:t>https://arxiv.org/abs/1902.00843</w:t>
+      </w:r>
+      <w:r>
+        <w:rPr>
+          <w:b w:val="off"/>
+          <w:sz w:val="24"/>
+          <w:szCs w:val="24"/>
+        </w:rPr>
+        <w:fldChar w:fldCharType="end"/>
+      </w:r>
+    </w:p>
+    <w:p>
+      <w:pPr>
+        <w:pStyle w:val="BodyText"/>
+        <w:contextualSpacing w:val="on"/>
+        <w:rPr/>
+      </w:pPr>
+    </w:p>
+    <w:p>
+      <w:pPr>
+        <w:pStyle w:val="Heading2"/>
+        <w:contextualSpacing w:val="on"/>
+        <w:rPr>
+          <w:b w:val="off"/>
+          <w:sz w:val="24"/>
+          <w:szCs w:val="24"/>
+        </w:rPr>
+      </w:pPr>
+      <w:r>
+        <w:rPr>
+          <w:sz w:val="24"/>
+          <w:szCs w:val="24"/>
+        </w:rPr>
+        <w:t>[</w:t>
+      </w:r>
+      <w:r>
+        <w:rPr>
+          <w:sz w:val="24"/>
+          <w:szCs w:val="24"/>
+        </w:rPr>
+        <w:t>Arxiv</w:t>
+      </w:r>
+      <w:r>
+        <w:rPr>
+          <w:sz w:val="24"/>
+          <w:szCs w:val="24"/>
+        </w:rPr>
+        <w:t xml:space="preserve"> 2016</w:t>
+      </w:r>
+      <w:r>
+        <w:rPr>
+          <w:sz w:val="24"/>
+          <w:szCs w:val="24"/>
+        </w:rPr>
+        <w:t xml:space="preserve">] </w:t>
+      </w:r>
+      <w:r>
+        <w:rPr>
+          <w:b w:val="off"/>
+          <w:sz w:val="24"/>
+          <w:szCs w:val="24"/>
+        </w:rPr>
+        <w:t xml:space="preserve">S. </w:t>
+      </w:r>
+      <w:r>
+        <w:rPr>
+          <w:b w:val="off"/>
+          <w:sz w:val="24"/>
+          <w:szCs w:val="24"/>
+        </w:rPr>
+        <w:t>G</w:t>
+      </w:r>
+      <w:r>
+        <w:rPr>
+          <w:b w:val="off"/>
+          <w:sz w:val="24"/>
+          <w:szCs w:val="24"/>
+        </w:rPr>
+        <w:t>iguere</w:t>
+      </w:r>
+      <w:r>
+        <w:rPr>
+          <w:b w:val="off"/>
+          <w:sz w:val="24"/>
+          <w:szCs w:val="24"/>
+        </w:rPr>
+        <w:t>,</w:t>
+      </w:r>
+      <w:r>
+        <w:rPr>
+          <w:sz w:val="24"/>
+          <w:szCs w:val="24"/>
+        </w:rPr>
+        <w:t xml:space="preserve"> </w:t>
+      </w:r>
+      <w:r>
+        <w:rPr>
+          <w:sz w:val="24"/>
+          <w:szCs w:val="24"/>
+        </w:rPr>
+        <w:t>F. M. Garcia</w:t>
+      </w:r>
+      <w:r>
+        <w:rPr>
+          <w:b w:val="off"/>
+          <w:sz w:val="24"/>
+          <w:szCs w:val="24"/>
+        </w:rPr>
+        <w:t xml:space="preserve">, </w:t>
+      </w:r>
+      <w:r>
+        <w:rPr>
+          <w:b w:val="off"/>
+          <w:sz w:val="24"/>
+          <w:szCs w:val="24"/>
+        </w:rPr>
+        <w:t>S. Mahadevan</w:t>
+      </w:r>
+      <w:r>
+        <w:rPr>
+          <w:b w:val="off"/>
+          <w:sz w:val="24"/>
+          <w:szCs w:val="24"/>
+        </w:rPr>
+        <w:t xml:space="preserve">. </w:t>
+      </w:r>
+      <w:r>
+        <w:rPr>
+          <w:b w:val="off"/>
+          <w:sz w:val="24"/>
+          <w:szCs w:val="24"/>
+        </w:rPr>
+        <w:t>A Manifold Approach to Learning Mutually Orthogonal Subspaces</w:t>
+      </w:r>
+      <w:r>
+        <w:rPr>
+          <w:b w:val="off"/>
+          <w:sz w:val="24"/>
+          <w:szCs w:val="24"/>
+        </w:rPr>
+        <w:t xml:space="preserve">. </w:t>
+      </w:r>
+      <w:r>
+        <w:rPr>
+          <w:rStyle w:val="Hyperlink"/>
+          <w:b w:val="off"/>
+          <w:sz w:val="24"/>
+          <w:szCs w:val="24"/>
+        </w:rPr>
+        <w:fldChar w:fldCharType="begin"/>
+      </w:r>
+      <w:r>
+        <w:rPr>
+          <w:rStyle w:val="Hyperlink"/>
+          <w:b w:val="off"/>
+          <w:sz w:val="24"/>
+          <w:szCs w:val="24"/>
+        </w:rPr>
+        <w:instrText xml:space="preserve">HYPERLINK "https://arxiv.org/abs/1703.02992" </w:instrText>
+      </w:r>
+      <w:r>
+        <w:rPr>
+          <w:rStyle w:val="Hyperlink"/>
+          <w:b w:val="off"/>
+          <w:sz w:val="24"/>
+          <w:szCs w:val="24"/>
+        </w:rPr>
+        <w:fldChar w:fldCharType="separate"/>
+      </w:r>
+      <w:r>
+        <w:rPr>
+          <w:rStyle w:val="Hyperlink"/>
+          <w:b w:val="off"/>
+          <w:sz w:val="24"/>
+          <w:szCs w:val="24"/>
+        </w:rPr>
+        <w:t>https://arxiv.org/abs/1703.02992</w:t>
+      </w:r>
+      <w:r>
+        <w:rPr>
+          <w:b w:val="off"/>
+          <w:sz w:val="24"/>
+          <w:szCs w:val="24"/>
+        </w:rPr>
+        <w:fldChar w:fldCharType="end"/>
+      </w:r>
+    </w:p>
+    <w:p>
+      <w:pPr>
+        <w:pStyle w:val="Heading1"/>
+        <w:ind w:left="0" w:firstLine="0"/>
+        <w:contextualSpacing w:val="on"/>
+        <w:rPr>
+          <w:sz w:val="32"/>
+          <w:szCs w:val="32"/>
+        </w:rPr>
+      </w:pPr>
+      <w:r>
+        <w:rPr>
+          <w:sz w:val="32"/>
+          <w:szCs w:val="32"/>
+        </w:rPr>
+        <w:t>Academic Service</w:t>
+      </w:r>
+    </w:p>
+    <w:p>
+      <w:pPr>
+        <w:pStyle w:val="Heading2"/>
+        <w:contextualSpacing w:val="on"/>
+        <w:rPr>
+          <w:b w:val="off"/>
+          <w:sz w:val="24"/>
+          <w:szCs w:val="24"/>
+        </w:rPr>
+      </w:pPr>
+      <w:r>
+        <w:rPr>
+          <w:b w:val="off"/>
+          <w:sz w:val="24"/>
+          <w:szCs w:val="24"/>
+        </w:rPr>
+        <w:t>I served as reviewer for:</w:t>
+      </w:r>
+    </w:p>
+    <w:p>
+      <w:pPr>
+        <w:pStyle w:val="BodyText"/>
+        <w:numPr>
+          <w:ilvl w:val="0"/>
+          <w:numId w:val="11"/>
+        </w:numPr>
+        <w:contextualSpacing w:val="on"/>
+        <w:rPr>
+          <w:sz w:val="24"/>
+          <w:szCs w:val="24"/>
+        </w:rPr>
+      </w:pPr>
+      <w:r>
+        <w:rPr>
+          <w:sz w:val="24"/>
+          <w:szCs w:val="24"/>
+        </w:rPr>
+        <w:t xml:space="preserve">Association for the Advancement of Artificial Intelligence (AAAI): </w:t>
+      </w:r>
+      <w:r>
+        <w:rPr>
+          <w:sz w:val="24"/>
+          <w:szCs w:val="24"/>
+        </w:rPr>
+        <w:t>[20</w:t>
+      </w:r>
+      <w:r>
+        <w:rPr>
+          <w:sz w:val="24"/>
+          <w:szCs w:val="24"/>
+        </w:rPr>
+        <w:t>20-2024</w:t>
+      </w:r>
+      <w:r>
+        <w:rPr>
+          <w:sz w:val="24"/>
+          <w:szCs w:val="24"/>
+        </w:rPr>
+        <w:t>]</w:t>
+      </w:r>
+    </w:p>
+    <w:p>
+      <w:pPr>
+        <w:pStyle w:val="BodyText"/>
+        <w:numPr>
+          <w:ilvl w:val="0"/>
+          <w:numId w:val="11"/>
+        </w:numPr>
+        <w:contextualSpacing w:val="on"/>
+        <w:rPr>
+          <w:sz w:val="24"/>
+          <w:szCs w:val="24"/>
+        </w:rPr>
+      </w:pPr>
+      <w:r>
+        <w:rPr>
+          <w:sz w:val="24"/>
+          <w:szCs w:val="24"/>
+        </w:rPr>
+        <w:t>International Joint Conference in Artificial Int</w:t>
+      </w:r>
+      <w:r>
+        <w:rPr>
+          <w:sz w:val="24"/>
+          <w:szCs w:val="24"/>
+        </w:rPr>
+        <w:t>elligence (</w:t>
+      </w:r>
+      <w:r>
+        <w:rPr>
+          <w:sz w:val="24"/>
+          <w:szCs w:val="24"/>
+        </w:rPr>
+        <w:t>IJCAI</w:t>
+      </w:r>
+      <w:r>
+        <w:rPr>
+          <w:sz w:val="24"/>
+          <w:szCs w:val="24"/>
+        </w:rPr>
+        <w:t xml:space="preserve">): </w:t>
+      </w:r>
+      <w:r>
+        <w:rPr>
+          <w:sz w:val="24"/>
+          <w:szCs w:val="24"/>
+        </w:rPr>
+        <w:t>[20</w:t>
+      </w:r>
+      <w:r>
+        <w:rPr>
+          <w:sz w:val="24"/>
+          <w:szCs w:val="24"/>
+        </w:rPr>
+        <w:t>23-2025</w:t>
+      </w:r>
+      <w:r>
+        <w:rPr>
+          <w:sz w:val="24"/>
+          <w:szCs w:val="24"/>
+        </w:rPr>
+        <w:t>]</w:t>
+      </w:r>
+    </w:p>
+    <w:p>
+      <w:pPr>
+        <w:pStyle w:val="BodyText"/>
+        <w:numPr>
+          <w:ilvl w:val="0"/>
+          <w:numId w:val="11"/>
+        </w:numPr>
+        <w:contextualSpacing w:val="on"/>
+        <w:rPr>
+          <w:sz w:val="24"/>
+          <w:szCs w:val="24"/>
+        </w:rPr>
+      </w:pPr>
+      <w:r>
+        <w:rPr>
+          <w:sz w:val="24"/>
+          <w:szCs w:val="24"/>
+        </w:rPr>
+        <w:t xml:space="preserve">International Conference on Machine Learning (ICML): </w:t>
+      </w:r>
+      <w:r>
+        <w:rPr>
+          <w:sz w:val="24"/>
+          <w:szCs w:val="24"/>
+        </w:rPr>
+        <w:t>[</w:t>
+      </w:r>
+      <w:r>
+        <w:rPr>
+          <w:sz w:val="24"/>
+          <w:szCs w:val="24"/>
+        </w:rPr>
+        <w:t>2019-2024</w:t>
+      </w:r>
+      <w:r>
+        <w:rPr>
+          <w:sz w:val="24"/>
+          <w:szCs w:val="24"/>
+        </w:rPr>
+        <w:t>]</w:t>
+      </w:r>
+    </w:p>
+    <w:p>
+      <w:pPr>
+        <w:pStyle w:val="BodyText"/>
+        <w:numPr>
+          <w:ilvl w:val="0"/>
+          <w:numId w:val="11"/>
+        </w:numPr>
+        <w:contextualSpacing w:val="on"/>
+        <w:rPr>
+          <w:sz w:val="24"/>
+          <w:szCs w:val="24"/>
+        </w:rPr>
+      </w:pPr>
+      <w:r>
+        <w:rPr>
+          <w:sz w:val="24"/>
+          <w:szCs w:val="24"/>
+        </w:rPr>
+        <w:t xml:space="preserve">Advances in Neural Information Processing Systems (NIPS): </w:t>
+      </w:r>
+      <w:r>
+        <w:rPr>
+          <w:sz w:val="24"/>
+          <w:szCs w:val="24"/>
+        </w:rPr>
+        <w:t>[</w:t>
+      </w:r>
+      <w:r>
+        <w:rPr>
+          <w:sz w:val="24"/>
+          <w:szCs w:val="24"/>
+        </w:rPr>
+        <w:t>2020-2024</w:t>
+      </w:r>
+      <w:r>
+        <w:rPr>
+          <w:sz w:val="24"/>
+          <w:szCs w:val="24"/>
+        </w:rPr>
+        <w:t>]</w:t>
+      </w:r>
+    </w:p>
+    <w:p>
+      <w:pPr>
+        <w:pStyle w:val="BodyText"/>
+        <w:numPr>
+          <w:ilvl w:val="0"/>
+          <w:numId w:val="11"/>
+        </w:numPr>
+        <w:contextualSpacing w:val="on"/>
+        <w:rPr>
+          <w:sz w:val="24"/>
+          <w:szCs w:val="24"/>
+        </w:rPr>
+      </w:pPr>
+      <w:r>
+        <w:rPr>
+          <w:sz w:val="24"/>
+          <w:szCs w:val="24"/>
+        </w:rPr>
+        <w:t>International Conference on Autonomous Agents and Multi-agent Systems (AAMAS): [</w:t>
+      </w:r>
+      <w:r>
+        <w:rPr>
+          <w:sz w:val="24"/>
+          <w:szCs w:val="24"/>
+        </w:rPr>
+        <w:t>2021</w:t>
+      </w:r>
+      <w:r>
+        <w:rPr>
+          <w:sz w:val="24"/>
+          <w:szCs w:val="24"/>
+        </w:rPr>
+        <w:t>]</w:t>
+      </w:r>
+    </w:p>
+    <w:p>
+      <w:pPr>
+        <w:pStyle w:val="BodyText"/>
+        <w:numPr>
+          <w:ilvl w:val="0"/>
+          <w:numId w:val="11"/>
+        </w:numPr>
+        <w:contextualSpacing w:val="on"/>
+        <w:rPr>
+          <w:sz w:val="24"/>
+          <w:szCs w:val="24"/>
+        </w:rPr>
+      </w:pPr>
+      <w:r>
+        <w:rPr>
+          <w:sz w:val="24"/>
+          <w:szCs w:val="24"/>
+        </w:rPr>
+        <w:t>International Conference on Learning Representations (ICLR): [</w:t>
+      </w:r>
+      <w:r>
+        <w:rPr>
+          <w:sz w:val="24"/>
+          <w:szCs w:val="24"/>
+        </w:rPr>
+        <w:t>2021-2025</w:t>
+      </w:r>
+      <w:r>
+        <w:rPr>
+          <w:sz w:val="24"/>
+          <w:szCs w:val="24"/>
+        </w:rPr>
+        <w:t>]</w:t>
+      </w:r>
+    </w:p>
+    <w:p>
+      <w:pPr>
+        <w:pStyle w:val="BodyText"/>
+        <w:numPr>
+          <w:ilvl w:val="0"/>
+          <w:numId w:val="11"/>
+        </w:numPr>
+        <w:contextualSpacing w:val="on"/>
+        <w:rPr>
+          <w:sz w:val="24"/>
+          <w:szCs w:val="24"/>
+        </w:rPr>
+      </w:pPr>
+      <w:r>
+        <w:rPr>
+          <w:sz w:val="24"/>
+          <w:szCs w:val="24"/>
+        </w:rPr>
+        <w:t xml:space="preserve">International Conference </w:t>
+      </w:r>
+      <w:r>
+        <w:rPr>
+          <w:sz w:val="24"/>
+          <w:szCs w:val="24"/>
+        </w:rPr>
+        <w:t>on Motion</w:t>
+      </w:r>
+      <w:r>
+        <w:rPr>
+          <w:sz w:val="24"/>
+          <w:szCs w:val="24"/>
+        </w:rPr>
+        <w:t>s in Games</w:t>
+      </w:r>
+      <w:r>
+        <w:rPr>
+          <w:sz w:val="24"/>
+          <w:szCs w:val="24"/>
+        </w:rPr>
+        <w:t xml:space="preserve"> (MIG): 2014</w:t>
+      </w:r>
+    </w:p>
+    <w:p>
+      <w:pPr>
+        <w:pStyle w:val="BodyText"/>
+        <w:numPr>
+          <w:ilvl w:val="0"/>
+          <w:numId w:val="11"/>
+        </w:numPr>
+        <w:rPr>
+          <w:sz w:val="24"/>
+          <w:szCs w:val="24"/>
+        </w:rPr>
+      </w:pPr>
+      <w:r>
+        <w:rPr>
+          <w:sz w:val="24"/>
+          <w:szCs w:val="24"/>
+        </w:rPr>
+        <w:t>International Conference on Intelligent Robots and Systems (IROS): 2015</w:t>
+      </w:r>
+    </w:p>
+    <w:p>
+      <w:pPr>
+        <w:pStyle w:val="Heading1"/>
+        <w:ind w:left="0" w:firstLine="0"/>
+        <w:contextualSpacing w:val="on"/>
+        <w:rPr>
+          <w:sz w:val="32"/>
+          <w:szCs w:val="32"/>
+        </w:rPr>
+      </w:pPr>
+      <w:r>
+        <w:rPr>
+          <w:sz w:val="32"/>
+          <w:szCs w:val="32"/>
+        </w:rPr>
+        <w:t>References</w:t>
+      </w:r>
+    </w:p>
+    <w:p>
+      <w:pPr>
+        <w:pStyle w:val="Heading2"/>
+        <w:contextualSpacing w:val="on"/>
+        <w:rPr>
+          <w:b w:val="off"/>
+          <w:sz w:val="24"/>
+          <w:szCs w:val="24"/>
+        </w:rPr>
+      </w:pPr>
+      <w:r>
+        <w:rPr>
+          <w:b w:val="off"/>
+          <w:sz w:val="24"/>
+          <w:szCs w:val="24"/>
+        </w:rPr>
+        <w:t>Available upon request.</w:t>
+      </w:r>
+    </w:p>
+    <w:p>
+      <w:pPr>
+        <w:pStyle w:val="BodyText"/>
+        <w:ind w:left="720"/>
+        <w:rPr>
+          <w:sz w:val="24"/>
+          <w:szCs w:val="24"/>
+        </w:rPr>
+      </w:pPr>
+    </w:p>
+    <w:p>
+      <w:pPr>
+        <w:pStyle w:val="BodyText"/>
+        <w:contextualSpacing w:val="on"/>
+        <w:rPr>
+          <w:sz w:val="24"/>
+          <w:szCs w:val="24"/>
+        </w:rPr>
+      </w:pPr>
+    </w:p>
+    <w:p>
+      <w:pPr>
+        <w:pStyle w:val="BodyText"/>
+        <w:contextualSpacing w:val="on"/>
+        <w:rPr>
+          <w:sz w:val="24"/>
+          <w:szCs w:val="24"/>
+        </w:rPr>
+      </w:pPr>
+    </w:p>
+    <w:p>
+      <w:pPr>
+        <w:contextualSpacing w:val="on"/>
+        <w:rPr>
+          <w:sz w:val="24"/>
+          <w:szCs w:val="24"/>
+        </w:rPr>
+      </w:pPr>
+    </w:p>
+    <w:p>
+      <w:pPr>
+        <w:contextualSpacing w:val="on"/>
         <w:rPr>
           <w:sz w:val="24"/>
           <w:szCs w:val="24"/>
@@ -2860,30 +2849,32 @@
       </w:pPr>
     </w:p>
     <w:sectPr>
-      <w:footerReference w:type="default" r:id="rId11"/>
-      <w:headerReference w:type="first" r:id="rId12"/>
+      <w:headerReference w:type="first" r:id="rId16"/>
+      <w:footerReference w:type="default" r:id="rId17"/>
+      <w:footerReference w:type="first" r:id="rId18"/>
       <w:pgSz w:w="12240" w:h="15840"/>
       <w:pgMar w:top="720" w:right="720" w:bottom="720" w:left="720" w:header="720" w:footer="720" w:gutter="0"/>
       <w:cols w:space="720"/>
       <w:titlePg/>
-      <w:docGrid w:linePitch="360"/>
     </w:sectPr>
   </w:body>
 </w:document>
 </file>
 
 <file path=word/endnotes.xml><?xml version="1.0" encoding="utf-8"?>
-<w:endnotes xmlns:wpc="http://schemas.microsoft.com/office/word/2010/wordprocessingCanvas" xmlns:cx="http://schemas.microsoft.com/office/drawing/2014/chartex" xmlns:cx1="http://schemas.microsoft.com/office/drawing/2015/9/8/chartex" xmlns:cx2="http://schemas.microsoft.com/office/drawing/2015/10/21/chartex" xmlns:cx3="http://schemas.microsoft.com/office/drawing/2016/5/9/chartex" xmlns:cx4="http://schemas.microsoft.com/office/drawing/2016/5/10/chartex" xmlns:cx5="http://schemas.microsoft.com/office/drawing/2016/5/11/chartex" xmlns:cx6="http://schemas.microsoft.com/office/drawing/2016/5/12/chartex" xmlns:cx7="http://schemas.microsoft.com/office/drawing/2016/5/13/chartex" xmlns:cx8="http://schemas.microsoft.com/office/drawing/2016/5/14/chartex" xmlns:mc="http://schemas.openxmlformats.org/markup-compatibility/2006" xmlns:aink="http://schemas.microsoft.com/office/drawing/2016/ink" xmlns:am3d="http://schemas.microsoft.com/office/drawing/2017/model3d" xmlns:o="urn:schemas-microsoft-com:office:office" xmlns:oel="http://schemas.microsoft.com/office/2019/extlst" xmlns:r="http://schemas.openxmlformats.org/officeDocument/2006/relationships" xmlns:m="http://schemas.openxmlformats.org/officeDocument/2006/math" xmlns:v="urn:schemas-microsoft-com:vml" xmlns:wp14="http://schemas.microsoft.com/office/word/2010/wordprocessingDrawing" xmlns:wp="http://schemas.openxmlformats.org/drawingml/2006/wordprocessingDrawing" xmlns:w10="urn:schemas-microsoft-com:office:word" xmlns:w="http://schemas.openxmlformats.org/wordprocessingml/2006/main" xmlns:w14="http://schemas.microsoft.com/office/word/2010/wordml" xmlns:w15="http://schemas.microsoft.com/office/word/2012/wordml" xmlns:w16cex="http://schemas.microsoft.com/office/word/2018/wordml/cex" xmlns:w16cid="http://schemas.microsoft.com/office/word/2016/wordml/cid" xmlns:w16="http://schemas.microsoft.com/office/word/2018/wordml" xmlns:w16sdtdh="http://schemas.microsoft.com/office/word/2020/wordml/sdtdatahash" xmlns:w16se="http://schemas.microsoft.com/office/word/2015/wordml/symex" xmlns:wpg="http://schemas.microsoft.com/office/word/2010/wordprocessingGroup" xmlns:wpi="http://schemas.microsoft.com/office/word/2010/wordprocessingInk" xmlns:wne="http://schemas.microsoft.com/office/word/2006/wordml" xmlns:wps="http://schemas.microsoft.com/office/word/2010/wordprocessingShape" mc:Ignorable="w14 w15 w16se w16cid w16 w16cex w16sdtdh wp14">
-  <w:endnote w:type="separator" w:id="-1">
-    <w:p>
-      <w:r>
+<w:endnotes xmlns:wpc="http://schemas.microsoft.com/office/word/2010/wordprocessingCanvas" xmlns:cx="http://schemas.microsoft.com/office/drawing/2014/chartex" xmlns:cx1="http://schemas.microsoft.com/office/drawing/2015/9/8/chartex" xmlns:cx2="http://schemas.microsoft.com/office/drawing/2015/10/21/chartex" xmlns:cx3="http://schemas.microsoft.com/office/drawing/2016/5/9/chartex" xmlns:cx4="http://schemas.microsoft.com/office/drawing/2016/5/10/chartex" xmlns:cx5="http://schemas.microsoft.com/office/drawing/2016/5/11/chartex" xmlns:cx6="http://schemas.microsoft.com/office/drawing/2016/5/12/chartex" xmlns:cx7="http://schemas.microsoft.com/office/drawing/2016/5/13/chartex" xmlns:cx8="http://schemas.microsoft.com/office/drawing/2016/5/14/chartex" xmlns:mc="http://schemas.openxmlformats.org/markup-compatibility/2006" xmlns:aink="http://schemas.microsoft.com/office/drawing/2016/ink" xmlns:am3d="http://schemas.microsoft.com/office/drawing/2017/model3d" xmlns:o="urn:schemas-microsoft-com:office:office" xmlns:oel="http://schemas.microsoft.com/office/2019/extlst" xmlns:r="http://schemas.openxmlformats.org/officeDocument/2006/relationships" xmlns:m="http://schemas.openxmlformats.org/officeDocument/2006/math" xmlns:v="urn:schemas-microsoft-com:vml" xmlns:wp14="http://schemas.microsoft.com/office/word/2010/wordprocessingDrawing" xmlns:wp="http://schemas.openxmlformats.org/drawingml/2006/wordprocessingDrawing" xmlns:w10="urn:schemas-microsoft-com:office:word" xmlns:w="http://schemas.openxmlformats.org/wordprocessingml/2006/main" xmlns:w14="http://schemas.microsoft.com/office/word/2010/wordml" xmlns:w15="http://schemas.microsoft.com/office/word/2012/wordml" xmlns:w16cex="http://schemas.microsoft.com/office/word/2018/wordml/cex" xmlns:w16cid="http://schemas.microsoft.com/office/word/2016/wordml/cid" xmlns:w16="http://schemas.microsoft.com/office/word/2018/wordml" xmlns:w16sdtdh="http://schemas.microsoft.com/office/word/2020/wordml/sdtdatahash" xmlns:w16se="http://schemas.microsoft.com/office/word/2015/wordml/symex" xmlns:wpg="http://schemas.microsoft.com/office/word/2010/wordprocessingGroup" xmlns:wpi="http://schemas.microsoft.com/office/word/2010/wordprocessingInk" xmlns:wne="http://schemas.microsoft.com/office/word/2006/wordml" xmlns:wps="http://schemas.microsoft.com/office/word/2010/wordprocessingShape" xmlns:a="http://schemas.openxmlformats.org/drawingml/2006/main" xmlns:dgm="http://schemas.openxmlformats.org/drawingml/2006/diagram">
+  <w:endnote w:type="separator" w:id="0">
+    <w:p>
+      <w:r>
+        <w:rPr/>
         <w:separator/>
       </w:r>
     </w:p>
   </w:endnote>
-  <w:endnote w:type="continuationSeparator" w:id="0">
-    <w:p>
-      <w:r>
+  <w:endnote w:type="continuationSeparator" w:id="1">
+    <w:p>
+      <w:r>
+        <w:rPr/>
         <w:continuationSeparator/>
       </w:r>
     </w:p>
@@ -2892,10 +2883,11 @@
 </file>
 
 <file path=word/footer1.xml><?xml version="1.0" encoding="utf-8"?>
-<w:ftr xmlns:wpc="http://schemas.microsoft.com/office/word/2010/wordprocessingCanvas" xmlns:cx="http://schemas.microsoft.com/office/drawing/2014/chartex" xmlns:cx1="http://schemas.microsoft.com/office/drawing/2015/9/8/chartex" xmlns:cx2="http://schemas.microsoft.com/office/drawing/2015/10/21/chartex" xmlns:cx3="http://schemas.microsoft.com/office/drawing/2016/5/9/chartex" xmlns:cx4="http://schemas.microsoft.com/office/drawing/2016/5/10/chartex" xmlns:cx5="http://schemas.microsoft.com/office/drawing/2016/5/11/chartex" xmlns:cx6="http://schemas.microsoft.com/office/drawing/2016/5/12/chartex" xmlns:cx7="http://schemas.microsoft.com/office/drawing/2016/5/13/chartex" xmlns:cx8="http://schemas.microsoft.com/office/drawing/2016/5/14/chartex" xmlns:mc="http://schemas.openxmlformats.org/markup-compatibility/2006" xmlns:aink="http://schemas.microsoft.com/office/drawing/2016/ink" xmlns:am3d="http://schemas.microsoft.com/office/drawing/2017/model3d" xmlns:o="urn:schemas-microsoft-com:office:office" xmlns:oel="http://schemas.microsoft.com/office/2019/extlst" xmlns:r="http://schemas.openxmlformats.org/officeDocument/2006/relationships" xmlns:m="http://schemas.openxmlformats.org/officeDocument/2006/math" xmlns:v="urn:schemas-microsoft-com:vml" xmlns:wp14="http://schemas.microsoft.com/office/word/2010/wordprocessingDrawing" xmlns:wp="http://schemas.openxmlformats.org/drawingml/2006/wordprocessingDrawing" xmlns:w10="urn:schemas-microsoft-com:office:word" xmlns:w="http://schemas.openxmlformats.org/wordprocessingml/2006/main" xmlns:w14="http://schemas.microsoft.com/office/word/2010/wordml" xmlns:w15="http://schemas.microsoft.com/office/word/2012/wordml" xmlns:w16cex="http://schemas.microsoft.com/office/word/2018/wordml/cex" xmlns:w16cid="http://schemas.microsoft.com/office/word/2016/wordml/cid" xmlns:w16="http://schemas.microsoft.com/office/word/2018/wordml" xmlns:w16sdtdh="http://schemas.microsoft.com/office/word/2020/wordml/sdtdatahash" xmlns:w16se="http://schemas.microsoft.com/office/word/2015/wordml/symex" xmlns:wpg="http://schemas.microsoft.com/office/word/2010/wordprocessingGroup" xmlns:wpi="http://schemas.microsoft.com/office/word/2010/wordprocessingInk" xmlns:wne="http://schemas.microsoft.com/office/word/2006/wordml" xmlns:wps="http://schemas.microsoft.com/office/word/2010/wordprocessingShape" mc:Ignorable="w14 w15 w16se w16cid w16 w16cex w16sdtdh wp14">
+<w:ftr xmlns:wpc="http://schemas.microsoft.com/office/word/2010/wordprocessingCanvas" xmlns:cx="http://schemas.microsoft.com/office/drawing/2014/chartex" xmlns:cx1="http://schemas.microsoft.com/office/drawing/2015/9/8/chartex" xmlns:cx2="http://schemas.microsoft.com/office/drawing/2015/10/21/chartex" xmlns:cx3="http://schemas.microsoft.com/office/drawing/2016/5/9/chartex" xmlns:cx4="http://schemas.microsoft.com/office/drawing/2016/5/10/chartex" xmlns:cx5="http://schemas.microsoft.com/office/drawing/2016/5/11/chartex" xmlns:cx6="http://schemas.microsoft.com/office/drawing/2016/5/12/chartex" xmlns:cx7="http://schemas.microsoft.com/office/drawing/2016/5/13/chartex" xmlns:cx8="http://schemas.microsoft.com/office/drawing/2016/5/14/chartex" xmlns:mc="http://schemas.openxmlformats.org/markup-compatibility/2006" xmlns:aink="http://schemas.microsoft.com/office/drawing/2016/ink" xmlns:am3d="http://schemas.microsoft.com/office/drawing/2017/model3d" xmlns:o="urn:schemas-microsoft-com:office:office" xmlns:oel="http://schemas.microsoft.com/office/2019/extlst" xmlns:r="http://schemas.openxmlformats.org/officeDocument/2006/relationships" xmlns:m="http://schemas.openxmlformats.org/officeDocument/2006/math" xmlns:v="urn:schemas-microsoft-com:vml" xmlns:wp14="http://schemas.microsoft.com/office/word/2010/wordprocessingDrawing" xmlns:wp="http://schemas.openxmlformats.org/drawingml/2006/wordprocessingDrawing" xmlns:w10="urn:schemas-microsoft-com:office:word" xmlns:w="http://schemas.openxmlformats.org/wordprocessingml/2006/main" xmlns:w14="http://schemas.microsoft.com/office/word/2010/wordml" xmlns:w15="http://schemas.microsoft.com/office/word/2012/wordml" xmlns:w16cex="http://schemas.microsoft.com/office/word/2018/wordml/cex" xmlns:w16cid="http://schemas.microsoft.com/office/word/2016/wordml/cid" xmlns:w16="http://schemas.microsoft.com/office/word/2018/wordml" xmlns:w16sdtdh="http://schemas.microsoft.com/office/word/2020/wordml/sdtdatahash" xmlns:w16se="http://schemas.microsoft.com/office/word/2015/wordml/symex" xmlns:wpg="http://schemas.microsoft.com/office/word/2010/wordprocessingGroup" xmlns:wpi="http://schemas.microsoft.com/office/word/2010/wordprocessingInk" xmlns:wne="http://schemas.microsoft.com/office/word/2006/wordml" xmlns:wps="http://schemas.microsoft.com/office/word/2010/wordprocessingShape" xmlns:a="http://schemas.openxmlformats.org/drawingml/2006/main" xmlns:dgm="http://schemas.openxmlformats.org/drawingml/2006/diagram">
   <w:p>
     <w:pPr>
       <w:pStyle w:val="Footer"/>
+      <w:rPr/>
     </w:pPr>
     <w:r>
       <w:fldChar w:fldCharType="begin"/>
@@ -2907,33 +2899,40 @@
       <w:fldChar w:fldCharType="separate"/>
     </w:r>
     <w:r>
-      <w:rPr>
-        <w:noProof/>
-      </w:rPr>
       <w:t>3</w:t>
     </w:r>
     <w:r>
-      <w:rPr>
-        <w:noProof/>
-      </w:rPr>
       <w:fldChar w:fldCharType="end"/>
     </w:r>
   </w:p>
 </w:ftr>
 </file>
 
+<file path=word/footer2.xml><?xml version="1.0" encoding="utf-8"?>
+<w:ftr xmlns:wpc="http://schemas.microsoft.com/office/word/2010/wordprocessingCanvas" xmlns:cx="http://schemas.microsoft.com/office/drawing/2014/chartex" xmlns:cx1="http://schemas.microsoft.com/office/drawing/2015/9/8/chartex" xmlns:cx2="http://schemas.microsoft.com/office/drawing/2015/10/21/chartex" xmlns:cx3="http://schemas.microsoft.com/office/drawing/2016/5/9/chartex" xmlns:cx4="http://schemas.microsoft.com/office/drawing/2016/5/10/chartex" xmlns:cx5="http://schemas.microsoft.com/office/drawing/2016/5/11/chartex" xmlns:cx6="http://schemas.microsoft.com/office/drawing/2016/5/12/chartex" xmlns:cx7="http://schemas.microsoft.com/office/drawing/2016/5/13/chartex" xmlns:cx8="http://schemas.microsoft.com/office/drawing/2016/5/14/chartex" xmlns:mc="http://schemas.openxmlformats.org/markup-compatibility/2006" xmlns:aink="http://schemas.microsoft.com/office/drawing/2016/ink" xmlns:am3d="http://schemas.microsoft.com/office/drawing/2017/model3d" xmlns:o="urn:schemas-microsoft-com:office:office" xmlns:oel="http://schemas.microsoft.com/office/2019/extlst" xmlns:r="http://schemas.openxmlformats.org/officeDocument/2006/relationships" xmlns:m="http://schemas.openxmlformats.org/officeDocument/2006/math" xmlns:v="urn:schemas-microsoft-com:vml" xmlns:wp14="http://schemas.microsoft.com/office/word/2010/wordprocessingDrawing" xmlns:wp="http://schemas.openxmlformats.org/drawingml/2006/wordprocessingDrawing" xmlns:w10="urn:schemas-microsoft-com:office:word" xmlns:w="http://schemas.openxmlformats.org/wordprocessingml/2006/main" xmlns:w14="http://schemas.microsoft.com/office/word/2010/wordml" xmlns:w15="http://schemas.microsoft.com/office/word/2012/wordml" xmlns:w16cex="http://schemas.microsoft.com/office/word/2018/wordml/cex" xmlns:w16cid="http://schemas.microsoft.com/office/word/2016/wordml/cid" xmlns:w16="http://schemas.microsoft.com/office/word/2018/wordml" xmlns:w16sdtdh="http://schemas.microsoft.com/office/word/2020/wordml/sdtdatahash" xmlns:w16se="http://schemas.microsoft.com/office/word/2015/wordml/symex" xmlns:wpg="http://schemas.microsoft.com/office/word/2010/wordprocessingGroup" xmlns:wpi="http://schemas.microsoft.com/office/word/2010/wordprocessingInk" xmlns:wne="http://schemas.microsoft.com/office/word/2006/wordml" xmlns:wps="http://schemas.microsoft.com/office/word/2010/wordprocessingShape" xmlns:a="http://schemas.openxmlformats.org/drawingml/2006/main" xmlns:dgm="http://schemas.openxmlformats.org/drawingml/2006/diagram">
+  <w:p>
+    <w:pPr>
+      <w:spacing w:after="0" w:line="240" w:lineRule="auto"/>
+      <w:rPr/>
+    </w:pPr>
+  </w:p>
+</w:ftr>
+</file>
+
 <file path=word/footnotes.xml><?xml version="1.0" encoding="utf-8"?>
-<w:footnotes xmlns:wpc="http://schemas.microsoft.com/office/word/2010/wordprocessingCanvas" xmlns:cx="http://schemas.microsoft.com/office/drawing/2014/chartex" xmlns:cx1="http://schemas.microsoft.com/office/drawing/2015/9/8/chartex" xmlns:cx2="http://schemas.microsoft.com/office/drawing/2015/10/21/chartex" xmlns:cx3="http://schemas.microsoft.com/office/drawing/2016/5/9/chartex" xmlns:cx4="http://schemas.microsoft.com/office/drawing/2016/5/10/chartex" xmlns:cx5="http://schemas.microsoft.com/office/drawing/2016/5/11/chartex" xmlns:cx6="http://schemas.microsoft.com/office/drawing/2016/5/12/chartex" xmlns:cx7="http://schemas.microsoft.com/office/drawing/2016/5/13/chartex" xmlns:cx8="http://schemas.microsoft.com/office/drawing/2016/5/14/chartex" xmlns:mc="http://schemas.openxmlformats.org/markup-compatibility/2006" xmlns:aink="http://schemas.microsoft.com/office/drawing/2016/ink" xmlns:am3d="http://schemas.microsoft.com/office/drawing/2017/model3d" xmlns:o="urn:schemas-microsoft-com:office:office" xmlns:oel="http://schemas.microsoft.com/office/2019/extlst" xmlns:r="http://schemas.openxmlformats.org/officeDocument/2006/relationships" xmlns:m="http://schemas.openxmlformats.org/officeDocument/2006/math" xmlns:v="urn:schemas-microsoft-com:vml" xmlns:wp14="http://schemas.microsoft.com/office/word/2010/wordprocessingDrawing" xmlns:wp="http://schemas.openxmlformats.org/drawingml/2006/wordprocessingDrawing" xmlns:w10="urn:schemas-microsoft-com:office:word" xmlns:w="http://schemas.openxmlformats.org/wordprocessingml/2006/main" xmlns:w14="http://schemas.microsoft.com/office/word/2010/wordml" xmlns:w15="http://schemas.microsoft.com/office/word/2012/wordml" xmlns:w16cex="http://schemas.microsoft.com/office/word/2018/wordml/cex" xmlns:w16cid="http://schemas.microsoft.com/office/word/2016/wordml/cid" xmlns:w16="http://schemas.microsoft.com/office/word/2018/wordml" xmlns:w16sdtdh="http://schemas.microsoft.com/office/word/2020/wordml/sdtdatahash" xmlns:w16se="http://schemas.microsoft.com/office/word/2015/wordml/symex" xmlns:wpg="http://schemas.microsoft.com/office/word/2010/wordprocessingGroup" xmlns:wpi="http://schemas.microsoft.com/office/word/2010/wordprocessingInk" xmlns:wne="http://schemas.microsoft.com/office/word/2006/wordml" xmlns:wps="http://schemas.microsoft.com/office/word/2010/wordprocessingShape" mc:Ignorable="w14 w15 w16se w16cid w16 w16cex w16sdtdh wp14">
-  <w:footnote w:type="separator" w:id="-1">
-    <w:p>
-      <w:r>
+<w:footnotes xmlns:wpc="http://schemas.microsoft.com/office/word/2010/wordprocessingCanvas" xmlns:cx="http://schemas.microsoft.com/office/drawing/2014/chartex" xmlns:cx1="http://schemas.microsoft.com/office/drawing/2015/9/8/chartex" xmlns:cx2="http://schemas.microsoft.com/office/drawing/2015/10/21/chartex" xmlns:cx3="http://schemas.microsoft.com/office/drawing/2016/5/9/chartex" xmlns:cx4="http://schemas.microsoft.com/office/drawing/2016/5/10/chartex" xmlns:cx5="http://schemas.microsoft.com/office/drawing/2016/5/11/chartex" xmlns:cx6="http://schemas.microsoft.com/office/drawing/2016/5/12/chartex" xmlns:cx7="http://schemas.microsoft.com/office/drawing/2016/5/13/chartex" xmlns:cx8="http://schemas.microsoft.com/office/drawing/2016/5/14/chartex" xmlns:mc="http://schemas.openxmlformats.org/markup-compatibility/2006" xmlns:aink="http://schemas.microsoft.com/office/drawing/2016/ink" xmlns:am3d="http://schemas.microsoft.com/office/drawing/2017/model3d" xmlns:o="urn:schemas-microsoft-com:office:office" xmlns:oel="http://schemas.microsoft.com/office/2019/extlst" xmlns:r="http://schemas.openxmlformats.org/officeDocument/2006/relationships" xmlns:m="http://schemas.openxmlformats.org/officeDocument/2006/math" xmlns:v="urn:schemas-microsoft-com:vml" xmlns:wp14="http://schemas.microsoft.com/office/word/2010/wordprocessingDrawing" xmlns:wp="http://schemas.openxmlformats.org/drawingml/2006/wordprocessingDrawing" xmlns:w10="urn:schemas-microsoft-com:office:word" xmlns:w="http://schemas.openxmlformats.org/wordprocessingml/2006/main" xmlns:w14="http://schemas.microsoft.com/office/word/2010/wordml" xmlns:w15="http://schemas.microsoft.com/office/word/2012/wordml" xmlns:w16cex="http://schemas.microsoft.com/office/word/2018/wordml/cex" xmlns:w16cid="http://schemas.microsoft.com/office/word/2016/wordml/cid" xmlns:w16="http://schemas.microsoft.com/office/word/2018/wordml" xmlns:w16sdtdh="http://schemas.microsoft.com/office/word/2020/wordml/sdtdatahash" xmlns:w16se="http://schemas.microsoft.com/office/word/2015/wordml/symex" xmlns:wpg="http://schemas.microsoft.com/office/word/2010/wordprocessingGroup" xmlns:wpi="http://schemas.microsoft.com/office/word/2010/wordprocessingInk" xmlns:wne="http://schemas.microsoft.com/office/word/2006/wordml" xmlns:wps="http://schemas.microsoft.com/office/word/2010/wordprocessingShape" xmlns:a="http://schemas.openxmlformats.org/drawingml/2006/main" xmlns:dgm="http://schemas.openxmlformats.org/drawingml/2006/diagram">
+  <w:footnote w:type="separator" w:id="0">
+    <w:p>
+      <w:r>
+        <w:rPr/>
         <w:separator/>
       </w:r>
     </w:p>
   </w:footnote>
-  <w:footnote w:type="continuationSeparator" w:id="0">
-    <w:p>
-      <w:r>
+  <w:footnote w:type="continuationSeparator" w:id="1">
+    <w:p>
+      <w:r>
+        <w:rPr/>
         <w:continuationSeparator/>
       </w:r>
     </w:p>
@@ -2942,19 +2941,21 @@
 </file>
 
 <file path=word/header1.xml><?xml version="1.0" encoding="utf-8"?>
-<w:hdr xmlns:wpc="http://schemas.microsoft.com/office/word/2010/wordprocessingCanvas" xmlns:cx="http://schemas.microsoft.com/office/drawing/2014/chartex" xmlns:cx1="http://schemas.microsoft.com/office/drawing/2015/9/8/chartex" xmlns:cx2="http://schemas.microsoft.com/office/drawing/2015/10/21/chartex" xmlns:cx3="http://schemas.microsoft.com/office/drawing/2016/5/9/chartex" xmlns:cx4="http://schemas.microsoft.com/office/drawing/2016/5/10/chartex" xmlns:cx5="http://schemas.microsoft.com/office/drawing/2016/5/11/chartex" xmlns:cx6="http://schemas.microsoft.com/office/drawing/2016/5/12/chartex" xmlns:cx7="http://schemas.microsoft.com/office/drawing/2016/5/13/chartex" xmlns:cx8="http://schemas.microsoft.com/office/drawing/2016/5/14/chartex" xmlns:mc="http://schemas.openxmlformats.org/markup-compatibility/2006" xmlns:aink="http://schemas.microsoft.com/office/drawing/2016/ink" xmlns:am3d="http://schemas.microsoft.com/office/drawing/2017/model3d" xmlns:o="urn:schemas-microsoft-com:office:office" xmlns:oel="http://schemas.microsoft.com/office/2019/extlst" xmlns:r="http://schemas.openxmlformats.org/officeDocument/2006/relationships" xmlns:m="http://schemas.openxmlformats.org/officeDocument/2006/math" xmlns:v="urn:schemas-microsoft-com:vml" xmlns:wp14="http://schemas.microsoft.com/office/word/2010/wordprocessingDrawing" xmlns:wp="http://schemas.openxmlformats.org/drawingml/2006/wordprocessingDrawing" xmlns:w10="urn:schemas-microsoft-com:office:word" xmlns:w="http://schemas.openxmlformats.org/wordprocessingml/2006/main" xmlns:w14="http://schemas.microsoft.com/office/word/2010/wordml" xmlns:w15="http://schemas.microsoft.com/office/word/2012/wordml" xmlns:w16cex="http://schemas.microsoft.com/office/word/2018/wordml/cex" xmlns:w16cid="http://schemas.microsoft.com/office/word/2016/wordml/cid" xmlns:w16="http://schemas.microsoft.com/office/word/2018/wordml" xmlns:w16sdtdh="http://schemas.microsoft.com/office/word/2020/wordml/sdtdatahash" xmlns:w16se="http://schemas.microsoft.com/office/word/2015/wordml/symex" xmlns:wpg="http://schemas.microsoft.com/office/word/2010/wordprocessingGroup" xmlns:wpi="http://schemas.microsoft.com/office/word/2010/wordprocessingInk" xmlns:wne="http://schemas.microsoft.com/office/word/2006/wordml" xmlns:wps="http://schemas.microsoft.com/office/word/2010/wordprocessingShape" mc:Ignorable="w14 w15 w16se w16cid w16 w16cex w16sdtdh wp14">
+<w:hdr xmlns:wpc="http://schemas.microsoft.com/office/word/2010/wordprocessingCanvas" xmlns:cx="http://schemas.microsoft.com/office/drawing/2014/chartex" xmlns:cx1="http://schemas.microsoft.com/office/drawing/2015/9/8/chartex" xmlns:cx2="http://schemas.microsoft.com/office/drawing/2015/10/21/chartex" xmlns:cx3="http://schemas.microsoft.com/office/drawing/2016/5/9/chartex" xmlns:cx4="http://schemas.microsoft.com/office/drawing/2016/5/10/chartex" xmlns:cx5="http://schemas.microsoft.com/office/drawing/2016/5/11/chartex" xmlns:cx6="http://schemas.microsoft.com/office/drawing/2016/5/12/chartex" xmlns:cx7="http://schemas.microsoft.com/office/drawing/2016/5/13/chartex" xmlns:cx8="http://schemas.microsoft.com/office/drawing/2016/5/14/chartex" xmlns:mc="http://schemas.openxmlformats.org/markup-compatibility/2006" xmlns:aink="http://schemas.microsoft.com/office/drawing/2016/ink" xmlns:am3d="http://schemas.microsoft.com/office/drawing/2017/model3d" xmlns:o="urn:schemas-microsoft-com:office:office" xmlns:oel="http://schemas.microsoft.com/office/2019/extlst" xmlns:r="http://schemas.openxmlformats.org/officeDocument/2006/relationships" xmlns:m="http://schemas.openxmlformats.org/officeDocument/2006/math" xmlns:v="urn:schemas-microsoft-com:vml" xmlns:wp14="http://schemas.microsoft.com/office/word/2010/wordprocessingDrawing" xmlns:wp="http://schemas.openxmlformats.org/drawingml/2006/wordprocessingDrawing" xmlns:w10="urn:schemas-microsoft-com:office:word" xmlns:w="http://schemas.openxmlformats.org/wordprocessingml/2006/main" xmlns:w14="http://schemas.microsoft.com/office/word/2010/wordml" xmlns:w15="http://schemas.microsoft.com/office/word/2012/wordml" xmlns:w16cex="http://schemas.microsoft.com/office/word/2018/wordml/cex" xmlns:w16cid="http://schemas.microsoft.com/office/word/2016/wordml/cid" xmlns:w16="http://schemas.microsoft.com/office/word/2018/wordml" xmlns:w16sdtdh="http://schemas.microsoft.com/office/word/2020/wordml/sdtdatahash" xmlns:w16se="http://schemas.microsoft.com/office/word/2015/wordml/symex" xmlns:wpg="http://schemas.microsoft.com/office/word/2010/wordprocessingGroup" xmlns:wpi="http://schemas.microsoft.com/office/word/2010/wordprocessingInk" xmlns:wne="http://schemas.microsoft.com/office/word/2006/wordml" xmlns:wps="http://schemas.microsoft.com/office/word/2010/wordprocessingShape" xmlns:a="http://schemas.openxmlformats.org/drawingml/2006/main" xmlns:dgm="http://schemas.openxmlformats.org/drawingml/2006/diagram">
   <w:tbl>
     <w:tblPr>
       <w:tblW w:w="0" w:type="auto"/>
-      <w:tblLook w:val="04A0" w:firstRow="1" w:lastRow="0" w:firstColumn="1" w:lastColumn="0" w:noHBand="0" w:noVBand="1"/>
+      <w:tblLook w:val="04A0"/>
     </w:tblPr>
     <w:tblGrid>
-      <w:gridCol w:w="9288"/>
-      <w:gridCol w:w="1728"/>
+      <w:gridCol w:w="7804"/>
+      <w:gridCol w:w="1451"/>
     </w:tblGrid>
     <w:tr>
+      <w:trPr/>
       <w:tc>
         <w:tcPr>
+          <w:cnfStyle w:val="101000000000"/>
           <w:tcW w:w="9288" w:type="dxa"/>
           <w:vAlign w:val="center"/>
         </w:tcPr>
@@ -3025,16 +3026,14 @@
           </w:r>
           <w:r>
             <w:rPr>
-              <w:noProof/>
               <w:color w:val="auto"/>
               <w:sz w:val="40"/>
               <w:szCs w:val="40"/>
             </w:rPr>
-            <w:instrText>Microsoft Office User</w:instrText>
+            <w:instrText xml:space="preserve">Microsoft Office User</w:instrText>
           </w:r>
           <w:r>
             <w:rPr>
-              <w:noProof/>
               <w:color w:val="auto"/>
               <w:sz w:val="40"/>
               <w:szCs w:val="40"/>
@@ -3075,16 +3074,14 @@
           </w:r>
           <w:r>
             <w:rPr>
-              <w:noProof/>
               <w:color w:val="auto"/>
               <w:sz w:val="40"/>
               <w:szCs w:val="40"/>
             </w:rPr>
-            <w:instrText>Microsoft Office User</w:instrText>
+            <w:instrText xml:space="preserve">Microsoft Office User</w:instrText>
           </w:r>
           <w:r>
             <w:rPr>
-              <w:noProof/>
               <w:color w:val="auto"/>
               <w:sz w:val="40"/>
               <w:szCs w:val="40"/>
@@ -3101,12 +3098,11 @@
           </w:r>
           <w:r>
             <w:rPr>
-              <w:noProof/>
               <w:color w:val="auto"/>
               <w:sz w:val="40"/>
               <w:szCs w:val="40"/>
             </w:rPr>
-            <w:instrText>Microsoft Office User</w:instrText>
+            <w:instrText xml:space="preserve">Microsoft Office User</w:instrText>
           </w:r>
           <w:r>
             <w:rPr>
@@ -3182,7 +3178,7 @@
               <w:sz w:val="28"/>
               <w:szCs w:val="28"/>
             </w:rPr>
-            <w:t>Scientist</w:t>
+            <w:t>Engineer</w:t>
           </w:r>
           <w:r>
             <w:rPr>
@@ -3196,7 +3192,7 @@
               <w:sz w:val="28"/>
               <w:szCs w:val="28"/>
             </w:rPr>
-            <w:t>Roku</w:t>
+            <w:t>Quince</w:t>
           </w:r>
           <w:r>
             <w:rPr>
@@ -3209,19 +3205,26 @@
             <w:rPr>
               <w:sz w:val="22"/>
             </w:rPr>
-            <w:br/>
+            <w:br w:type="textWrapping"/>
+          </w:r>
+          <w:r>
+            <w:rPr>
+              <w:sz w:val="22"/>
+            </w:rPr>
             <w:t xml:space="preserve">E-Mail: fmaxgarcia@gmail.com </w:t>
           </w:r>
         </w:p>
       </w:tc>
       <w:tc>
         <w:tcPr>
+          <w:cnfStyle w:val="100000000000"/>
           <w:tcW w:w="1728" w:type="dxa"/>
           <w:vAlign w:val="center"/>
         </w:tcPr>
         <w:p>
           <w:pPr>
             <w:pStyle w:val="Initials"/>
+            <w:rPr/>
           </w:pPr>
         </w:p>
       </w:tc>
@@ -3232,12 +3235,10 @@
 </file>
 
 <file path=word/numbering.xml><?xml version="1.0" encoding="utf-8"?>
-<w:numbering xmlns:wpc="http://schemas.microsoft.com/office/word/2010/wordprocessingCanvas" xmlns:cx="http://schemas.microsoft.com/office/drawing/2014/chartex" xmlns:cx1="http://schemas.microsoft.com/office/drawing/2015/9/8/chartex" xmlns:cx2="http://schemas.microsoft.com/office/drawing/2015/10/21/chartex" xmlns:cx3="http://schemas.microsoft.com/office/drawing/2016/5/9/chartex" xmlns:cx4="http://schemas.microsoft.com/office/drawing/2016/5/10/chartex" xmlns:cx5="http://schemas.microsoft.com/office/drawing/2016/5/11/chartex" xmlns:cx6="http://schemas.microsoft.com/office/drawing/2016/5/12/chartex" xmlns:cx7="http://schemas.microsoft.com/office/drawing/2016/5/13/chartex" xmlns:cx8="http://schemas.microsoft.com/office/drawing/2016/5/14/chartex" xmlns:mc="http://schemas.openxmlformats.org/markup-compatibility/2006" xmlns:aink="http://schemas.microsoft.com/office/drawing/2016/ink" xmlns:am3d="http://schemas.microsoft.com/office/drawing/2017/model3d" xmlns:o="urn:schemas-microsoft-com:office:office" xmlns:oel="http://schemas.microsoft.com/office/2019/extlst" xmlns:r="http://schemas.openxmlformats.org/officeDocument/2006/relationships" xmlns:m="http://schemas.openxmlformats.org/officeDocument/2006/math" xmlns:v="urn:schemas-microsoft-com:vml" xmlns:wp14="http://schemas.microsoft.com/office/word/2010/wordprocessingDrawing" xmlns:wp="http://schemas.openxmlformats.org/drawingml/2006/wordprocessingDrawing" xmlns:w10="urn:schemas-microsoft-com:office:word" xmlns:w="http://schemas.openxmlformats.org/wordprocessingml/2006/main" xmlns:w14="http://schemas.microsoft.com/office/word/2010/wordml" xmlns:w15="http://schemas.microsoft.com/office/word/2012/wordml" xmlns:w16cex="http://schemas.microsoft.com/office/word/2018/wordml/cex" xmlns:w16cid="http://schemas.microsoft.com/office/word/2016/wordml/cid" xmlns:w16="http://schemas.microsoft.com/office/word/2018/wordml" xmlns:w16sdtdh="http://schemas.microsoft.com/office/word/2020/wordml/sdtdatahash" xmlns:w16se="http://schemas.microsoft.com/office/word/2015/wordml/symex" xmlns:wpg="http://schemas.microsoft.com/office/word/2010/wordprocessingGroup" xmlns:wpi="http://schemas.microsoft.com/office/word/2010/wordprocessingInk" xmlns:wne="http://schemas.microsoft.com/office/word/2006/wordml" xmlns:wps="http://schemas.microsoft.com/office/word/2010/wordprocessingShape" mc:Ignorable="w14 w15 w16se w16cid w16 w16cex w16sdtdh wp14">
-  <w:abstractNum w:abstractNumId="0" w15:restartNumberingAfterBreak="0">
-    <w:nsid w:val="FFFFFF7C"/>
+<w:numbering xmlns:mc="http://schemas.openxmlformats.org/markup-compatibility/2006" xmlns:o="urn:schemas-microsoft-com:office:office" xmlns:r="http://schemas.openxmlformats.org/officeDocument/2006/relationships" xmlns:m="http://schemas.openxmlformats.org/officeDocument/2006/math" xmlns:v="urn:schemas-microsoft-com:vml" xmlns:wp="http://schemas.openxmlformats.org/drawingml/2006/wordprocessingDrawing" xmlns:w10="urn:schemas-microsoft-com:office:word" xmlns:wne="http://schemas.microsoft.com/office/word/2006/wordml" xmlns:w14="http://schemas.microsoft.com/office/word/2010/wordml" xmlns:w="http://schemas.openxmlformats.org/wordprocessingml/2006/main">
+  <w:abstractNum w:abstractNumId="0">
     <w:multiLevelType w:val="singleLevel"/>
-    <w:tmpl w:val="8F86B22E"/>
-    <w:lvl w:ilvl="0">
+    <w:lvl w:ilvl="0" w:tentative="0">
       <w:start w:val="1"/>
       <w:numFmt w:val="decimal"/>
       <w:pStyle w:val="ListNumber5"/>
@@ -3251,11 +3252,9 @@
       </w:pPr>
     </w:lvl>
   </w:abstractNum>
-  <w:abstractNum w:abstractNumId="1" w15:restartNumberingAfterBreak="0">
-    <w:nsid w:val="FFFFFF7D"/>
+  <w:abstractNum w:abstractNumId="1">
     <w:multiLevelType w:val="singleLevel"/>
-    <w:tmpl w:val="4DF29B84"/>
-    <w:lvl w:ilvl="0">
+    <w:lvl w:ilvl="0" w:tentative="0">
       <w:start w:val="1"/>
       <w:numFmt w:val="decimal"/>
       <w:pStyle w:val="ListNumber4"/>
@@ -3269,11 +3268,9 @@
       </w:pPr>
     </w:lvl>
   </w:abstractNum>
-  <w:abstractNum w:abstractNumId="2" w15:restartNumberingAfterBreak="0">
-    <w:nsid w:val="FFFFFF7E"/>
+  <w:abstractNum w:abstractNumId="2">
     <w:multiLevelType w:val="singleLevel"/>
-    <w:tmpl w:val="D05E6172"/>
-    <w:lvl w:ilvl="0">
+    <w:lvl w:ilvl="0" w:tentative="0">
       <w:start w:val="1"/>
       <w:numFmt w:val="decimal"/>
       <w:pStyle w:val="ListNumber3"/>
@@ -3287,11 +3284,9 @@
       </w:pPr>
     </w:lvl>
   </w:abstractNum>
-  <w:abstractNum w:abstractNumId="3" w15:restartNumberingAfterBreak="0">
-    <w:nsid w:val="FFFFFF7F"/>
+  <w:abstractNum w:abstractNumId="3">
     <w:multiLevelType w:val="singleLevel"/>
-    <w:tmpl w:val="ACE2D0CC"/>
-    <w:lvl w:ilvl="0">
+    <w:lvl w:ilvl="0" w:tentative="0">
       <w:start w:val="1"/>
       <w:numFmt w:val="decimal"/>
       <w:pStyle w:val="ListNumber2"/>
@@ -3305,11 +3300,9 @@
       </w:pPr>
     </w:lvl>
   </w:abstractNum>
-  <w:abstractNum w:abstractNumId="4" w15:restartNumberingAfterBreak="0">
-    <w:nsid w:val="FFFFFF80"/>
+  <w:abstractNum w:abstractNumId="4">
     <w:multiLevelType w:val="singleLevel"/>
-    <w:tmpl w:val="EC007778"/>
-    <w:lvl w:ilvl="0">
+    <w:lvl w:ilvl="0" w:tentative="0">
       <w:start w:val="1"/>
       <w:numFmt w:val="bullet"/>
       <w:pStyle w:val="ListBullet5"/>
@@ -3326,11 +3319,9 @@
       </w:rPr>
     </w:lvl>
   </w:abstractNum>
-  <w:abstractNum w:abstractNumId="5" w15:restartNumberingAfterBreak="0">
-    <w:nsid w:val="FFFFFF81"/>
+  <w:abstractNum w:abstractNumId="5">
     <w:multiLevelType w:val="singleLevel"/>
-    <w:tmpl w:val="BDA2A77C"/>
-    <w:lvl w:ilvl="0">
+    <w:lvl w:ilvl="0" w:tentative="0">
       <w:start w:val="1"/>
       <w:numFmt w:val="bullet"/>
       <w:pStyle w:val="ListBullet4"/>
@@ -3347,11 +3338,9 @@
       </w:rPr>
     </w:lvl>
   </w:abstractNum>
-  <w:abstractNum w:abstractNumId="6" w15:restartNumberingAfterBreak="0">
-    <w:nsid w:val="FFFFFF82"/>
+  <w:abstractNum w:abstractNumId="6">
     <w:multiLevelType w:val="singleLevel"/>
-    <w:tmpl w:val="06985F88"/>
-    <w:lvl w:ilvl="0">
+    <w:lvl w:ilvl="0" w:tentative="0">
       <w:start w:val="1"/>
       <w:numFmt w:val="bullet"/>
       <w:pStyle w:val="ListBullet3"/>
@@ -3368,11 +3357,9 @@
       </w:rPr>
     </w:lvl>
   </w:abstractNum>
-  <w:abstractNum w:abstractNumId="7" w15:restartNumberingAfterBreak="0">
-    <w:nsid w:val="FFFFFF83"/>
+  <w:abstractNum w:abstractNumId="7">
     <w:multiLevelType w:val="singleLevel"/>
-    <w:tmpl w:val="64CA2914"/>
-    <w:lvl w:ilvl="0">
+    <w:lvl w:ilvl="0" w:tentative="0">
       <w:start w:val="1"/>
       <w:numFmt w:val="bullet"/>
       <w:pStyle w:val="ListBullet2"/>
@@ -3389,11 +3376,9 @@
       </w:rPr>
     </w:lvl>
   </w:abstractNum>
-  <w:abstractNum w:abstractNumId="8" w15:restartNumberingAfterBreak="0">
-    <w:nsid w:val="FFFFFF88"/>
+  <w:abstractNum w:abstractNumId="8">
     <w:multiLevelType w:val="singleLevel"/>
-    <w:tmpl w:val="DCDA57EE"/>
-    <w:lvl w:ilvl="0">
+    <w:lvl w:ilvl="0" w:tentative="0">
       <w:start w:val="1"/>
       <w:numFmt w:val="decimal"/>
       <w:pStyle w:val="ListNumber"/>
@@ -3407,11 +3392,9 @@
       </w:pPr>
     </w:lvl>
   </w:abstractNum>
-  <w:abstractNum w:abstractNumId="9" w15:restartNumberingAfterBreak="0">
-    <w:nsid w:val="FFFFFF89"/>
+  <w:abstractNum w:abstractNumId="9">
     <w:multiLevelType w:val="singleLevel"/>
-    <w:tmpl w:val="B3CC476C"/>
-    <w:lvl w:ilvl="0">
+    <w:lvl w:ilvl="0" w:tentative="0">
       <w:start w:val="1"/>
       <w:numFmt w:val="bullet"/>
       <w:pStyle w:val="ListBullet"/>
@@ -3428,11 +3411,9 @@
       </w:rPr>
     </w:lvl>
   </w:abstractNum>
-  <w:abstractNum w:abstractNumId="10" w15:restartNumberingAfterBreak="0">
-    <w:nsid w:val="041C6630"/>
+  <w:abstractNum w:abstractNumId="10">
     <w:multiLevelType w:val="hybridMultilevel"/>
-    <w:tmpl w:val="112640B0"/>
-    <w:lvl w:ilvl="0" w:tplc="04090001">
+    <w:lvl w:ilvl="0" w:tentative="0">
       <w:start w:val="1"/>
       <w:numFmt w:val="bullet"/>
       <w:lvlText w:val=""/>
@@ -3444,7 +3425,7 @@
         <w:rFonts w:ascii="Symbol" w:hAnsi="Symbol" w:hint="default"/>
       </w:rPr>
     </w:lvl>
-    <w:lvl w:ilvl="1" w:tplc="04090003" w:tentative="1">
+    <w:lvl w:ilvl="1" w:tentative="1">
       <w:start w:val="1"/>
       <w:numFmt w:val="bullet"/>
       <w:lvlText w:val="o"/>
@@ -3456,7 +3437,7 @@
         <w:rFonts w:ascii="Courier New" w:hAnsi="Courier New" w:hint="default"/>
       </w:rPr>
     </w:lvl>
-    <w:lvl w:ilvl="2" w:tplc="04090005" w:tentative="1">
+    <w:lvl w:ilvl="2" w:tentative="1">
       <w:start w:val="1"/>
       <w:numFmt w:val="bullet"/>
       <w:lvlText w:val=""/>
@@ -3468,7 +3449,7 @@
         <w:rFonts w:ascii="Wingdings" w:hAnsi="Wingdings" w:hint="default"/>
       </w:rPr>
     </w:lvl>
-    <w:lvl w:ilvl="3" w:tplc="04090001" w:tentative="1">
+    <w:lvl w:ilvl="3" w:tentative="1">
       <w:start w:val="1"/>
       <w:numFmt w:val="bullet"/>
       <w:lvlText w:val=""/>
@@ -3480,7 +3461,7 @@
         <w:rFonts w:ascii="Symbol" w:hAnsi="Symbol" w:hint="default"/>
       </w:rPr>
     </w:lvl>
-    <w:lvl w:ilvl="4" w:tplc="04090003" w:tentative="1">
+    <w:lvl w:ilvl="4" w:tentative="1">
       <w:start w:val="1"/>
       <w:numFmt w:val="bullet"/>
       <w:lvlText w:val="o"/>
@@ -3492,7 +3473,7 @@
         <w:rFonts w:ascii="Courier New" w:hAnsi="Courier New" w:hint="default"/>
       </w:rPr>
     </w:lvl>
-    <w:lvl w:ilvl="5" w:tplc="04090005" w:tentative="1">
+    <w:lvl w:ilvl="5" w:tentative="1">
       <w:start w:val="1"/>
       <w:numFmt w:val="bullet"/>
       <w:lvlText w:val=""/>
@@ -3504,7 +3485,7 @@
         <w:rFonts w:ascii="Wingdings" w:hAnsi="Wingdings" w:hint="default"/>
       </w:rPr>
     </w:lvl>
-    <w:lvl w:ilvl="6" w:tplc="04090001" w:tentative="1">
+    <w:lvl w:ilvl="6" w:tentative="1">
       <w:start w:val="1"/>
       <w:numFmt w:val="bullet"/>
       <w:lvlText w:val=""/>
@@ -3516,7 +3497,7 @@
         <w:rFonts w:ascii="Symbol" w:hAnsi="Symbol" w:hint="default"/>
       </w:rPr>
     </w:lvl>
-    <w:lvl w:ilvl="7" w:tplc="04090003" w:tentative="1">
+    <w:lvl w:ilvl="7" w:tentative="1">
       <w:start w:val="1"/>
       <w:numFmt w:val="bullet"/>
       <w:lvlText w:val="o"/>
@@ -3528,7 +3509,7 @@
         <w:rFonts w:ascii="Courier New" w:hAnsi="Courier New" w:hint="default"/>
       </w:rPr>
     </w:lvl>
-    <w:lvl w:ilvl="8" w:tplc="04090005" w:tentative="1">
+    <w:lvl w:ilvl="8" w:tentative="1">
       <w:start w:val="1"/>
       <w:numFmt w:val="bullet"/>
       <w:lvlText w:val=""/>
@@ -3541,449 +3522,180 @@
       </w:rPr>
     </w:lvl>
   </w:abstractNum>
-  <w:num w:numId="1" w16cid:durableId="712117084">
+  <w:num w:numId="1">
     <w:abstractNumId w:val="9"/>
   </w:num>
-  <w:num w:numId="2" w16cid:durableId="1166823570">
+  <w:num w:numId="2">
     <w:abstractNumId w:val="7"/>
   </w:num>
-  <w:num w:numId="3" w16cid:durableId="564220957">
+  <w:num w:numId="3">
     <w:abstractNumId w:val="6"/>
   </w:num>
-  <w:num w:numId="4" w16cid:durableId="1681882909">
+  <w:num w:numId="4">
     <w:abstractNumId w:val="5"/>
   </w:num>
-  <w:num w:numId="5" w16cid:durableId="20518889">
+  <w:num w:numId="5">
     <w:abstractNumId w:val="4"/>
   </w:num>
-  <w:num w:numId="6" w16cid:durableId="1596136434">
+  <w:num w:numId="6">
     <w:abstractNumId w:val="8"/>
   </w:num>
-  <w:num w:numId="7" w16cid:durableId="436798485">
+  <w:num w:numId="7">
     <w:abstractNumId w:val="3"/>
   </w:num>
-  <w:num w:numId="8" w16cid:durableId="119348994">
+  <w:num w:numId="8">
     <w:abstractNumId w:val="2"/>
   </w:num>
-  <w:num w:numId="9" w16cid:durableId="1824852626">
+  <w:num w:numId="9">
     <w:abstractNumId w:val="1"/>
   </w:num>
-  <w:num w:numId="10" w16cid:durableId="1090350906">
+  <w:num w:numId="10">
     <w:abstractNumId w:val="0"/>
   </w:num>
-  <w:num w:numId="11" w16cid:durableId="1053046253">
+  <w:num w:numId="11">
     <w:abstractNumId w:val="10"/>
   </w:num>
 </w:numbering>
 </file>
 
 <file path=word/styles.xml><?xml version="1.0" encoding="utf-8"?>
-<w:styles xmlns:mc="http://schemas.openxmlformats.org/markup-compatibility/2006" xmlns:r="http://schemas.openxmlformats.org/officeDocument/2006/relationships" xmlns:w="http://schemas.openxmlformats.org/wordprocessingml/2006/main" xmlns:w14="http://schemas.microsoft.com/office/word/2010/wordml" xmlns:w15="http://schemas.microsoft.com/office/word/2012/wordml" xmlns:w16cex="http://schemas.microsoft.com/office/word/2018/wordml/cex" xmlns:w16cid="http://schemas.microsoft.com/office/word/2016/wordml/cid" xmlns:w16="http://schemas.microsoft.com/office/word/2018/wordml" xmlns:w16sdtdh="http://schemas.microsoft.com/office/word/2020/wordml/sdtdatahash" xmlns:w16se="http://schemas.microsoft.com/office/word/2015/wordml/symex" mc:Ignorable="w14 w15 w16se w16cid w16 w16cex w16sdtdh">
+<w:styles xmlns:r="http://schemas.openxmlformats.org/officeDocument/2006/relationships" xmlns:w14="http://schemas.microsoft.com/office/word/2010/wordml" xmlns:w="http://schemas.openxmlformats.org/wordprocessingml/2006/main">
   <w:docDefaults>
     <w:rPrDefault>
       <w:rPr>
-        <w:rFonts w:asciiTheme="minorHAnsi" w:eastAsiaTheme="minorEastAsia" w:hAnsiTheme="minorHAnsi" w:cstheme="minorBidi"/>
+        <w:rFonts w:asciiTheme="minorHAnsi" w:cstheme="minorBidi" w:eastAsiaTheme="minorEastAsia" w:hAnsiTheme="minorHAnsi"/>
         <w:sz w:val="22"/>
         <w:szCs w:val="22"/>
-        <w:lang w:val="en-US" w:eastAsia="en-US" w:bidi="ar-SA"/>
+        <w:lang w:val="en-US" w:bidi="ar-SA" w:eastAsia="en-US"/>
       </w:rPr>
     </w:rPrDefault>
     <w:pPrDefault/>
   </w:docDefaults>
-  <w:latentStyles w:defLockedState="0" w:defUIPriority="99" w:defSemiHidden="0" w:defUnhideWhenUsed="0" w:defQFormat="0" w:count="376">
-    <w:lsdException w:name="Normal" w:uiPriority="0" w:qFormat="1"/>
-    <w:lsdException w:name="heading 1" w:uiPriority="0" w:qFormat="1"/>
-    <w:lsdException w:name="heading 2" w:semiHidden="1" w:uiPriority="0" w:unhideWhenUsed="1" w:qFormat="1"/>
-    <w:lsdException w:name="heading 3" w:semiHidden="1" w:uiPriority="9" w:unhideWhenUsed="1" w:qFormat="1"/>
-    <w:lsdException w:name="heading 4" w:semiHidden="1" w:uiPriority="9" w:unhideWhenUsed="1" w:qFormat="1"/>
-    <w:lsdException w:name="heading 5" w:semiHidden="1" w:uiPriority="9" w:unhideWhenUsed="1" w:qFormat="1"/>
-    <w:lsdException w:name="heading 6" w:semiHidden="1" w:uiPriority="9" w:unhideWhenUsed="1" w:qFormat="1"/>
-    <w:lsdException w:name="heading 7" w:semiHidden="1" w:uiPriority="9" w:unhideWhenUsed="1" w:qFormat="1"/>
-    <w:lsdException w:name="heading 8" w:semiHidden="1" w:uiPriority="9" w:unhideWhenUsed="1" w:qFormat="1"/>
-    <w:lsdException w:name="heading 9" w:semiHidden="1" w:uiPriority="9" w:unhideWhenUsed="1" w:qFormat="1"/>
-    <w:lsdException w:name="index 1" w:semiHidden="1" w:unhideWhenUsed="1"/>
-    <w:lsdException w:name="index 2" w:semiHidden="1" w:unhideWhenUsed="1"/>
-    <w:lsdException w:name="index 3" w:semiHidden="1" w:unhideWhenUsed="1"/>
-    <w:lsdException w:name="index 4" w:semiHidden="1" w:unhideWhenUsed="1"/>
-    <w:lsdException w:name="index 5" w:semiHidden="1" w:unhideWhenUsed="1"/>
-    <w:lsdException w:name="index 6" w:semiHidden="1" w:unhideWhenUsed="1"/>
-    <w:lsdException w:name="index 7" w:semiHidden="1" w:unhideWhenUsed="1"/>
-    <w:lsdException w:name="index 8" w:semiHidden="1" w:unhideWhenUsed="1"/>
-    <w:lsdException w:name="index 9" w:semiHidden="1" w:unhideWhenUsed="1"/>
-    <w:lsdException w:name="toc 1" w:semiHidden="1" w:uiPriority="39" w:unhideWhenUsed="1"/>
-    <w:lsdException w:name="toc 2" w:semiHidden="1" w:uiPriority="39" w:unhideWhenUsed="1"/>
-    <w:lsdException w:name="toc 3" w:semiHidden="1" w:uiPriority="39" w:unhideWhenUsed="1"/>
-    <w:lsdException w:name="toc 4" w:semiHidden="1" w:uiPriority="39" w:unhideWhenUsed="1"/>
-    <w:lsdException w:name="toc 5" w:semiHidden="1" w:uiPriority="39" w:unhideWhenUsed="1"/>
-    <w:lsdException w:name="toc 6" w:semiHidden="1" w:uiPriority="39" w:unhideWhenUsed="1"/>
-    <w:lsdException w:name="toc 7" w:semiHidden="1" w:uiPriority="39" w:unhideWhenUsed="1"/>
-    <w:lsdException w:name="toc 8" w:semiHidden="1" w:uiPriority="39" w:unhideWhenUsed="1"/>
-    <w:lsdException w:name="toc 9" w:semiHidden="1" w:uiPriority="39" w:unhideWhenUsed="1"/>
-    <w:lsdException w:name="Normal Indent" w:semiHidden="1" w:unhideWhenUsed="1"/>
-    <w:lsdException w:name="footnote text" w:semiHidden="1" w:unhideWhenUsed="1"/>
-    <w:lsdException w:name="annotation text" w:semiHidden="1" w:unhideWhenUsed="1"/>
-    <w:lsdException w:name="header" w:semiHidden="1" w:uiPriority="0" w:unhideWhenUsed="1"/>
-    <w:lsdException w:name="footer" w:semiHidden="1" w:uiPriority="0" w:unhideWhenUsed="1"/>
-    <w:lsdException w:name="index heading" w:semiHidden="1" w:unhideWhenUsed="1"/>
-    <w:lsdException w:name="caption" w:semiHidden="1" w:uiPriority="35" w:unhideWhenUsed="1" w:qFormat="1"/>
-    <w:lsdException w:name="table of figures" w:semiHidden="1" w:unhideWhenUsed="1"/>
-    <w:lsdException w:name="envelope address" w:semiHidden="1" w:unhideWhenUsed="1"/>
-    <w:lsdException w:name="envelope return" w:semiHidden="1" w:unhideWhenUsed="1"/>
-    <w:lsdException w:name="footnote reference" w:semiHidden="1" w:unhideWhenUsed="1"/>
-    <w:lsdException w:name="annotation reference" w:semiHidden="1" w:unhideWhenUsed="1"/>
-    <w:lsdException w:name="line number" w:semiHidden="1" w:unhideWhenUsed="1"/>
-    <w:lsdException w:name="page number" w:semiHidden="1" w:unhideWhenUsed="1"/>
-    <w:lsdException w:name="endnote reference" w:semiHidden="1" w:unhideWhenUsed="1"/>
-    <w:lsdException w:name="endnote text" w:semiHidden="1" w:unhideWhenUsed="1"/>
-    <w:lsdException w:name="table of authorities" w:semiHidden="1" w:unhideWhenUsed="1"/>
-    <w:lsdException w:name="macro" w:semiHidden="1" w:unhideWhenUsed="1"/>
-    <w:lsdException w:name="toa heading" w:semiHidden="1" w:unhideWhenUsed="1"/>
-    <w:lsdException w:name="List" w:semiHidden="1" w:unhideWhenUsed="1"/>
-    <w:lsdException w:name="List Bullet" w:semiHidden="1" w:unhideWhenUsed="1"/>
-    <w:lsdException w:name="List Number" w:semiHidden="1" w:unhideWhenUsed="1"/>
-    <w:lsdException w:name="List 2" w:semiHidden="1" w:unhideWhenUsed="1"/>
-    <w:lsdException w:name="List 3" w:semiHidden="1" w:unhideWhenUsed="1"/>
-    <w:lsdException w:name="List 4" w:semiHidden="1" w:unhideWhenUsed="1"/>
-    <w:lsdException w:name="List 5" w:semiHidden="1" w:unhideWhenUsed="1"/>
-    <w:lsdException w:name="List Bullet 2" w:semiHidden="1" w:unhideWhenUsed="1"/>
-    <w:lsdException w:name="List Bullet 3" w:semiHidden="1" w:unhideWhenUsed="1"/>
-    <w:lsdException w:name="List Bullet 4" w:semiHidden="1" w:unhideWhenUsed="1"/>
-    <w:lsdException w:name="List Bullet 5" w:semiHidden="1" w:unhideWhenUsed="1"/>
-    <w:lsdException w:name="List Number 2" w:semiHidden="1" w:unhideWhenUsed="1"/>
-    <w:lsdException w:name="List Number 3" w:semiHidden="1" w:unhideWhenUsed="1"/>
-    <w:lsdException w:name="List Number 4" w:semiHidden="1" w:unhideWhenUsed="1"/>
-    <w:lsdException w:name="List Number 5" w:semiHidden="1" w:unhideWhenUsed="1"/>
-    <w:lsdException w:name="Title" w:uiPriority="0" w:qFormat="1"/>
-    <w:lsdException w:name="Closing" w:semiHidden="1" w:unhideWhenUsed="1"/>
-    <w:lsdException w:name="Signature" w:semiHidden="1" w:unhideWhenUsed="1"/>
-    <w:lsdException w:name="Default Paragraph Font" w:semiHidden="1" w:uiPriority="1" w:unhideWhenUsed="1"/>
-    <w:lsdException w:name="Body Text" w:semiHidden="1" w:uiPriority="0" w:unhideWhenUsed="1"/>
-    <w:lsdException w:name="Body Text Indent" w:semiHidden="1" w:unhideWhenUsed="1"/>
-    <w:lsdException w:name="List Continue" w:semiHidden="1" w:unhideWhenUsed="1"/>
-    <w:lsdException w:name="List Continue 2" w:semiHidden="1" w:unhideWhenUsed="1"/>
-    <w:lsdException w:name="List Continue 3" w:semiHidden="1" w:unhideWhenUsed="1"/>
-    <w:lsdException w:name="List Continue 4" w:semiHidden="1" w:unhideWhenUsed="1"/>
-    <w:lsdException w:name="List Continue 5" w:semiHidden="1" w:unhideWhenUsed="1"/>
-    <w:lsdException w:name="Message Header" w:semiHidden="1" w:unhideWhenUsed="1"/>
-    <w:lsdException w:name="Subtitle" w:uiPriority="11" w:qFormat="1"/>
-    <w:lsdException w:name="Salutation" w:semiHidden="1" w:unhideWhenUsed="1"/>
-    <w:lsdException w:name="Date" w:semiHidden="1" w:unhideWhenUsed="1"/>
-    <w:lsdException w:name="Body Text First Indent" w:semiHidden="1" w:unhideWhenUsed="1"/>
-    <w:lsdException w:name="Body Text First Indent 2" w:semiHidden="1" w:unhideWhenUsed="1"/>
-    <w:lsdException w:name="Note Heading" w:semiHidden="1" w:unhideWhenUsed="1"/>
-    <w:lsdException w:name="Body Text 2" w:semiHidden="1" w:unhideWhenUsed="1"/>
-    <w:lsdException w:name="Body Text 3" w:semiHidden="1" w:unhideWhenUsed="1"/>
-    <w:lsdException w:name="Body Text Indent 2" w:semiHidden="1" w:unhideWhenUsed="1"/>
-    <w:lsdException w:name="Body Text Indent 3" w:semiHidden="1" w:unhideWhenUsed="1"/>
-    <w:lsdException w:name="Block Text" w:semiHidden="1" w:unhideWhenUsed="1"/>
-    <w:lsdException w:name="Hyperlink" w:semiHidden="1" w:unhideWhenUsed="1"/>
-    <w:lsdException w:name="FollowedHyperlink" w:semiHidden="1" w:unhideWhenUsed="1"/>
-    <w:lsdException w:name="Strong" w:uiPriority="22" w:qFormat="1"/>
-    <w:lsdException w:name="Emphasis" w:uiPriority="20" w:qFormat="1"/>
-    <w:lsdException w:name="Document Map" w:semiHidden="1" w:unhideWhenUsed="1"/>
-    <w:lsdException w:name="Plain Text" w:semiHidden="1" w:unhideWhenUsed="1"/>
-    <w:lsdException w:name="E-mail Signature" w:semiHidden="1" w:unhideWhenUsed="1"/>
-    <w:lsdException w:name="HTML Top of Form" w:semiHidden="1" w:unhideWhenUsed="1"/>
-    <w:lsdException w:name="HTML Bottom of Form" w:semiHidden="1" w:unhideWhenUsed="1"/>
-    <w:lsdException w:name="Normal (Web)" w:semiHidden="1" w:unhideWhenUsed="1"/>
-    <w:lsdException w:name="HTML Acronym" w:semiHidden="1" w:unhideWhenUsed="1"/>
-    <w:lsdException w:name="HTML Address" w:semiHidden="1" w:unhideWhenUsed="1"/>
-    <w:lsdException w:name="HTML Cite" w:semiHidden="1" w:unhideWhenUsed="1"/>
-    <w:lsdException w:name="HTML Code" w:semiHidden="1" w:unhideWhenUsed="1"/>
-    <w:lsdException w:name="HTML Definition" w:semiHidden="1" w:unhideWhenUsed="1"/>
-    <w:lsdException w:name="HTML Keyboard" w:semiHidden="1" w:unhideWhenUsed="1"/>
-    <w:lsdException w:name="HTML Preformatted" w:semiHidden="1" w:unhideWhenUsed="1"/>
-    <w:lsdException w:name="HTML Sample" w:semiHidden="1" w:unhideWhenUsed="1"/>
-    <w:lsdException w:name="HTML Typewriter" w:semiHidden="1" w:unhideWhenUsed="1"/>
-    <w:lsdException w:name="HTML Variable" w:semiHidden="1" w:unhideWhenUsed="1"/>
-    <w:lsdException w:name="Normal Table" w:semiHidden="1" w:unhideWhenUsed="1"/>
-    <w:lsdException w:name="annotation subject" w:semiHidden="1" w:unhideWhenUsed="1"/>
-    <w:lsdException w:name="No List" w:semiHidden="1" w:unhideWhenUsed="1"/>
-    <w:lsdException w:name="Outline List 1" w:semiHidden="1" w:unhideWhenUsed="1"/>
-    <w:lsdException w:name="Outline List 2" w:semiHidden="1" w:unhideWhenUsed="1"/>
-    <w:lsdException w:name="Outline List 3" w:semiHidden="1" w:unhideWhenUsed="1"/>
-    <w:lsdException w:name="Table Simple 1" w:semiHidden="1" w:unhideWhenUsed="1"/>
-    <w:lsdException w:name="Table Simple 2" w:semiHidden="1" w:unhideWhenUsed="1"/>
-    <w:lsdException w:name="Table Simple 3" w:semiHidden="1" w:unhideWhenUsed="1"/>
-    <w:lsdException w:name="Table Classic 1" w:semiHidden="1" w:unhideWhenUsed="1"/>
-    <w:lsdException w:name="Table Classic 2" w:semiHidden="1" w:unhideWhenUsed="1"/>
-    <w:lsdException w:name="Table Classic 3" w:semiHidden="1" w:unhideWhenUsed="1"/>
-    <w:lsdException w:name="Table Classic 4" w:semiHidden="1" w:unhideWhenUsed="1"/>
-    <w:lsdException w:name="Table Colorful 1" w:semiHidden="1" w:unhideWhenUsed="1"/>
-    <w:lsdException w:name="Table Colorful 2" w:semiHidden="1" w:unhideWhenUsed="1"/>
-    <w:lsdException w:name="Table Colorful 3" w:semiHidden="1" w:unhideWhenUsed="1"/>
-    <w:lsdException w:name="Table Columns 1" w:semiHidden="1" w:unhideWhenUsed="1"/>
-    <w:lsdException w:name="Table Columns 2" w:semiHidden="1" w:unhideWhenUsed="1"/>
-    <w:lsdException w:name="Table Columns 3" w:semiHidden="1" w:unhideWhenUsed="1"/>
-    <w:lsdException w:name="Table Columns 4" w:semiHidden="1" w:unhideWhenUsed="1"/>
-    <w:lsdException w:name="Table Columns 5" w:semiHidden="1" w:unhideWhenUsed="1"/>
-    <w:lsdException w:name="Table Grid 1" w:semiHidden="1" w:unhideWhenUsed="1"/>
-    <w:lsdException w:name="Table Grid 2" w:semiHidden="1" w:unhideWhenUsed="1"/>
-    <w:lsdException w:name="Table Grid 3" w:semiHidden="1" w:unhideWhenUsed="1"/>
-    <w:lsdException w:name="Table Grid 4" w:semiHidden="1" w:unhideWhenUsed="1"/>
-    <w:lsdException w:name="Table Grid 5" w:semiHidden="1" w:unhideWhenUsed="1"/>
-    <w:lsdException w:name="Table Grid 6" w:semiHidden="1" w:unhideWhenUsed="1"/>
-    <w:lsdException w:name="Table Grid 7" w:semiHidden="1" w:unhideWhenUsed="1"/>
-    <w:lsdException w:name="Table Grid 8" w:semiHidden="1" w:unhideWhenUsed="1"/>
-    <w:lsdException w:name="Table List 1" w:semiHidden="1" w:unhideWhenUsed="1"/>
-    <w:lsdException w:name="Table List 2" w:semiHidden="1" w:unhideWhenUsed="1"/>
-    <w:lsdException w:name="Table List 3" w:semiHidden="1" w:unhideWhenUsed="1"/>
-    <w:lsdException w:name="Table List 4" w:semiHidden="1" w:unhideWhenUsed="1"/>
-    <w:lsdException w:name="Table List 5" w:semiHidden="1" w:unhideWhenUsed="1"/>
-    <w:lsdException w:name="Table List 6" w:semiHidden="1" w:unhideWhenUsed="1"/>
-    <w:lsdException w:name="Table List 7" w:semiHidden="1" w:unhideWhenUsed="1"/>
-    <w:lsdException w:name="Table List 8" w:semiHidden="1" w:unhideWhenUsed="1"/>
-    <w:lsdException w:name="Table 3D effects 1" w:semiHidden="1" w:unhideWhenUsed="1"/>
-    <w:lsdException w:name="Table 3D effects 2" w:semiHidden="1" w:unhideWhenUsed="1"/>
-    <w:lsdException w:name="Table 3D effects 3" w:semiHidden="1" w:unhideWhenUsed="1"/>
-    <w:lsdException w:name="Table Contemporary" w:semiHidden="1" w:unhideWhenUsed="1"/>
-    <w:lsdException w:name="Table Elegant" w:semiHidden="1" w:unhideWhenUsed="1"/>
-    <w:lsdException w:name="Table Professional" w:semiHidden="1" w:unhideWhenUsed="1"/>
-    <w:lsdException w:name="Table Subtle 1" w:semiHidden="1" w:unhideWhenUsed="1"/>
-    <w:lsdException w:name="Table Subtle 2" w:semiHidden="1" w:unhideWhenUsed="1"/>
-    <w:lsdException w:name="Table Web 1" w:semiHidden="1" w:unhideWhenUsed="1"/>
-    <w:lsdException w:name="Table Web 2" w:semiHidden="1" w:unhideWhenUsed="1"/>
-    <w:lsdException w:name="Table Web 3" w:semiHidden="1" w:unhideWhenUsed="1"/>
-    <w:lsdException w:name="Balloon Text" w:semiHidden="1" w:unhideWhenUsed="1"/>
-    <w:lsdException w:name="Table Grid" w:uiPriority="59"/>
-    <w:lsdException w:name="Table Theme" w:semiHidden="1" w:unhideWhenUsed="1"/>
-    <w:lsdException w:name="Placeholder Text" w:semiHidden="1"/>
-    <w:lsdException w:name="No Spacing" w:uiPriority="1" w:qFormat="1"/>
-    <w:lsdException w:name="Light Shading" w:uiPriority="60"/>
-    <w:lsdException w:name="Light List" w:uiPriority="61"/>
-    <w:lsdException w:name="Light Grid" w:uiPriority="62"/>
-    <w:lsdException w:name="Medium Shading 1" w:uiPriority="63"/>
-    <w:lsdException w:name="Medium Shading 2" w:uiPriority="64"/>
-    <w:lsdException w:name="Medium List 1" w:uiPriority="65"/>
-    <w:lsdException w:name="Medium List 2" w:uiPriority="66"/>
-    <w:lsdException w:name="Medium Grid 1" w:uiPriority="67"/>
-    <w:lsdException w:name="Medium Grid 2" w:uiPriority="68"/>
-    <w:lsdException w:name="Medium Grid 3" w:uiPriority="69"/>
-    <w:lsdException w:name="Dark List" w:uiPriority="70"/>
-    <w:lsdException w:name="Colorful Shading" w:uiPriority="71"/>
-    <w:lsdException w:name="Colorful List" w:uiPriority="72"/>
-    <w:lsdException w:name="Colorful Grid" w:uiPriority="73"/>
-    <w:lsdException w:name="Light Shading Accent 1" w:uiPriority="60"/>
-    <w:lsdException w:name="Light List Accent 1" w:uiPriority="61"/>
-    <w:lsdException w:name="Light Grid Accent 1" w:uiPriority="62"/>
-    <w:lsdException w:name="Medium Shading 1 Accent 1" w:uiPriority="63"/>
-    <w:lsdException w:name="Medium Shading 2 Accent 1" w:uiPriority="64"/>
-    <w:lsdException w:name="Medium List 1 Accent 1" w:uiPriority="65"/>
-    <w:lsdException w:name="Revision" w:semiHidden="1"/>
-    <w:lsdException w:name="List Paragraph" w:uiPriority="34" w:qFormat="1"/>
-    <w:lsdException w:name="Quote" w:uiPriority="29" w:qFormat="1"/>
-    <w:lsdException w:name="Intense Quote" w:uiPriority="30" w:qFormat="1"/>
-    <w:lsdException w:name="Medium List 2 Accent 1" w:uiPriority="66"/>
-    <w:lsdException w:name="Medium Grid 1 Accent 1" w:uiPriority="67"/>
-    <w:lsdException w:name="Medium Grid 2 Accent 1" w:uiPriority="68"/>
-    <w:lsdException w:name="Medium Grid 3 Accent 1" w:uiPriority="69"/>
-    <w:lsdException w:name="Dark List Accent 1" w:uiPriority="70"/>
-    <w:lsdException w:name="Colorful Shading Accent 1" w:uiPriority="71"/>
-    <w:lsdException w:name="Colorful List Accent 1" w:uiPriority="72"/>
-    <w:lsdException w:name="Colorful Grid Accent 1" w:uiPriority="73"/>
-    <w:lsdException w:name="Light Shading Accent 2" w:uiPriority="60"/>
-    <w:lsdException w:name="Light List Accent 2" w:uiPriority="61"/>
-    <w:lsdException w:name="Light Grid Accent 2" w:uiPriority="62"/>
-    <w:lsdException w:name="Medium Shading 1 Accent 2" w:uiPriority="63"/>
-    <w:lsdException w:name="Medium Shading 2 Accent 2" w:uiPriority="64"/>
-    <w:lsdException w:name="Medium List 1 Accent 2" w:uiPriority="65"/>
-    <w:lsdException w:name="Medium List 2 Accent 2" w:uiPriority="66"/>
-    <w:lsdException w:name="Medium Grid 1 Accent 2" w:uiPriority="67"/>
-    <w:lsdException w:name="Medium Grid 2 Accent 2" w:uiPriority="68"/>
-    <w:lsdException w:name="Medium Grid 3 Accent 2" w:uiPriority="69"/>
-    <w:lsdException w:name="Dark List Accent 2" w:uiPriority="70"/>
-    <w:lsdException w:name="Colorful Shading Accent 2" w:uiPriority="71"/>
-    <w:lsdException w:name="Colorful List Accent 2" w:uiPriority="72"/>
-    <w:lsdException w:name="Colorful Grid Accent 2" w:uiPriority="73"/>
-    <w:lsdException w:name="Light Shading Accent 3" w:uiPriority="60"/>
-    <w:lsdException w:name="Light List Accent 3" w:uiPriority="61"/>
-    <w:lsdException w:name="Light Grid Accent 3" w:uiPriority="62"/>
-    <w:lsdException w:name="Medium Shading 1 Accent 3" w:uiPriority="63"/>
-    <w:lsdException w:name="Medium Shading 2 Accent 3" w:uiPriority="64"/>
-    <w:lsdException w:name="Medium List 1 Accent 3" w:uiPriority="65"/>
-    <w:lsdException w:name="Medium List 2 Accent 3" w:uiPriority="66"/>
-    <w:lsdException w:name="Medium Grid 1 Accent 3" w:uiPriority="67"/>
-    <w:lsdException w:name="Medium Grid 2 Accent 3" w:uiPriority="68"/>
-    <w:lsdException w:name="Medium Grid 3 Accent 3" w:uiPriority="69"/>
-    <w:lsdException w:name="Dark List Accent 3" w:uiPriority="70"/>
-    <w:lsdException w:name="Colorful Shading Accent 3" w:uiPriority="71"/>
-    <w:lsdException w:name="Colorful List Accent 3" w:uiPriority="72"/>
-    <w:lsdException w:name="Colorful Grid Accent 3" w:uiPriority="73"/>
-    <w:lsdException w:name="Light Shading Accent 4" w:uiPriority="60"/>
-    <w:lsdException w:name="Light List Accent 4" w:uiPriority="61"/>
-    <w:lsdException w:name="Light Grid Accent 4" w:uiPriority="62"/>
-    <w:lsdException w:name="Medium Shading 1 Accent 4" w:uiPriority="63"/>
-    <w:lsdException w:name="Medium Shading 2 Accent 4" w:uiPriority="64"/>
-    <w:lsdException w:name="Medium List 1 Accent 4" w:uiPriority="65"/>
-    <w:lsdException w:name="Medium List 2 Accent 4" w:uiPriority="66"/>
-    <w:lsdException w:name="Medium Grid 1 Accent 4" w:uiPriority="67"/>
-    <w:lsdException w:name="Medium Grid 2 Accent 4" w:uiPriority="68"/>
-    <w:lsdException w:name="Medium Grid 3 Accent 4" w:uiPriority="69"/>
-    <w:lsdException w:name="Dark List Accent 4" w:uiPriority="70"/>
-    <w:lsdException w:name="Colorful Shading Accent 4" w:uiPriority="71"/>
-    <w:lsdException w:name="Colorful List Accent 4" w:uiPriority="72"/>
-    <w:lsdException w:name="Colorful Grid Accent 4" w:uiPriority="73"/>
-    <w:lsdException w:name="Light Shading Accent 5" w:uiPriority="60"/>
-    <w:lsdException w:name="Light List Accent 5" w:uiPriority="61"/>
-    <w:lsdException w:name="Light Grid Accent 5" w:uiPriority="62"/>
-    <w:lsdException w:name="Medium Shading 1 Accent 5" w:uiPriority="63"/>
-    <w:lsdException w:name="Medium Shading 2 Accent 5" w:uiPriority="64"/>
-    <w:lsdException w:name="Medium List 1 Accent 5" w:uiPriority="65"/>
-    <w:lsdException w:name="Medium List 2 Accent 5" w:uiPriority="66"/>
-    <w:lsdException w:name="Medium Grid 1 Accent 5" w:uiPriority="67"/>
-    <w:lsdException w:name="Medium Grid 2 Accent 5" w:uiPriority="68"/>
-    <w:lsdException w:name="Medium Grid 3 Accent 5" w:uiPriority="69"/>
-    <w:lsdException w:name="Dark List Accent 5" w:uiPriority="70"/>
-    <w:lsdException w:name="Colorful Shading Accent 5" w:uiPriority="71"/>
-    <w:lsdException w:name="Colorful List Accent 5" w:uiPriority="72"/>
-    <w:lsdException w:name="Colorful Grid Accent 5" w:uiPriority="73"/>
-    <w:lsdException w:name="Light Shading Accent 6" w:uiPriority="60"/>
-    <w:lsdException w:name="Light List Accent 6" w:uiPriority="61"/>
-    <w:lsdException w:name="Light Grid Accent 6" w:uiPriority="62"/>
-    <w:lsdException w:name="Medium Shading 1 Accent 6" w:uiPriority="63"/>
-    <w:lsdException w:name="Medium Shading 2 Accent 6" w:uiPriority="64"/>
-    <w:lsdException w:name="Medium List 1 Accent 6" w:uiPriority="65"/>
-    <w:lsdException w:name="Medium List 2 Accent 6" w:uiPriority="66"/>
-    <w:lsdException w:name="Medium Grid 1 Accent 6" w:uiPriority="67"/>
-    <w:lsdException w:name="Medium Grid 2 Accent 6" w:uiPriority="68"/>
-    <w:lsdException w:name="Medium Grid 3 Accent 6" w:uiPriority="69"/>
-    <w:lsdException w:name="Dark List Accent 6" w:uiPriority="70"/>
-    <w:lsdException w:name="Colorful Shading Accent 6" w:uiPriority="71"/>
-    <w:lsdException w:name="Colorful List Accent 6" w:uiPriority="72"/>
-    <w:lsdException w:name="Colorful Grid Accent 6" w:uiPriority="73"/>
-    <w:lsdException w:name="Subtle Emphasis" w:uiPriority="19" w:qFormat="1"/>
-    <w:lsdException w:name="Intense Emphasis" w:uiPriority="21" w:qFormat="1"/>
-    <w:lsdException w:name="Subtle Reference" w:uiPriority="31" w:qFormat="1"/>
-    <w:lsdException w:name="Intense Reference" w:uiPriority="32" w:qFormat="1"/>
-    <w:lsdException w:name="Book Title" w:uiPriority="33" w:qFormat="1"/>
-    <w:lsdException w:name="Bibliography" w:semiHidden="1" w:uiPriority="37" w:unhideWhenUsed="1"/>
-    <w:lsdException w:name="TOC Heading" w:semiHidden="1" w:uiPriority="39" w:unhideWhenUsed="1" w:qFormat="1"/>
-    <w:lsdException w:name="Grid Table 4" w:uiPriority="49"/>
-    <w:lsdException w:name="Grid Table 5 Dark" w:uiPriority="50"/>
-    <w:lsdException w:name="Grid Table 6 Colorful" w:uiPriority="51"/>
-    <w:lsdException w:name="Grid Table 7 Colorful" w:uiPriority="52"/>
-    <w:lsdException w:name="Grid Table 1 Light Accent 1" w:uiPriority="46"/>
-    <w:lsdException w:name="Grid Table 2 Accent 1" w:uiPriority="47"/>
-    <w:lsdException w:name="Grid Table 3 Accent 1" w:uiPriority="48"/>
-    <w:lsdException w:name="Grid Table 4 Accent 1" w:uiPriority="49"/>
-    <w:lsdException w:name="Grid Table 5 Dark Accent 1" w:uiPriority="50"/>
-    <w:lsdException w:name="Grid Table 6 Colorful Accent 1" w:uiPriority="51"/>
-    <w:lsdException w:name="Grid Table 7 Colorful Accent 1" w:uiPriority="52"/>
-    <w:lsdException w:name="Grid Table 1 Light Accent 2" w:uiPriority="46"/>
-    <w:lsdException w:name="Grid Table 2 Accent 2" w:uiPriority="47"/>
-    <w:lsdException w:name="Grid Table 3 Accent 2" w:uiPriority="48"/>
-    <w:lsdException w:name="Grid Table 4 Accent 2" w:uiPriority="49"/>
-    <w:lsdException w:name="Grid Table 5 Dark Accent 2" w:uiPriority="50"/>
-    <w:lsdException w:name="Grid Table 6 Colorful Accent 2" w:uiPriority="51"/>
-    <w:lsdException w:name="Grid Table 7 Colorful Accent 2" w:uiPriority="52"/>
-    <w:lsdException w:name="Grid Table 1 Light Accent 3" w:uiPriority="46"/>
-    <w:lsdException w:name="Grid Table 2 Accent 3" w:uiPriority="47"/>
-    <w:lsdException w:name="Grid Table 3 Accent 3" w:uiPriority="48"/>
-    <w:lsdException w:name="Grid Table 4 Accent 3" w:uiPriority="49"/>
-    <w:lsdException w:name="Grid Table 5 Dark Accent 3" w:uiPriority="50"/>
-    <w:lsdException w:name="Grid Table 6 Colorful Accent 3" w:uiPriority="51"/>
-    <w:lsdException w:name="Grid Table 7 Colorful Accent 3" w:uiPriority="52"/>
-    <w:lsdException w:name="Grid Table 1 Light Accent 4" w:uiPriority="46"/>
-    <w:lsdException w:name="Grid Table 2 Accent 4" w:uiPriority="47"/>
-    <w:lsdException w:name="Grid Table 3 Accent 4" w:uiPriority="48"/>
-    <w:lsdException w:name="Grid Table 4 Accent 4" w:uiPriority="49"/>
-    <w:lsdException w:name="Grid Table 5 Dark Accent 4" w:uiPriority="50"/>
-    <w:lsdException w:name="Grid Table 6 Colorful Accent 4" w:uiPriority="51"/>
-    <w:lsdException w:name="Grid Table 7 Colorful Accent 4" w:uiPriority="52"/>
-    <w:lsdException w:name="Grid Table 1 Light Accent 5" w:uiPriority="46"/>
-    <w:lsdException w:name="Grid Table 2 Accent 5" w:uiPriority="47"/>
-    <w:lsdException w:name="Grid Table 3 Accent 5" w:uiPriority="48"/>
-    <w:lsdException w:name="Grid Table 4 Accent 5" w:uiPriority="49"/>
-    <w:lsdException w:name="Grid Table 5 Dark Accent 5" w:uiPriority="50"/>
-    <w:lsdException w:name="Grid Table 6 Colorful Accent 5" w:uiPriority="51"/>
-    <w:lsdException w:name="Grid Table 7 Colorful Accent 5" w:uiPriority="52"/>
-    <w:lsdException w:name="Grid Table 1 Light Accent 6" w:uiPriority="46"/>
-    <w:lsdException w:name="Grid Table 2 Accent 6" w:uiPriority="47"/>
-    <w:lsdException w:name="Grid Table 3 Accent 6" w:uiPriority="48"/>
-    <w:lsdException w:name="Grid Table 4 Accent 6" w:uiPriority="49"/>
-    <w:lsdException w:name="Grid Table 5 Dark Accent 6" w:uiPriority="50"/>
-    <w:lsdException w:name="Grid Table 6 Colorful Accent 6" w:uiPriority="51"/>
-    <w:lsdException w:name="Grid Table 7 Colorful Accent 6" w:uiPriority="52"/>
-    <w:lsdException w:name="List Table 1 Light" w:uiPriority="46"/>
-    <w:lsdException w:name="List Table 2" w:uiPriority="47"/>
-    <w:lsdException w:name="List Table 3" w:uiPriority="48"/>
-    <w:lsdException w:name="List Table 4" w:uiPriority="49"/>
-    <w:lsdException w:name="List Table 5 Dark" w:uiPriority="50"/>
-    <w:lsdException w:name="List Table 6 Colorful" w:uiPriority="51"/>
-    <w:lsdException w:name="List Table 7 Colorful" w:uiPriority="52"/>
-    <w:lsdException w:name="List Table 1 Light Accent 1" w:uiPriority="46"/>
-    <w:lsdException w:name="List Table 2 Accent 1" w:uiPriority="47"/>
-    <w:lsdException w:name="List Table 3 Accent 1" w:uiPriority="48"/>
-    <w:lsdException w:name="List Table 4 Accent 1" w:uiPriority="49"/>
-    <w:lsdException w:name="List Table 5 Dark Accent 1" w:uiPriority="50"/>
-    <w:lsdException w:name="List Table 6 Colorful Accent 1" w:uiPriority="51"/>
-    <w:lsdException w:name="List Table 7 Colorful Accent 1" w:uiPriority="52"/>
-    <w:lsdException w:name="List Table 1 Light Accent 2" w:uiPriority="46"/>
-    <w:lsdException w:name="List Table 2 Accent 2" w:uiPriority="47"/>
-    <w:lsdException w:name="List Table 3 Accent 2" w:uiPriority="48"/>
-    <w:lsdException w:name="List Table 4 Accent 2" w:uiPriority="49"/>
-    <w:lsdException w:name="List Table 5 Dark Accent 2" w:uiPriority="50"/>
-    <w:lsdException w:name="List Table 6 Colorful Accent 2" w:uiPriority="51"/>
-    <w:lsdException w:name="List Table 7 Colorful Accent 2" w:uiPriority="52"/>
-    <w:lsdException w:name="List Table 1 Light Accent 3" w:uiPriority="46"/>
-    <w:lsdException w:name="List Table 2 Accent 3" w:uiPriority="47"/>
-    <w:lsdException w:name="List Table 3 Accent 3" w:uiPriority="48"/>
-    <w:lsdException w:name="List Table 4 Accent 3" w:uiPriority="49"/>
-    <w:lsdException w:name="List Table 5 Dark Accent 3" w:uiPriority="50"/>
-    <w:lsdException w:name="List Table 6 Colorful Accent 3" w:uiPriority="51"/>
-    <w:lsdException w:name="List Table 7 Colorful Accent 3" w:uiPriority="52"/>
-    <w:lsdException w:name="List Table 1 Light Accent 4" w:uiPriority="46"/>
-    <w:lsdException w:name="List Table 2 Accent 4" w:uiPriority="47"/>
-    <w:lsdException w:name="List Table 3 Accent 4" w:uiPriority="48"/>
-    <w:lsdException w:name="List Table 4 Accent 4" w:uiPriority="49"/>
-    <w:lsdException w:name="List Table 5 Dark Accent 4" w:uiPriority="50"/>
-    <w:lsdException w:name="List Table 6 Colorful Accent 4" w:uiPriority="51"/>
-    <w:lsdException w:name="List Table 7 Colorful Accent 4" w:uiPriority="52"/>
-    <w:lsdException w:name="List Table 1 Light Accent 5" w:uiPriority="46"/>
-    <w:lsdException w:name="List Table 2 Accent 5" w:uiPriority="47"/>
-    <w:lsdException w:name="List Table 3 Accent 5" w:uiPriority="48"/>
-    <w:lsdException w:name="List Table 4 Accent 5" w:uiPriority="49"/>
-    <w:lsdException w:name="List Table 5 Dark Accent 5" w:uiPriority="50"/>
-    <w:lsdException w:name="List Table 6 Colorful Accent 5" w:uiPriority="51"/>
-    <w:lsdException w:name="List Table 7 Colorful Accent 5" w:uiPriority="52"/>
-    <w:lsdException w:name="List Table 1 Light Accent 6" w:uiPriority="46"/>
-    <w:lsdException w:name="List Table 2 Accent 6" w:uiPriority="47"/>
-    <w:lsdException w:name="List Table 3 Accent 6" w:uiPriority="48"/>
-    <w:lsdException w:name="List Table 4 Accent 6" w:uiPriority="49"/>
-    <w:lsdException w:name="List Table 5 Dark Accent 6" w:uiPriority="50"/>
-    <w:lsdException w:name="List Table 6 Colorful Accent 6" w:uiPriority="51"/>
-    <w:lsdException w:name="List Table 7 Colorful Accent 6" w:uiPriority="52"/>
-    <w:lsdException w:name="Mention" w:semiHidden="1" w:unhideWhenUsed="1"/>
-    <w:lsdException w:name="Smart Hyperlink" w:semiHidden="1" w:unhideWhenUsed="1"/>
-    <w:lsdException w:name="Hashtag" w:semiHidden="1" w:unhideWhenUsed="1"/>
-    <w:lsdException w:name="Unresolved Mention" w:semiHidden="1" w:unhideWhenUsed="1"/>
-    <w:lsdException w:name="Smart Link" w:semiHidden="1" w:unhideWhenUsed="1"/>
-  </w:latentStyles>
+  <w:style w:type="character" w:styleId="SubtleEmphasis">
+    <w:name w:val="Subtle Emphasis"/>
+    <w:basedOn w:val="DefaultParagraphFont"/>
+    <w:uiPriority w:val="19"/>
+    <w:qFormat w:val="on"/>
+    <w:rPr>
+      <w:i/>
+      <w:iCs/>
+      <w:color w:val="808080" w:themeColor="text1" w:themeTint="7f"/>
+    </w:rPr>
+  </w:style>
+  <w:style w:type="character" w:styleId="Emphasis">
+    <w:name w:val="Emphasis"/>
+    <w:basedOn w:val="DefaultParagraphFont"/>
+    <w:uiPriority w:val="20"/>
+    <w:qFormat w:val="on"/>
+    <w:rPr>
+      <w:i/>
+      <w:iCs/>
+    </w:rPr>
+  </w:style>
+  <w:style w:type="character" w:styleId="IntenseEmphasis">
+    <w:name w:val="Intense Emphasis"/>
+    <w:basedOn w:val="DefaultParagraphFont"/>
+    <w:uiPriority w:val="21"/>
+    <w:qFormat w:val="on"/>
+    <w:rPr>
+      <w:b/>
+      <w:bCs/>
+      <w:i/>
+      <w:iCs/>
+      <w:color w:val="4f81bd" w:themeColor="accent1"/>
+    </w:rPr>
+  </w:style>
+  <w:style w:type="character" w:styleId="Strong">
+    <w:name w:val="Strong"/>
+    <w:basedOn w:val="DefaultParagraphFont"/>
+    <w:uiPriority w:val="22"/>
+    <w:qFormat w:val="on"/>
+    <w:rPr>
+      <w:b/>
+      <w:bCs/>
+    </w:rPr>
+  </w:style>
+  <w:style w:type="character" w:styleId="SubtleReference">
+    <w:name w:val="Subtle Reference"/>
+    <w:basedOn w:val="DefaultParagraphFont"/>
+    <w:uiPriority w:val="31"/>
+    <w:qFormat w:val="on"/>
+    <w:rPr>
+      <w:smallCaps/>
+      <w:color w:val="c0504d" w:themeColor="accent2"/>
+      <w:u w:val="single"/>
+    </w:rPr>
+  </w:style>
+  <w:style w:type="character" w:styleId="IntenseReference">
+    <w:name w:val="Intense Reference"/>
+    <w:basedOn w:val="DefaultParagraphFont"/>
+    <w:uiPriority w:val="32"/>
+    <w:qFormat w:val="on"/>
+    <w:rPr>
+      <w:b/>
+      <w:bCs/>
+      <w:smallCaps/>
+      <w:color w:val="c0504d" w:themeColor="accent2"/>
+      <w:spacing w:val="5"/>
+      <w:u w:val="single"/>
+    </w:rPr>
+  </w:style>
+  <w:style w:type="character" w:styleId="BookTitle">
+    <w:name w:val="Book Title"/>
+    <w:basedOn w:val="DefaultParagraphFont"/>
+    <w:uiPriority w:val="33"/>
+    <w:qFormat w:val="on"/>
+    <w:rPr>
+      <w:b/>
+      <w:bCs/>
+      <w:smallCaps/>
+      <w:spacing w:val="5"/>
+    </w:rPr>
+  </w:style>
+  <w:style w:type="character" w:styleId="Footnotereference">
+    <w:name w:val="Footnote reference"/>
+    <w:basedOn w:val="DefaultParagraphFont"/>
+    <w:uiPriority w:val="99"/>
+    <w:semiHidden w:val="on"/>
+    <w:unhideWhenUsed w:val="on"/>
+    <w:rPr>
+      <w:vertAlign w:val="superscript"/>
+    </w:rPr>
+  </w:style>
+  <w:style w:type="character" w:styleId="Endnotereference">
+    <w:name w:val="Endnote reference"/>
+    <w:basedOn w:val="DefaultParagraphFont"/>
+    <w:uiPriority w:val="99"/>
+    <w:semiHidden w:val="on"/>
+    <w:unhideWhenUsed w:val="on"/>
+    <w:rPr>
+      <w:vertAlign w:val="superscript"/>
+    </w:rPr>
+  </w:style>
   <w:style w:type="paragraph" w:default="1" w:styleId="Normal">
     <w:name w:val="Normal"/>
-    <w:rsid w:val="00F015DE"/>
+    <w:uiPriority w:val="99"/>
     <w:rPr>
       <w:sz w:val="20"/>
     </w:rPr>
   </w:style>
   <w:style w:type="paragraph" w:styleId="Heading1">
-    <w:name w:val="heading 1"/>
+    <w:name w:val="Heading 1"/>
     <w:basedOn w:val="Normal"/>
     <w:next w:val="BodyText"/>
     <w:link w:val="Heading1Char"/>
-    <w:rsid w:val="00F015DE"/>
-    <w:pPr>
-      <w:keepNext/>
-      <w:keepLines/>
+    <w:uiPriority w:val="99"/>
+    <w:pPr>
+      <w:keepNext w:val="on"/>
+      <w:keepLines w:val="on"/>
       <w:pBdr>
-        <w:bottom w:val="single" w:sz="12" w:space="3" w:color="4F81BD" w:themeColor="accent1"/>
+        <w:bottom w:val="single" w:color="4f81bd" w:themeColor="accent1" w:sz="12" w:space="3"/>
       </w:pBdr>
       <w:spacing w:before="480" w:after="240"/>
       <w:ind w:left="-187" w:right="-187" w:firstLine="187"/>
-      <w:outlineLvl w:val="0"/>
-    </w:pPr>
-    <w:rPr>
-      <w:rFonts w:asciiTheme="majorHAnsi" w:eastAsiaTheme="majorEastAsia" w:hAnsiTheme="majorHAnsi" w:cstheme="majorBidi"/>
+    </w:pPr>
+    <w:rPr>
+      <w:rFonts w:asciiTheme="majorHAnsi" w:cstheme="majorBidi" w:eastAsiaTheme="majorEastAsia" w:hAnsiTheme="majorHAnsi"/>
       <w:b/>
       <w:bCs/>
       <w:color w:val="000000" w:themeColor="text1"/>
@@ -3992,22 +3704,21 @@
     </w:rPr>
   </w:style>
   <w:style w:type="paragraph" w:styleId="Heading2">
-    <w:name w:val="heading 2"/>
+    <w:name w:val="Heading 2"/>
     <w:basedOn w:val="Normal"/>
     <w:next w:val="BodyText"/>
     <w:link w:val="Heading2Char"/>
-    <w:rsid w:val="00F015DE"/>
-    <w:pPr>
-      <w:keepNext/>
-      <w:keepLines/>
+    <w:uiPriority w:val="99"/>
+    <w:pPr>
+      <w:keepNext w:val="on"/>
+      <w:keepLines w:val="on"/>
       <w:tabs>
         <w:tab w:val="left" w:pos="5760"/>
       </w:tabs>
       <w:spacing w:before="200" w:after="100"/>
-      <w:outlineLvl w:val="1"/>
-    </w:pPr>
-    <w:rPr>
-      <w:rFonts w:asciiTheme="majorHAnsi" w:eastAsiaTheme="majorEastAsia" w:hAnsiTheme="majorHAnsi" w:cstheme="majorBidi"/>
+    </w:pPr>
+    <w:rPr>
+      <w:rFonts w:asciiTheme="majorHAnsi" w:cstheme="majorBidi" w:eastAsiaTheme="majorEastAsia" w:hAnsiTheme="majorHAnsi"/>
       <w:b/>
       <w:bCs/>
       <w:color w:val="000000" w:themeColor="text1"/>
@@ -4015,170 +3726,163 @@
     </w:rPr>
   </w:style>
   <w:style w:type="paragraph" w:styleId="Heading3">
-    <w:name w:val="heading 3"/>
+    <w:name w:val="Heading 3"/>
     <w:basedOn w:val="Normal"/>
     <w:next w:val="Normal"/>
     <w:link w:val="Heading3Char"/>
-    <w:semiHidden/>
-    <w:unhideWhenUsed/>
-    <w:qFormat/>
-    <w:rsid w:val="00F015DE"/>
-    <w:pPr>
-      <w:keepNext/>
-      <w:keepLines/>
+    <w:uiPriority w:val="99"/>
+    <w:semiHidden w:val="on"/>
+    <w:unhideWhenUsed w:val="on"/>
+    <w:qFormat w:val="on"/>
+    <w:pPr>
+      <w:keepNext w:val="on"/>
+      <w:keepLines w:val="on"/>
       <w:spacing w:before="200"/>
-      <w:outlineLvl w:val="2"/>
-    </w:pPr>
-    <w:rPr>
-      <w:rFonts w:asciiTheme="majorHAnsi" w:eastAsiaTheme="majorEastAsia" w:hAnsiTheme="majorHAnsi" w:cstheme="majorBidi"/>
+    </w:pPr>
+    <w:rPr>
+      <w:rFonts w:asciiTheme="majorHAnsi" w:cstheme="majorBidi" w:eastAsiaTheme="majorEastAsia" w:hAnsiTheme="majorHAnsi"/>
       <w:b/>
       <w:bCs/>
-      <w:color w:val="4F81BD" w:themeColor="accent1"/>
+      <w:color w:val="4f81bd" w:themeColor="accent1"/>
     </w:rPr>
   </w:style>
   <w:style w:type="paragraph" w:styleId="Heading4">
-    <w:name w:val="heading 4"/>
+    <w:name w:val="Heading 4"/>
     <w:basedOn w:val="Normal"/>
     <w:next w:val="Normal"/>
     <w:link w:val="Heading4Char"/>
-    <w:semiHidden/>
-    <w:unhideWhenUsed/>
-    <w:qFormat/>
-    <w:rsid w:val="00F015DE"/>
-    <w:pPr>
-      <w:keepNext/>
-      <w:keepLines/>
+    <w:uiPriority w:val="99"/>
+    <w:semiHidden w:val="on"/>
+    <w:unhideWhenUsed w:val="on"/>
+    <w:qFormat w:val="on"/>
+    <w:pPr>
+      <w:keepNext w:val="on"/>
+      <w:keepLines w:val="on"/>
       <w:spacing w:before="200"/>
-      <w:outlineLvl w:val="3"/>
-    </w:pPr>
-    <w:rPr>
-      <w:rFonts w:asciiTheme="majorHAnsi" w:eastAsiaTheme="majorEastAsia" w:hAnsiTheme="majorHAnsi" w:cstheme="majorBidi"/>
+    </w:pPr>
+    <w:rPr>
+      <w:rFonts w:asciiTheme="majorHAnsi" w:cstheme="majorBidi" w:eastAsiaTheme="majorEastAsia" w:hAnsiTheme="majorHAnsi"/>
       <w:b/>
       <w:bCs/>
       <w:i/>
       <w:iCs/>
-      <w:color w:val="4F81BD" w:themeColor="accent1"/>
+      <w:color w:val="4f81bd" w:themeColor="accent1"/>
     </w:rPr>
   </w:style>
   <w:style w:type="paragraph" w:styleId="Heading5">
-    <w:name w:val="heading 5"/>
+    <w:name w:val="Heading 5"/>
     <w:basedOn w:val="Normal"/>
     <w:next w:val="Normal"/>
     <w:link w:val="Heading5Char"/>
-    <w:semiHidden/>
-    <w:unhideWhenUsed/>
-    <w:qFormat/>
-    <w:rsid w:val="00F015DE"/>
-    <w:pPr>
-      <w:keepNext/>
-      <w:keepLines/>
+    <w:uiPriority w:val="99"/>
+    <w:semiHidden w:val="on"/>
+    <w:unhideWhenUsed w:val="on"/>
+    <w:qFormat w:val="on"/>
+    <w:pPr>
+      <w:keepNext w:val="on"/>
+      <w:keepLines w:val="on"/>
       <w:spacing w:before="200"/>
-      <w:outlineLvl w:val="4"/>
-    </w:pPr>
-    <w:rPr>
-      <w:rFonts w:asciiTheme="majorHAnsi" w:eastAsiaTheme="majorEastAsia" w:hAnsiTheme="majorHAnsi" w:cstheme="majorBidi"/>
-      <w:color w:val="243F60" w:themeColor="accent1" w:themeShade="7F"/>
+    </w:pPr>
+    <w:rPr>
+      <w:rFonts w:asciiTheme="majorHAnsi" w:cstheme="majorBidi" w:eastAsiaTheme="majorEastAsia" w:hAnsiTheme="majorHAnsi"/>
+      <w:color w:val="243f60" w:themeColor="accent1" w:themeShade="7f"/>
     </w:rPr>
   </w:style>
   <w:style w:type="paragraph" w:styleId="Heading6">
-    <w:name w:val="heading 6"/>
+    <w:name w:val="Heading 6"/>
     <w:basedOn w:val="Normal"/>
     <w:next w:val="Normal"/>
     <w:link w:val="Heading6Char"/>
-    <w:semiHidden/>
-    <w:unhideWhenUsed/>
-    <w:qFormat/>
-    <w:rsid w:val="00F015DE"/>
-    <w:pPr>
-      <w:keepNext/>
-      <w:keepLines/>
+    <w:uiPriority w:val="99"/>
+    <w:semiHidden w:val="on"/>
+    <w:unhideWhenUsed w:val="on"/>
+    <w:qFormat w:val="on"/>
+    <w:pPr>
+      <w:keepNext w:val="on"/>
+      <w:keepLines w:val="on"/>
       <w:spacing w:before="200"/>
-      <w:outlineLvl w:val="5"/>
-    </w:pPr>
-    <w:rPr>
-      <w:rFonts w:asciiTheme="majorHAnsi" w:eastAsiaTheme="majorEastAsia" w:hAnsiTheme="majorHAnsi" w:cstheme="majorBidi"/>
+    </w:pPr>
+    <w:rPr>
+      <w:rFonts w:asciiTheme="majorHAnsi" w:cstheme="majorBidi" w:eastAsiaTheme="majorEastAsia" w:hAnsiTheme="majorHAnsi"/>
       <w:i/>
       <w:iCs/>
-      <w:color w:val="243F60" w:themeColor="accent1" w:themeShade="7F"/>
+      <w:color w:val="243f60" w:themeColor="accent1" w:themeShade="7f"/>
     </w:rPr>
   </w:style>
   <w:style w:type="paragraph" w:styleId="Heading7">
-    <w:name w:val="heading 7"/>
+    <w:name w:val="Heading 7"/>
     <w:basedOn w:val="Normal"/>
     <w:next w:val="Normal"/>
     <w:link w:val="Heading7Char"/>
-    <w:semiHidden/>
-    <w:unhideWhenUsed/>
-    <w:qFormat/>
-    <w:rsid w:val="00F015DE"/>
-    <w:pPr>
-      <w:keepNext/>
-      <w:keepLines/>
+    <w:uiPriority w:val="99"/>
+    <w:semiHidden w:val="on"/>
+    <w:unhideWhenUsed w:val="on"/>
+    <w:qFormat w:val="on"/>
+    <w:pPr>
+      <w:keepNext w:val="on"/>
+      <w:keepLines w:val="on"/>
       <w:spacing w:before="200"/>
-      <w:outlineLvl w:val="6"/>
-    </w:pPr>
-    <w:rPr>
-      <w:rFonts w:asciiTheme="majorHAnsi" w:eastAsiaTheme="majorEastAsia" w:hAnsiTheme="majorHAnsi" w:cstheme="majorBidi"/>
+    </w:pPr>
+    <w:rPr>
+      <w:rFonts w:asciiTheme="majorHAnsi" w:cstheme="majorBidi" w:eastAsiaTheme="majorEastAsia" w:hAnsiTheme="majorHAnsi"/>
       <w:i/>
       <w:iCs/>
-      <w:color w:val="404040" w:themeColor="text1" w:themeTint="BF"/>
+      <w:color w:val="404040" w:themeColor="text1" w:themeTint="bf"/>
     </w:rPr>
   </w:style>
   <w:style w:type="paragraph" w:styleId="Heading8">
-    <w:name w:val="heading 8"/>
+    <w:name w:val="Heading 8"/>
     <w:basedOn w:val="Normal"/>
     <w:next w:val="Normal"/>
     <w:link w:val="Heading8Char"/>
-    <w:semiHidden/>
-    <w:unhideWhenUsed/>
-    <w:qFormat/>
-    <w:rsid w:val="00F015DE"/>
-    <w:pPr>
-      <w:keepNext/>
-      <w:keepLines/>
+    <w:uiPriority w:val="99"/>
+    <w:semiHidden w:val="on"/>
+    <w:unhideWhenUsed w:val="on"/>
+    <w:qFormat w:val="on"/>
+    <w:pPr>
+      <w:keepNext w:val="on"/>
+      <w:keepLines w:val="on"/>
       <w:spacing w:before="200"/>
-      <w:outlineLvl w:val="7"/>
-    </w:pPr>
-    <w:rPr>
-      <w:rFonts w:asciiTheme="majorHAnsi" w:eastAsiaTheme="majorEastAsia" w:hAnsiTheme="majorHAnsi" w:cstheme="majorBidi"/>
-      <w:color w:val="404040" w:themeColor="text1" w:themeTint="BF"/>
+    </w:pPr>
+    <w:rPr>
+      <w:rFonts w:asciiTheme="majorHAnsi" w:cstheme="majorBidi" w:eastAsiaTheme="majorEastAsia" w:hAnsiTheme="majorHAnsi"/>
+      <w:color w:val="404040" w:themeColor="text1" w:themeTint="bf"/>
       <w:szCs w:val="20"/>
     </w:rPr>
   </w:style>
   <w:style w:type="paragraph" w:styleId="Heading9">
-    <w:name w:val="heading 9"/>
+    <w:name w:val="Heading 9"/>
     <w:basedOn w:val="Normal"/>
     <w:next w:val="Normal"/>
     <w:link w:val="Heading9Char"/>
-    <w:semiHidden/>
-    <w:unhideWhenUsed/>
-    <w:qFormat/>
-    <w:rsid w:val="00F015DE"/>
-    <w:pPr>
-      <w:keepNext/>
-      <w:keepLines/>
+    <w:uiPriority w:val="99"/>
+    <w:semiHidden w:val="on"/>
+    <w:unhideWhenUsed w:val="on"/>
+    <w:qFormat w:val="on"/>
+    <w:pPr>
+      <w:keepNext w:val="on"/>
+      <w:keepLines w:val="on"/>
       <w:spacing w:before="200"/>
-      <w:outlineLvl w:val="8"/>
-    </w:pPr>
-    <w:rPr>
-      <w:rFonts w:asciiTheme="majorHAnsi" w:eastAsiaTheme="majorEastAsia" w:hAnsiTheme="majorHAnsi" w:cstheme="majorBidi"/>
+    </w:pPr>
+    <w:rPr>
+      <w:rFonts w:asciiTheme="majorHAnsi" w:cstheme="majorBidi" w:eastAsiaTheme="majorEastAsia" w:hAnsiTheme="majorHAnsi"/>
       <w:i/>
       <w:iCs/>
-      <w:color w:val="404040" w:themeColor="text1" w:themeTint="BF"/>
+      <w:color w:val="404040" w:themeColor="text1" w:themeTint="bf"/>
       <w:szCs w:val="20"/>
     </w:rPr>
   </w:style>
   <w:style w:type="character" w:default="1" w:styleId="DefaultParagraphFont">
     <w:name w:val="Default Paragraph Font"/>
     <w:uiPriority w:val="1"/>
-    <w:semiHidden/>
-    <w:unhideWhenUsed/>
-  </w:style>
-  <w:style w:type="table" w:default="1" w:styleId="TableNormal">
+    <w:semiHidden w:val="on"/>
+    <w:unhideWhenUsed w:val="on"/>
+  </w:style>
+  <w:style w:type="table" w:default="1" w:styleId="NormalTable">
     <w:name w:val="Normal Table"/>
     <w:uiPriority w:val="99"/>
-    <w:semiHidden/>
-    <w:unhideWhenUsed/>
+    <w:semiHidden w:val="on"/>
+    <w:unhideWhenUsed w:val="on"/>
     <w:tblPr>
       <w:tblInd w:w="0" w:type="dxa"/>
       <w:tblCellMar>
@@ -4192,16 +3896,16 @@
   <w:style w:type="numbering" w:default="1" w:styleId="NoList">
     <w:name w:val="No List"/>
     <w:uiPriority w:val="99"/>
-    <w:semiHidden/>
-    <w:unhideWhenUsed/>
+    <w:semiHidden w:val="on"/>
+    <w:unhideWhenUsed w:val="on"/>
   </w:style>
   <w:style w:type="character" w:customStyle="1" w:styleId="Heading1Char">
     <w:name w:val="Heading 1 Char"/>
     <w:basedOn w:val="DefaultParagraphFont"/>
     <w:link w:val="Heading1"/>
-    <w:rsid w:val="00F015DE"/>
-    <w:rPr>
-      <w:rFonts w:asciiTheme="majorHAnsi" w:eastAsiaTheme="majorEastAsia" w:hAnsiTheme="majorHAnsi" w:cstheme="majorBidi"/>
+    <w:uiPriority w:val="99"/>
+    <w:rPr>
+      <w:rFonts w:asciiTheme="majorHAnsi" w:cstheme="majorBidi" w:eastAsiaTheme="majorEastAsia" w:hAnsiTheme="majorHAnsi"/>
       <w:b/>
       <w:bCs/>
       <w:color w:val="000000" w:themeColor="text1"/>
@@ -4213,9 +3917,9 @@
     <w:name w:val="Heading 2 Char"/>
     <w:basedOn w:val="DefaultParagraphFont"/>
     <w:link w:val="Heading2"/>
-    <w:rsid w:val="00F015DE"/>
-    <w:rPr>
-      <w:rFonts w:asciiTheme="majorHAnsi" w:eastAsiaTheme="majorEastAsia" w:hAnsiTheme="majorHAnsi" w:cstheme="majorBidi"/>
+    <w:uiPriority w:val="99"/>
+    <w:rPr>
+      <w:rFonts w:asciiTheme="majorHAnsi" w:cstheme="majorBidi" w:eastAsiaTheme="majorEastAsia" w:hAnsiTheme="majorHAnsi"/>
       <w:b/>
       <w:bCs/>
       <w:color w:val="000000" w:themeColor="text1"/>
@@ -4224,10 +3928,10 @@
     </w:rPr>
   </w:style>
   <w:style w:type="paragraph" w:styleId="Header">
-    <w:name w:val="header"/>
+    <w:name w:val="Header"/>
     <w:basedOn w:val="Normal"/>
     <w:link w:val="HeaderChar"/>
-    <w:rsid w:val="00F015DE"/>
+    <w:uiPriority w:val="99"/>
     <w:pPr>
       <w:tabs>
         <w:tab w:val="center" w:pos="4680"/>
@@ -4240,16 +3944,16 @@
     <w:name w:val="Header Char"/>
     <w:basedOn w:val="DefaultParagraphFont"/>
     <w:link w:val="Header"/>
-    <w:rsid w:val="00F015DE"/>
+    <w:uiPriority w:val="99"/>
     <w:rPr>
       <w:sz w:val="20"/>
     </w:rPr>
   </w:style>
   <w:style w:type="paragraph" w:styleId="Footer">
-    <w:name w:val="footer"/>
+    <w:name w:val="Footer"/>
     <w:basedOn w:val="Normal"/>
     <w:link w:val="FooterChar"/>
-    <w:rsid w:val="00F015DE"/>
+    <w:uiPriority w:val="99"/>
     <w:pPr>
       <w:tabs>
         <w:tab w:val="center" w:pos="4680"/>
@@ -4260,17 +3964,17 @@
     </w:pPr>
     <w:rPr>
       <w:b/>
-      <w:color w:val="4F81BD" w:themeColor="accent1"/>
+      <w:color w:val="4f81bd" w:themeColor="accent1"/>
     </w:rPr>
   </w:style>
   <w:style w:type="character" w:customStyle="1" w:styleId="FooterChar">
     <w:name w:val="Footer Char"/>
     <w:basedOn w:val="DefaultParagraphFont"/>
     <w:link w:val="Footer"/>
-    <w:rsid w:val="00F015DE"/>
+    <w:uiPriority w:val="99"/>
     <w:rPr>
       <w:b/>
-      <w:color w:val="4F81BD" w:themeColor="accent1"/>
+      <w:color w:val="4f81bd" w:themeColor="accent1"/>
       <w:sz w:val="20"/>
     </w:rPr>
   </w:style>
@@ -4279,16 +3983,15 @@
     <w:basedOn w:val="Normal"/>
     <w:next w:val="Normal"/>
     <w:link w:val="TitleChar"/>
-    <w:rsid w:val="00F015DE"/>
+    <w:uiPriority w:val="99"/>
     <w:pPr>
       <w:spacing w:after="120"/>
     </w:pPr>
     <w:rPr>
-      <w:rFonts w:asciiTheme="majorHAnsi" w:eastAsiaTheme="majorEastAsia" w:hAnsiTheme="majorHAnsi" w:cstheme="majorBidi"/>
+      <w:rFonts w:asciiTheme="majorHAnsi" w:cstheme="majorBidi" w:eastAsiaTheme="majorEastAsia" w:hAnsiTheme="majorHAnsi"/>
       <w:b/>
-      <w:color w:val="4F81BD" w:themeColor="accent1"/>
+      <w:color w:val="4f81bd" w:themeColor="accent1"/>
       <w:spacing w:val="5"/>
-      <w:kern w:val="28"/>
       <w:sz w:val="36"/>
       <w:szCs w:val="36"/>
     </w:rPr>
@@ -4297,13 +4000,12 @@
     <w:name w:val="Title Char"/>
     <w:basedOn w:val="DefaultParagraphFont"/>
     <w:link w:val="Title"/>
-    <w:rsid w:val="00F015DE"/>
-    <w:rPr>
-      <w:rFonts w:asciiTheme="majorHAnsi" w:eastAsiaTheme="majorEastAsia" w:hAnsiTheme="majorHAnsi" w:cstheme="majorBidi"/>
+    <w:uiPriority w:val="99"/>
+    <w:rPr>
+      <w:rFonts w:asciiTheme="majorHAnsi" w:cstheme="majorBidi" w:eastAsiaTheme="majorEastAsia" w:hAnsiTheme="majorHAnsi"/>
       <w:b/>
-      <w:color w:val="4F81BD" w:themeColor="accent1"/>
+      <w:color w:val="4f81bd" w:themeColor="accent1"/>
       <w:spacing w:val="5"/>
-      <w:kern w:val="28"/>
       <w:sz w:val="36"/>
       <w:szCs w:val="36"/>
     </w:rPr>
@@ -4311,7 +4013,7 @@
   <w:style w:type="paragraph" w:customStyle="1" w:styleId="ContactDetails">
     <w:name w:val="Contact Details"/>
     <w:basedOn w:val="Normal"/>
-    <w:rsid w:val="00F015DE"/>
+    <w:uiPriority w:val="99"/>
     <w:rPr>
       <w:b/>
       <w:sz w:val="18"/>
@@ -4321,13 +4023,13 @@
   <w:style w:type="paragraph" w:customStyle="1" w:styleId="Initials">
     <w:name w:val="Initials"/>
     <w:basedOn w:val="Normal"/>
-    <w:rsid w:val="00F015DE"/>
+    <w:uiPriority w:val="99"/>
     <w:pPr>
       <w:jc w:val="center"/>
     </w:pPr>
     <w:rPr>
       <w:b/>
-      <w:color w:val="4F81BD" w:themeColor="accent1"/>
+      <w:color w:val="4f81bd" w:themeColor="accent1"/>
       <w:sz w:val="106"/>
     </w:rPr>
   </w:style>
@@ -4335,7 +4037,7 @@
     <w:name w:val="Body Text"/>
     <w:basedOn w:val="Normal"/>
     <w:link w:val="BodyTextChar"/>
-    <w:rsid w:val="00F015DE"/>
+    <w:uiPriority w:val="99"/>
     <w:pPr>
       <w:spacing w:after="200"/>
     </w:pPr>
@@ -4344,7 +4046,7 @@
     <w:name w:val="Body Text Char"/>
     <w:basedOn w:val="DefaultParagraphFont"/>
     <w:link w:val="BodyText"/>
-    <w:rsid w:val="00F015DE"/>
+    <w:uiPriority w:val="99"/>
     <w:rPr>
       <w:sz w:val="20"/>
     </w:rPr>
@@ -4353,11 +4055,11 @@
     <w:name w:val="Balloon Text"/>
     <w:basedOn w:val="Normal"/>
     <w:link w:val="BalloonTextChar"/>
-    <w:semiHidden/>
-    <w:unhideWhenUsed/>
-    <w:rsid w:val="00F015DE"/>
-    <w:rPr>
-      <w:rFonts w:ascii="Tahoma" w:hAnsi="Tahoma" w:cs="Tahoma"/>
+    <w:uiPriority w:val="99"/>
+    <w:semiHidden w:val="on"/>
+    <w:unhideWhenUsed w:val="on"/>
+    <w:rPr>
+      <w:rFonts w:ascii="Tahoma" w:cs="Tahoma" w:hAnsi="Tahoma"/>
       <w:sz w:val="16"/>
       <w:szCs w:val="16"/>
     </w:rPr>
@@ -4366,10 +4068,10 @@
     <w:name w:val="Balloon Text Char"/>
     <w:basedOn w:val="DefaultParagraphFont"/>
     <w:link w:val="BalloonText"/>
-    <w:semiHidden/>
-    <w:rsid w:val="00F015DE"/>
-    <w:rPr>
-      <w:rFonts w:ascii="Tahoma" w:hAnsi="Tahoma" w:cs="Tahoma"/>
+    <w:uiPriority w:val="99"/>
+    <w:semiHidden w:val="on"/>
+    <w:rPr>
+      <w:rFonts w:ascii="Tahoma" w:cs="Tahoma" w:hAnsi="Tahoma"/>
       <w:sz w:val="16"/>
       <w:szCs w:val="16"/>
     </w:rPr>
@@ -4378,38 +4080,38 @@
     <w:name w:val="Bibliography"/>
     <w:basedOn w:val="Normal"/>
     <w:next w:val="Normal"/>
-    <w:semiHidden/>
-    <w:unhideWhenUsed/>
-    <w:rsid w:val="00F015DE"/>
+    <w:uiPriority w:val="99"/>
+    <w:semiHidden w:val="on"/>
+    <w:unhideWhenUsed w:val="on"/>
   </w:style>
   <w:style w:type="paragraph" w:styleId="BlockText">
     <w:name w:val="Block Text"/>
     <w:basedOn w:val="Normal"/>
-    <w:semiHidden/>
-    <w:unhideWhenUsed/>
-    <w:rsid w:val="00F015DE"/>
+    <w:uiPriority w:val="99"/>
+    <w:semiHidden w:val="on"/>
+    <w:unhideWhenUsed w:val="on"/>
     <w:pPr>
       <w:pBdr>
-        <w:top w:val="single" w:sz="2" w:space="10" w:color="4F81BD" w:themeColor="accent1" w:shadow="1"/>
-        <w:left w:val="single" w:sz="2" w:space="10" w:color="4F81BD" w:themeColor="accent1" w:shadow="1"/>
-        <w:bottom w:val="single" w:sz="2" w:space="10" w:color="4F81BD" w:themeColor="accent1" w:shadow="1"/>
-        <w:right w:val="single" w:sz="2" w:space="10" w:color="4F81BD" w:themeColor="accent1" w:shadow="1"/>
+        <w:top w:val="single" w:color="4f81bd" w:themeColor="accent1" w:sz="2" w:space="10"/>
+        <w:left w:val="single" w:color="4f81bd" w:themeColor="accent1" w:sz="2" w:space="10"/>
+        <w:bottom w:val="single" w:color="4f81bd" w:themeColor="accent1" w:sz="2" w:space="10"/>
+        <w:right w:val="single" w:color="4f81bd" w:themeColor="accent1" w:sz="2" w:space="10"/>
       </w:pBdr>
       <w:ind w:left="1152" w:right="1152"/>
     </w:pPr>
     <w:rPr>
       <w:i/>
       <w:iCs/>
-      <w:color w:val="4F81BD" w:themeColor="accent1"/>
+      <w:color w:val="4f81bd" w:themeColor="accent1"/>
     </w:rPr>
   </w:style>
   <w:style w:type="paragraph" w:styleId="BodyText2">
     <w:name w:val="Body Text 2"/>
     <w:basedOn w:val="Normal"/>
     <w:link w:val="BodyText2Char"/>
-    <w:semiHidden/>
-    <w:unhideWhenUsed/>
-    <w:rsid w:val="00F015DE"/>
+    <w:uiPriority w:val="99"/>
+    <w:semiHidden w:val="on"/>
+    <w:unhideWhenUsed w:val="on"/>
     <w:pPr>
       <w:spacing w:after="120"/>
       <w:ind w:left="360"/>
@@ -4419,9 +4121,9 @@
     <w:name w:val="Body Text 3"/>
     <w:basedOn w:val="Normal"/>
     <w:link w:val="BodyText3Char"/>
-    <w:semiHidden/>
-    <w:unhideWhenUsed/>
-    <w:rsid w:val="00F015DE"/>
+    <w:uiPriority w:val="99"/>
+    <w:semiHidden w:val="on"/>
+    <w:unhideWhenUsed w:val="on"/>
     <w:pPr>
       <w:spacing w:after="120"/>
     </w:pPr>
@@ -4434,8 +4136,8 @@
     <w:name w:val="Body Text 3 Char"/>
     <w:basedOn w:val="DefaultParagraphFont"/>
     <w:link w:val="BodyText3"/>
-    <w:semiHidden/>
-    <w:rsid w:val="00F015DE"/>
+    <w:uiPriority w:val="99"/>
+    <w:semiHidden w:val="on"/>
     <w:rPr>
       <w:sz w:val="16"/>
       <w:szCs w:val="16"/>
@@ -4445,9 +4147,9 @@
     <w:name w:val="Body Text First Indent"/>
     <w:basedOn w:val="BodyText"/>
     <w:link w:val="BodyTextFirstIndentChar"/>
-    <w:semiHidden/>
-    <w:unhideWhenUsed/>
-    <w:rsid w:val="00F015DE"/>
+    <w:uiPriority w:val="99"/>
+    <w:semiHidden w:val="on"/>
+    <w:unhideWhenUsed w:val="on"/>
     <w:pPr>
       <w:spacing w:after="0"/>
       <w:ind w:firstLine="360"/>
@@ -4457,8 +4159,8 @@
     <w:name w:val="Body Text First Indent Char"/>
     <w:basedOn w:val="BodyTextChar"/>
     <w:link w:val="BodyTextFirstIndent"/>
-    <w:semiHidden/>
-    <w:rsid w:val="00F015DE"/>
+    <w:uiPriority w:val="99"/>
+    <w:semiHidden w:val="on"/>
     <w:rPr>
       <w:sz w:val="20"/>
     </w:rPr>
@@ -4467,8 +4169,8 @@
     <w:name w:val="Body Text 2 Char"/>
     <w:basedOn w:val="DefaultParagraphFont"/>
     <w:link w:val="BodyText2"/>
-    <w:semiHidden/>
-    <w:rsid w:val="00F015DE"/>
+    <w:uiPriority w:val="99"/>
+    <w:semiHidden w:val="on"/>
     <w:rPr>
       <w:sz w:val="20"/>
     </w:rPr>
@@ -4477,9 +4179,9 @@
     <w:name w:val="Body Text First Indent 2"/>
     <w:basedOn w:val="BodyText2"/>
     <w:link w:val="BodyTextFirstIndent2Char"/>
-    <w:semiHidden/>
-    <w:unhideWhenUsed/>
-    <w:rsid w:val="00F015DE"/>
+    <w:uiPriority w:val="99"/>
+    <w:semiHidden w:val="on"/>
+    <w:unhideWhenUsed w:val="on"/>
     <w:pPr>
       <w:spacing w:after="0"/>
       <w:ind w:firstLine="360"/>
@@ -4489,8 +4191,8 @@
     <w:name w:val="Body Text First Indent 2 Char"/>
     <w:basedOn w:val="BodyText2Char"/>
     <w:link w:val="BodyTextFirstIndent2"/>
-    <w:semiHidden/>
-    <w:rsid w:val="00F015DE"/>
+    <w:uiPriority w:val="99"/>
+    <w:semiHidden w:val="on"/>
     <w:rPr>
       <w:sz w:val="20"/>
     </w:rPr>
@@ -4499,9 +4201,9 @@
     <w:name w:val="Body Text Indent 2"/>
     <w:basedOn w:val="Normal"/>
     <w:link w:val="BodyTextIndent2Char"/>
-    <w:semiHidden/>
-    <w:unhideWhenUsed/>
-    <w:rsid w:val="00F015DE"/>
+    <w:uiPriority w:val="99"/>
+    <w:semiHidden w:val="on"/>
+    <w:unhideWhenUsed w:val="on"/>
     <w:pPr>
       <w:spacing w:after="120" w:line="480" w:lineRule="auto"/>
       <w:ind w:left="360"/>
@@ -4511,8 +4213,8 @@
     <w:name w:val="Body Text Indent 2 Char"/>
     <w:basedOn w:val="DefaultParagraphFont"/>
     <w:link w:val="BodyTextIndent2"/>
-    <w:semiHidden/>
-    <w:rsid w:val="00F015DE"/>
+    <w:uiPriority w:val="99"/>
+    <w:semiHidden w:val="on"/>
     <w:rPr>
       <w:sz w:val="20"/>
     </w:rPr>
@@ -4521,9 +4223,9 @@
     <w:name w:val="Body Text Indent 3"/>
     <w:basedOn w:val="Normal"/>
     <w:link w:val="BodyTextIndent3Char"/>
-    <w:semiHidden/>
-    <w:unhideWhenUsed/>
-    <w:rsid w:val="00F015DE"/>
+    <w:uiPriority w:val="99"/>
+    <w:semiHidden w:val="on"/>
+    <w:unhideWhenUsed w:val="on"/>
     <w:pPr>
       <w:spacing w:after="120"/>
       <w:ind w:left="360"/>
@@ -4537,28 +4239,28 @@
     <w:name w:val="Body Text Indent 3 Char"/>
     <w:basedOn w:val="DefaultParagraphFont"/>
     <w:link w:val="BodyTextIndent3"/>
-    <w:semiHidden/>
-    <w:rsid w:val="00F015DE"/>
+    <w:uiPriority w:val="99"/>
+    <w:semiHidden w:val="on"/>
     <w:rPr>
       <w:sz w:val="16"/>
       <w:szCs w:val="16"/>
     </w:rPr>
   </w:style>
   <w:style w:type="paragraph" w:styleId="Caption">
-    <w:name w:val="caption"/>
+    <w:name w:val="Caption"/>
     <w:basedOn w:val="Normal"/>
     <w:next w:val="Normal"/>
-    <w:semiHidden/>
-    <w:unhideWhenUsed/>
-    <w:qFormat/>
-    <w:rsid w:val="00F015DE"/>
+    <w:uiPriority w:val="99"/>
+    <w:semiHidden w:val="on"/>
+    <w:unhideWhenUsed w:val="on"/>
+    <w:qFormat w:val="on"/>
     <w:pPr>
       <w:spacing w:after="200"/>
     </w:pPr>
     <w:rPr>
       <w:b/>
       <w:bCs/>
-      <w:color w:val="4F81BD" w:themeColor="accent1"/>
+      <w:color w:val="4f81bd" w:themeColor="accent1"/>
       <w:sz w:val="18"/>
       <w:szCs w:val="18"/>
     </w:rPr>
@@ -4567,9 +4269,9 @@
     <w:name w:val="Closing"/>
     <w:basedOn w:val="Normal"/>
     <w:link w:val="ClosingChar"/>
-    <w:semiHidden/>
-    <w:unhideWhenUsed/>
-    <w:rsid w:val="00F015DE"/>
+    <w:uiPriority w:val="99"/>
+    <w:semiHidden w:val="on"/>
+    <w:unhideWhenUsed w:val="on"/>
     <w:pPr>
       <w:ind w:left="4320"/>
     </w:pPr>
@@ -4578,19 +4280,19 @@
     <w:name w:val="Closing Char"/>
     <w:basedOn w:val="DefaultParagraphFont"/>
     <w:link w:val="Closing"/>
-    <w:semiHidden/>
-    <w:rsid w:val="00F015DE"/>
+    <w:uiPriority w:val="99"/>
+    <w:semiHidden w:val="on"/>
     <w:rPr>
       <w:sz w:val="20"/>
     </w:rPr>
   </w:style>
-  <w:style w:type="paragraph" w:styleId="CommentText">
-    <w:name w:val="annotation text"/>
+  <w:style w:type="paragraph" w:styleId="Annotationtext">
+    <w:name w:val="Annotation text"/>
     <w:basedOn w:val="Normal"/>
     <w:link w:val="CommentTextChar"/>
-    <w:semiHidden/>
-    <w:unhideWhenUsed/>
-    <w:rsid w:val="00F015DE"/>
+    <w:uiPriority w:val="99"/>
+    <w:semiHidden w:val="on"/>
+    <w:unhideWhenUsed w:val="on"/>
     <w:rPr>
       <w:szCs w:val="20"/>
     </w:rPr>
@@ -4598,22 +4300,22 @@
   <w:style w:type="character" w:customStyle="1" w:styleId="CommentTextChar">
     <w:name w:val="Comment Text Char"/>
     <w:basedOn w:val="DefaultParagraphFont"/>
-    <w:link w:val="CommentText"/>
-    <w:semiHidden/>
-    <w:rsid w:val="00F015DE"/>
+    <w:link w:val="Annotationtext"/>
+    <w:uiPriority w:val="99"/>
+    <w:semiHidden w:val="on"/>
     <w:rPr>
       <w:sz w:val="20"/>
       <w:szCs w:val="20"/>
     </w:rPr>
   </w:style>
-  <w:style w:type="paragraph" w:styleId="CommentSubject">
-    <w:name w:val="annotation subject"/>
-    <w:basedOn w:val="CommentText"/>
-    <w:next w:val="CommentText"/>
+  <w:style w:type="paragraph" w:styleId="Annotationsubject">
+    <w:name w:val="Annotation subject"/>
+    <w:basedOn w:val="Annotationtext"/>
+    <w:next w:val="Annotationtext"/>
     <w:link w:val="CommentSubjectChar"/>
-    <w:semiHidden/>
-    <w:unhideWhenUsed/>
-    <w:rsid w:val="00F015DE"/>
+    <w:uiPriority w:val="99"/>
+    <w:semiHidden w:val="on"/>
+    <w:unhideWhenUsed w:val="on"/>
     <w:rPr>
       <w:b/>
       <w:bCs/>
@@ -4622,9 +4324,9 @@
   <w:style w:type="character" w:customStyle="1" w:styleId="CommentSubjectChar">
     <w:name w:val="Comment Subject Char"/>
     <w:basedOn w:val="CommentTextChar"/>
-    <w:link w:val="CommentSubject"/>
-    <w:semiHidden/>
-    <w:rsid w:val="00F015DE"/>
+    <w:link w:val="Annotationsubject"/>
+    <w:uiPriority w:val="99"/>
+    <w:semiHidden w:val="on"/>
     <w:rPr>
       <w:b/>
       <w:bCs/>
@@ -4637,16 +4339,16 @@
     <w:basedOn w:val="Normal"/>
     <w:next w:val="Normal"/>
     <w:link w:val="DateChar"/>
-    <w:semiHidden/>
-    <w:unhideWhenUsed/>
-    <w:rsid w:val="00F015DE"/>
+    <w:uiPriority w:val="99"/>
+    <w:semiHidden w:val="on"/>
+    <w:unhideWhenUsed w:val="on"/>
   </w:style>
   <w:style w:type="character" w:customStyle="1" w:styleId="DateChar">
     <w:name w:val="Date Char"/>
     <w:basedOn w:val="DefaultParagraphFont"/>
     <w:link w:val="Date"/>
-    <w:semiHidden/>
-    <w:rsid w:val="00F015DE"/>
+    <w:uiPriority w:val="99"/>
+    <w:semiHidden w:val="on"/>
     <w:rPr>
       <w:sz w:val="20"/>
     </w:rPr>
@@ -4655,11 +4357,11 @@
     <w:name w:val="Document Map"/>
     <w:basedOn w:val="Normal"/>
     <w:link w:val="DocumentMapChar"/>
-    <w:semiHidden/>
-    <w:unhideWhenUsed/>
-    <w:rsid w:val="00F015DE"/>
-    <w:rPr>
-      <w:rFonts w:ascii="Tahoma" w:hAnsi="Tahoma" w:cs="Tahoma"/>
+    <w:uiPriority w:val="99"/>
+    <w:semiHidden w:val="on"/>
+    <w:unhideWhenUsed w:val="on"/>
+    <w:rPr>
+      <w:rFonts w:ascii="Tahoma" w:cs="Tahoma" w:hAnsi="Tahoma"/>
       <w:sz w:val="16"/>
       <w:szCs w:val="16"/>
     </w:rPr>
@@ -4668,10 +4370,10 @@
     <w:name w:val="Document Map Char"/>
     <w:basedOn w:val="DefaultParagraphFont"/>
     <w:link w:val="DocumentMap"/>
-    <w:semiHidden/>
-    <w:rsid w:val="00F015DE"/>
-    <w:rPr>
-      <w:rFonts w:ascii="Tahoma" w:hAnsi="Tahoma" w:cs="Tahoma"/>
+    <w:uiPriority w:val="99"/>
+    <w:semiHidden w:val="on"/>
+    <w:rPr>
+      <w:rFonts w:ascii="Tahoma" w:cs="Tahoma" w:hAnsi="Tahoma"/>
       <w:sz w:val="16"/>
       <w:szCs w:val="16"/>
     </w:rPr>
@@ -4680,27 +4382,27 @@
     <w:name w:val="E-mail Signature"/>
     <w:basedOn w:val="Normal"/>
     <w:link w:val="E-mailSignatureChar"/>
-    <w:semiHidden/>
-    <w:unhideWhenUsed/>
-    <w:rsid w:val="00F015DE"/>
+    <w:uiPriority w:val="99"/>
+    <w:semiHidden w:val="on"/>
+    <w:unhideWhenUsed w:val="on"/>
   </w:style>
   <w:style w:type="character" w:customStyle="1" w:styleId="E-mailSignatureChar">
     <w:name w:val="E-mail Signature Char"/>
     <w:basedOn w:val="DefaultParagraphFont"/>
     <w:link w:val="E-mailSignature"/>
-    <w:semiHidden/>
-    <w:rsid w:val="00F015DE"/>
+    <w:uiPriority w:val="99"/>
+    <w:semiHidden w:val="on"/>
     <w:rPr>
       <w:sz w:val="20"/>
     </w:rPr>
   </w:style>
-  <w:style w:type="paragraph" w:styleId="EndnoteText">
-    <w:name w:val="endnote text"/>
+  <w:style w:type="paragraph" w:styleId="Endnotetext">
+    <w:name w:val="Endnote text"/>
     <w:basedOn w:val="Normal"/>
     <w:link w:val="EndnoteTextChar"/>
-    <w:semiHidden/>
-    <w:unhideWhenUsed/>
-    <w:rsid w:val="00F015DE"/>
+    <w:uiPriority w:val="99"/>
+    <w:semiHidden w:val="on"/>
+    <w:unhideWhenUsed w:val="on"/>
     <w:rPr>
       <w:szCs w:val="20"/>
     </w:rPr>
@@ -4708,48 +4410,48 @@
   <w:style w:type="character" w:customStyle="1" w:styleId="EndnoteTextChar">
     <w:name w:val="Endnote Text Char"/>
     <w:basedOn w:val="DefaultParagraphFont"/>
-    <w:link w:val="EndnoteText"/>
-    <w:semiHidden/>
-    <w:rsid w:val="00F015DE"/>
+    <w:link w:val="Endnotetext"/>
+    <w:uiPriority w:val="99"/>
+    <w:semiHidden w:val="on"/>
     <w:rPr>
       <w:sz w:val="20"/>
       <w:szCs w:val="20"/>
     </w:rPr>
   </w:style>
-  <w:style w:type="paragraph" w:styleId="EnvelopeAddress">
-    <w:name w:val="envelope address"/>
-    <w:basedOn w:val="Normal"/>
-    <w:semiHidden/>
-    <w:unhideWhenUsed/>
-    <w:rsid w:val="00F015DE"/>
-    <w:pPr>
-      <w:framePr w:w="7920" w:h="1980" w:hRule="exact" w:hSpace="180" w:wrap="auto" w:hAnchor="page" w:xAlign="center" w:yAlign="bottom"/>
+  <w:style w:type="paragraph" w:styleId="Envelopeaddress">
+    <w:name w:val="Envelope address"/>
+    <w:basedOn w:val="Normal"/>
+    <w:uiPriority w:val="99"/>
+    <w:semiHidden w:val="on"/>
+    <w:unhideWhenUsed w:val="on"/>
+    <w:pPr>
+      <w:framePr w:h="1980" w:hAnchor="page" w:hRule="exact" w:hSpace="180" w:w="7920" w:wrap="auto" w:xAlign="center" w:yAlign="bottom"/>
       <w:ind w:left="2880"/>
     </w:pPr>
     <w:rPr>
-      <w:rFonts w:asciiTheme="majorHAnsi" w:eastAsiaTheme="majorEastAsia" w:hAnsiTheme="majorHAnsi" w:cstheme="majorBidi"/>
+      <w:rFonts w:asciiTheme="majorHAnsi" w:cstheme="majorBidi" w:eastAsiaTheme="majorEastAsia" w:hAnsiTheme="majorHAnsi"/>
       <w:sz w:val="24"/>
       <w:szCs w:val="24"/>
     </w:rPr>
   </w:style>
-  <w:style w:type="paragraph" w:styleId="EnvelopeReturn">
-    <w:name w:val="envelope return"/>
-    <w:basedOn w:val="Normal"/>
-    <w:semiHidden/>
-    <w:unhideWhenUsed/>
-    <w:rsid w:val="00F015DE"/>
-    <w:rPr>
-      <w:rFonts w:asciiTheme="majorHAnsi" w:eastAsiaTheme="majorEastAsia" w:hAnsiTheme="majorHAnsi" w:cstheme="majorBidi"/>
+  <w:style w:type="paragraph" w:styleId="Envelopereturn">
+    <w:name w:val="Envelope return"/>
+    <w:basedOn w:val="Normal"/>
+    <w:uiPriority w:val="99"/>
+    <w:semiHidden w:val="on"/>
+    <w:unhideWhenUsed w:val="on"/>
+    <w:rPr>
+      <w:rFonts w:asciiTheme="majorHAnsi" w:cstheme="majorBidi" w:eastAsiaTheme="majorEastAsia" w:hAnsiTheme="majorHAnsi"/>
       <w:szCs w:val="20"/>
     </w:rPr>
   </w:style>
-  <w:style w:type="paragraph" w:styleId="FootnoteText">
-    <w:name w:val="footnote text"/>
+  <w:style w:type="paragraph" w:styleId="Footnotetext">
+    <w:name w:val="Footnote text"/>
     <w:basedOn w:val="Normal"/>
     <w:link w:val="FootnoteTextChar"/>
-    <w:semiHidden/>
-    <w:unhideWhenUsed/>
-    <w:rsid w:val="00F015DE"/>
+    <w:uiPriority w:val="99"/>
+    <w:semiHidden w:val="on"/>
+    <w:unhideWhenUsed w:val="on"/>
     <w:rPr>
       <w:szCs w:val="20"/>
     </w:rPr>
@@ -4757,9 +4459,9 @@
   <w:style w:type="character" w:customStyle="1" w:styleId="FootnoteTextChar">
     <w:name w:val="Footnote Text Char"/>
     <w:basedOn w:val="DefaultParagraphFont"/>
-    <w:link w:val="FootnoteText"/>
-    <w:semiHidden/>
-    <w:rsid w:val="00F015DE"/>
+    <w:link w:val="Footnotetext"/>
+    <w:uiPriority w:val="99"/>
+    <w:semiHidden w:val="on"/>
     <w:rPr>
       <w:sz w:val="20"/>
       <w:szCs w:val="20"/>
@@ -4769,13 +4471,13 @@
     <w:name w:val="Heading 3 Char"/>
     <w:basedOn w:val="DefaultParagraphFont"/>
     <w:link w:val="Heading3"/>
-    <w:semiHidden/>
-    <w:rsid w:val="00F015DE"/>
-    <w:rPr>
-      <w:rFonts w:asciiTheme="majorHAnsi" w:eastAsiaTheme="majorEastAsia" w:hAnsiTheme="majorHAnsi" w:cstheme="majorBidi"/>
+    <w:uiPriority w:val="99"/>
+    <w:semiHidden w:val="on"/>
+    <w:rPr>
+      <w:rFonts w:asciiTheme="majorHAnsi" w:cstheme="majorBidi" w:eastAsiaTheme="majorEastAsia" w:hAnsiTheme="majorHAnsi"/>
       <w:b/>
       <w:bCs/>
-      <w:color w:val="4F81BD" w:themeColor="accent1"/>
+      <w:color w:val="4f81bd" w:themeColor="accent1"/>
       <w:sz w:val="20"/>
     </w:rPr>
   </w:style>
@@ -4783,15 +4485,15 @@
     <w:name w:val="Heading 4 Char"/>
     <w:basedOn w:val="DefaultParagraphFont"/>
     <w:link w:val="Heading4"/>
-    <w:semiHidden/>
-    <w:rsid w:val="00F015DE"/>
-    <w:rPr>
-      <w:rFonts w:asciiTheme="majorHAnsi" w:eastAsiaTheme="majorEastAsia" w:hAnsiTheme="majorHAnsi" w:cstheme="majorBidi"/>
+    <w:uiPriority w:val="99"/>
+    <w:semiHidden w:val="on"/>
+    <w:rPr>
+      <w:rFonts w:asciiTheme="majorHAnsi" w:cstheme="majorBidi" w:eastAsiaTheme="majorEastAsia" w:hAnsiTheme="majorHAnsi"/>
       <w:b/>
       <w:bCs/>
       <w:i/>
       <w:iCs/>
-      <w:color w:val="4F81BD" w:themeColor="accent1"/>
+      <w:color w:val="4f81bd" w:themeColor="accent1"/>
       <w:sz w:val="20"/>
     </w:rPr>
   </w:style>
@@ -4799,11 +4501,11 @@
     <w:name w:val="Heading 5 Char"/>
     <w:basedOn w:val="DefaultParagraphFont"/>
     <w:link w:val="Heading5"/>
-    <w:semiHidden/>
-    <w:rsid w:val="00F015DE"/>
-    <w:rPr>
-      <w:rFonts w:asciiTheme="majorHAnsi" w:eastAsiaTheme="majorEastAsia" w:hAnsiTheme="majorHAnsi" w:cstheme="majorBidi"/>
-      <w:color w:val="243F60" w:themeColor="accent1" w:themeShade="7F"/>
+    <w:uiPriority w:val="99"/>
+    <w:semiHidden w:val="on"/>
+    <w:rPr>
+      <w:rFonts w:asciiTheme="majorHAnsi" w:cstheme="majorBidi" w:eastAsiaTheme="majorEastAsia" w:hAnsiTheme="majorHAnsi"/>
+      <w:color w:val="243f60" w:themeColor="accent1" w:themeShade="7f"/>
       <w:sz w:val="20"/>
     </w:rPr>
   </w:style>
@@ -4811,13 +4513,13 @@
     <w:name w:val="Heading 6 Char"/>
     <w:basedOn w:val="DefaultParagraphFont"/>
     <w:link w:val="Heading6"/>
-    <w:semiHidden/>
-    <w:rsid w:val="00F015DE"/>
-    <w:rPr>
-      <w:rFonts w:asciiTheme="majorHAnsi" w:eastAsiaTheme="majorEastAsia" w:hAnsiTheme="majorHAnsi" w:cstheme="majorBidi"/>
+    <w:uiPriority w:val="99"/>
+    <w:semiHidden w:val="on"/>
+    <w:rPr>
+      <w:rFonts w:asciiTheme="majorHAnsi" w:cstheme="majorBidi" w:eastAsiaTheme="majorEastAsia" w:hAnsiTheme="majorHAnsi"/>
       <w:i/>
       <w:iCs/>
-      <w:color w:val="243F60" w:themeColor="accent1" w:themeShade="7F"/>
+      <w:color w:val="243f60" w:themeColor="accent1" w:themeShade="7f"/>
       <w:sz w:val="20"/>
     </w:rPr>
   </w:style>
@@ -4825,13 +4527,13 @@
     <w:name w:val="Heading 7 Char"/>
     <w:basedOn w:val="DefaultParagraphFont"/>
     <w:link w:val="Heading7"/>
-    <w:semiHidden/>
-    <w:rsid w:val="00F015DE"/>
-    <w:rPr>
-      <w:rFonts w:asciiTheme="majorHAnsi" w:eastAsiaTheme="majorEastAsia" w:hAnsiTheme="majorHAnsi" w:cstheme="majorBidi"/>
+    <w:uiPriority w:val="99"/>
+    <w:semiHidden w:val="on"/>
+    <w:rPr>
+      <w:rFonts w:asciiTheme="majorHAnsi" w:cstheme="majorBidi" w:eastAsiaTheme="majorEastAsia" w:hAnsiTheme="majorHAnsi"/>
       <w:i/>
       <w:iCs/>
-      <w:color w:val="404040" w:themeColor="text1" w:themeTint="BF"/>
+      <w:color w:val="404040" w:themeColor="text1" w:themeTint="bf"/>
       <w:sz w:val="20"/>
     </w:rPr>
   </w:style>
@@ -4839,11 +4541,11 @@
     <w:name w:val="Heading 8 Char"/>
     <w:basedOn w:val="DefaultParagraphFont"/>
     <w:link w:val="Heading8"/>
-    <w:semiHidden/>
-    <w:rsid w:val="00F015DE"/>
-    <w:rPr>
-      <w:rFonts w:asciiTheme="majorHAnsi" w:eastAsiaTheme="majorEastAsia" w:hAnsiTheme="majorHAnsi" w:cstheme="majorBidi"/>
-      <w:color w:val="404040" w:themeColor="text1" w:themeTint="BF"/>
+    <w:uiPriority w:val="99"/>
+    <w:semiHidden w:val="on"/>
+    <w:rPr>
+      <w:rFonts w:asciiTheme="majorHAnsi" w:cstheme="majorBidi" w:eastAsiaTheme="majorEastAsia" w:hAnsiTheme="majorHAnsi"/>
+      <w:color w:val="404040" w:themeColor="text1" w:themeTint="bf"/>
       <w:sz w:val="20"/>
       <w:szCs w:val="20"/>
     </w:rPr>
@@ -4852,13 +4554,13 @@
     <w:name w:val="Heading 9 Char"/>
     <w:basedOn w:val="DefaultParagraphFont"/>
     <w:link w:val="Heading9"/>
-    <w:semiHidden/>
-    <w:rsid w:val="00F015DE"/>
-    <w:rPr>
-      <w:rFonts w:asciiTheme="majorHAnsi" w:eastAsiaTheme="majorEastAsia" w:hAnsiTheme="majorHAnsi" w:cstheme="majorBidi"/>
+    <w:uiPriority w:val="99"/>
+    <w:semiHidden w:val="on"/>
+    <w:rPr>
+      <w:rFonts w:asciiTheme="majorHAnsi" w:cstheme="majorBidi" w:eastAsiaTheme="majorEastAsia" w:hAnsiTheme="majorHAnsi"/>
       <w:i/>
       <w:iCs/>
-      <w:color w:val="404040" w:themeColor="text1" w:themeTint="BF"/>
+      <w:color w:val="404040" w:themeColor="text1" w:themeTint="bf"/>
       <w:sz w:val="20"/>
       <w:szCs w:val="20"/>
     </w:rPr>
@@ -4867,9 +4569,9 @@
     <w:name w:val="HTML Address"/>
     <w:basedOn w:val="Normal"/>
     <w:link w:val="HTMLAddressChar"/>
-    <w:semiHidden/>
-    <w:unhideWhenUsed/>
-    <w:rsid w:val="00F015DE"/>
+    <w:uiPriority w:val="99"/>
+    <w:semiHidden w:val="on"/>
+    <w:unhideWhenUsed w:val="on"/>
     <w:rPr>
       <w:i/>
       <w:iCs/>
@@ -4879,8 +4581,8 @@
     <w:name w:val="HTML Address Char"/>
     <w:basedOn w:val="DefaultParagraphFont"/>
     <w:link w:val="HTMLAddress"/>
-    <w:semiHidden/>
-    <w:rsid w:val="00F015DE"/>
+    <w:uiPriority w:val="99"/>
+    <w:semiHidden w:val="on"/>
     <w:rPr>
       <w:i/>
       <w:iCs/>
@@ -4891,9 +4593,9 @@
     <w:name w:val="HTML Preformatted"/>
     <w:basedOn w:val="Normal"/>
     <w:link w:val="HTMLPreformattedChar"/>
-    <w:semiHidden/>
-    <w:unhideWhenUsed/>
-    <w:rsid w:val="00F015DE"/>
+    <w:uiPriority w:val="99"/>
+    <w:semiHidden w:val="on"/>
+    <w:unhideWhenUsed w:val="on"/>
     <w:rPr>
       <w:rFonts w:ascii="Consolas" w:hAnsi="Consolas"/>
       <w:szCs w:val="20"/>
@@ -4903,8 +4605,8 @@
     <w:name w:val="HTML Preformatted Char"/>
     <w:basedOn w:val="DefaultParagraphFont"/>
     <w:link w:val="HTMLPreformatted"/>
-    <w:semiHidden/>
-    <w:rsid w:val="00F015DE"/>
+    <w:uiPriority w:val="99"/>
+    <w:semiHidden w:val="on"/>
     <w:rPr>
       <w:rFonts w:ascii="Consolas" w:hAnsi="Consolas"/>
       <w:sz w:val="20"/>
@@ -4912,122 +4614,113 @@
     </w:rPr>
   </w:style>
   <w:style w:type="paragraph" w:styleId="Index1">
-    <w:name w:val="index 1"/>
+    <w:name w:val="Index 1"/>
     <w:basedOn w:val="Normal"/>
     <w:next w:val="Normal"/>
-    <w:autoRedefine/>
-    <w:semiHidden/>
-    <w:unhideWhenUsed/>
-    <w:rsid w:val="00F015DE"/>
+    <w:uiPriority w:val="99"/>
+    <w:semiHidden w:val="on"/>
+    <w:unhideWhenUsed w:val="on"/>
     <w:pPr>
       <w:ind w:left="200" w:hanging="200"/>
     </w:pPr>
   </w:style>
   <w:style w:type="paragraph" w:styleId="Index2">
-    <w:name w:val="index 2"/>
+    <w:name w:val="Index 2"/>
     <w:basedOn w:val="Normal"/>
     <w:next w:val="Normal"/>
-    <w:autoRedefine/>
-    <w:semiHidden/>
-    <w:unhideWhenUsed/>
-    <w:rsid w:val="00F015DE"/>
+    <w:uiPriority w:val="99"/>
+    <w:semiHidden w:val="on"/>
+    <w:unhideWhenUsed w:val="on"/>
     <w:pPr>
       <w:ind w:left="400" w:hanging="200"/>
     </w:pPr>
   </w:style>
   <w:style w:type="paragraph" w:styleId="Index3">
-    <w:name w:val="index 3"/>
+    <w:name w:val="Index 3"/>
     <w:basedOn w:val="Normal"/>
     <w:next w:val="Normal"/>
-    <w:autoRedefine/>
-    <w:semiHidden/>
-    <w:unhideWhenUsed/>
-    <w:rsid w:val="00F015DE"/>
+    <w:uiPriority w:val="99"/>
+    <w:semiHidden w:val="on"/>
+    <w:unhideWhenUsed w:val="on"/>
     <w:pPr>
       <w:ind w:left="600" w:hanging="200"/>
     </w:pPr>
   </w:style>
   <w:style w:type="paragraph" w:styleId="Index4">
-    <w:name w:val="index 4"/>
+    <w:name w:val="Index 4"/>
     <w:basedOn w:val="Normal"/>
     <w:next w:val="Normal"/>
-    <w:autoRedefine/>
-    <w:semiHidden/>
-    <w:unhideWhenUsed/>
-    <w:rsid w:val="00F015DE"/>
+    <w:uiPriority w:val="99"/>
+    <w:semiHidden w:val="on"/>
+    <w:unhideWhenUsed w:val="on"/>
     <w:pPr>
       <w:ind w:left="800" w:hanging="200"/>
     </w:pPr>
   </w:style>
   <w:style w:type="paragraph" w:styleId="Index5">
-    <w:name w:val="index 5"/>
+    <w:name w:val="Index 5"/>
     <w:basedOn w:val="Normal"/>
     <w:next w:val="Normal"/>
-    <w:autoRedefine/>
-    <w:semiHidden/>
-    <w:unhideWhenUsed/>
-    <w:rsid w:val="00F015DE"/>
+    <w:uiPriority w:val="99"/>
+    <w:semiHidden w:val="on"/>
+    <w:unhideWhenUsed w:val="on"/>
     <w:pPr>
       <w:ind w:left="1000" w:hanging="200"/>
     </w:pPr>
   </w:style>
   <w:style w:type="paragraph" w:styleId="Index6">
-    <w:name w:val="index 6"/>
+    <w:name w:val="Index 6"/>
     <w:basedOn w:val="Normal"/>
     <w:next w:val="Normal"/>
-    <w:autoRedefine/>
-    <w:semiHidden/>
-    <w:unhideWhenUsed/>
-    <w:rsid w:val="00F015DE"/>
+    <w:uiPriority w:val="99"/>
+    <w:semiHidden w:val="on"/>
+    <w:unhideWhenUsed w:val="on"/>
     <w:pPr>
       <w:ind w:left="1200" w:hanging="200"/>
     </w:pPr>
   </w:style>
   <w:style w:type="paragraph" w:styleId="Index7">
-    <w:name w:val="index 7"/>
+    <w:name w:val="Index 7"/>
     <w:basedOn w:val="Normal"/>
     <w:next w:val="Normal"/>
-    <w:autoRedefine/>
-    <w:semiHidden/>
-    <w:unhideWhenUsed/>
-    <w:rsid w:val="00F015DE"/>
+    <w:uiPriority w:val="99"/>
+    <w:semiHidden w:val="on"/>
+    <w:unhideWhenUsed w:val="on"/>
     <w:pPr>
       <w:ind w:left="1400" w:hanging="200"/>
     </w:pPr>
   </w:style>
   <w:style w:type="paragraph" w:styleId="Index8">
-    <w:name w:val="index 8"/>
+    <w:name w:val="Index 8"/>
     <w:basedOn w:val="Normal"/>
     <w:next w:val="Normal"/>
-    <w:autoRedefine/>
-    <w:semiHidden/>
-    <w:unhideWhenUsed/>
-    <w:rsid w:val="00F015DE"/>
+    <w:uiPriority w:val="99"/>
+    <w:semiHidden w:val="on"/>
+    <w:unhideWhenUsed w:val="on"/>
     <w:pPr>
       <w:ind w:left="1600" w:hanging="200"/>
     </w:pPr>
   </w:style>
   <w:style w:type="paragraph" w:styleId="Index9">
-    <w:name w:val="index 9"/>
+    <w:name w:val="Index 9"/>
     <w:basedOn w:val="Normal"/>
     <w:next w:val="Normal"/>
-    <w:autoRedefine/>
-    <w:semiHidden/>
-    <w:unhideWhenUsed/>
-    <w:rsid w:val="00F015DE"/>
+    <w:uiPriority w:val="99"/>
+    <w:semiHidden w:val="on"/>
+    <w:unhideWhenUsed w:val="on"/>
     <w:pPr>
       <w:ind w:left="1800" w:hanging="200"/>
     </w:pPr>
   </w:style>
-  <w:style w:type="paragraph" w:styleId="IndexHeading">
-    <w:name w:val="index heading"/>
+  <w:style w:type="paragraph" w:styleId="Indexheading">
+    <w:name w:val="Index heading"/>
     <w:basedOn w:val="Normal"/>
     <w:next w:val="Index1"/>
-    <w:semiHidden/>
-    <w:unhideWhenUsed/>
-    <w:rsid w:val="00F015DE"/>
-    <w:rPr>
-      <w:rFonts w:asciiTheme="majorHAnsi" w:eastAsiaTheme="majorEastAsia" w:hAnsiTheme="majorHAnsi" w:cstheme="majorBidi"/>
+    <w:uiPriority w:val="99"/>
+    <w:semiHidden w:val="on"/>
+    <w:unhideWhenUsed w:val="on"/>
+    <w:rPr>
+      <w:rFonts w:asciiTheme="majorHAnsi" w:cstheme="majorBidi" w:eastAsiaTheme="majorEastAsia" w:hAnsiTheme="majorHAnsi"/>
       <w:b/>
       <w:bCs/>
     </w:rPr>
@@ -5037,11 +4730,11 @@
     <w:basedOn w:val="Normal"/>
     <w:next w:val="Normal"/>
     <w:link w:val="IntenseQuoteChar"/>
-    <w:qFormat/>
-    <w:rsid w:val="00F015DE"/>
+    <w:uiPriority w:val="99"/>
+    <w:qFormat w:val="on"/>
     <w:pPr>
       <w:pBdr>
-        <w:bottom w:val="single" w:sz="4" w:space="4" w:color="4F81BD" w:themeColor="accent1"/>
+        <w:bottom w:val="single" w:color="4f81bd" w:themeColor="accent1" w:sz="4" w:space="4"/>
       </w:pBdr>
       <w:spacing w:before="200" w:after="280"/>
       <w:ind w:left="936" w:right="936"/>
@@ -5051,284 +4744,294 @@
       <w:bCs/>
       <w:i/>
       <w:iCs/>
-      <w:color w:val="4F81BD" w:themeColor="accent1"/>
+      <w:color w:val="4f81bd" w:themeColor="accent1"/>
     </w:rPr>
   </w:style>
   <w:style w:type="character" w:customStyle="1" w:styleId="IntenseQuoteChar">
     <w:name w:val="Intense Quote Char"/>
     <w:basedOn w:val="DefaultParagraphFont"/>
     <w:link w:val="IntenseQuote"/>
-    <w:rsid w:val="00F015DE"/>
+    <w:uiPriority w:val="99"/>
     <w:rPr>
       <w:b/>
       <w:bCs/>
       <w:i/>
       <w:iCs/>
-      <w:color w:val="4F81BD" w:themeColor="accent1"/>
+      <w:color w:val="4f81bd" w:themeColor="accent1"/>
       <w:sz w:val="20"/>
     </w:rPr>
   </w:style>
   <w:style w:type="paragraph" w:styleId="List">
     <w:name w:val="List"/>
     <w:basedOn w:val="Normal"/>
-    <w:semiHidden/>
-    <w:unhideWhenUsed/>
-    <w:rsid w:val="00F015DE"/>
+    <w:uiPriority w:val="99"/>
+    <w:semiHidden w:val="on"/>
+    <w:unhideWhenUsed w:val="on"/>
     <w:pPr>
       <w:ind w:left="360" w:hanging="360"/>
-      <w:contextualSpacing/>
+      <w:contextualSpacing w:val="on"/>
     </w:pPr>
   </w:style>
   <w:style w:type="paragraph" w:styleId="List2">
     <w:name w:val="List 2"/>
     <w:basedOn w:val="Normal"/>
-    <w:semiHidden/>
-    <w:unhideWhenUsed/>
-    <w:rsid w:val="00F015DE"/>
+    <w:uiPriority w:val="99"/>
+    <w:semiHidden w:val="on"/>
+    <w:unhideWhenUsed w:val="on"/>
     <w:pPr>
       <w:ind w:left="720" w:hanging="360"/>
-      <w:contextualSpacing/>
+      <w:contextualSpacing w:val="on"/>
     </w:pPr>
   </w:style>
   <w:style w:type="paragraph" w:styleId="List3">
     <w:name w:val="List 3"/>
     <w:basedOn w:val="Normal"/>
-    <w:semiHidden/>
-    <w:unhideWhenUsed/>
-    <w:rsid w:val="00F015DE"/>
+    <w:uiPriority w:val="99"/>
+    <w:semiHidden w:val="on"/>
+    <w:unhideWhenUsed w:val="on"/>
     <w:pPr>
       <w:ind w:left="1080" w:hanging="360"/>
-      <w:contextualSpacing/>
+      <w:contextualSpacing w:val="on"/>
     </w:pPr>
   </w:style>
   <w:style w:type="paragraph" w:styleId="List4">
     <w:name w:val="List 4"/>
     <w:basedOn w:val="Normal"/>
-    <w:semiHidden/>
-    <w:unhideWhenUsed/>
-    <w:rsid w:val="00F015DE"/>
+    <w:uiPriority w:val="99"/>
+    <w:semiHidden w:val="on"/>
+    <w:unhideWhenUsed w:val="on"/>
     <w:pPr>
       <w:ind w:left="1440" w:hanging="360"/>
-      <w:contextualSpacing/>
+      <w:contextualSpacing w:val="on"/>
     </w:pPr>
   </w:style>
   <w:style w:type="paragraph" w:styleId="List5">
     <w:name w:val="List 5"/>
     <w:basedOn w:val="Normal"/>
-    <w:semiHidden/>
-    <w:unhideWhenUsed/>
-    <w:rsid w:val="00F015DE"/>
+    <w:uiPriority w:val="99"/>
+    <w:semiHidden w:val="on"/>
+    <w:unhideWhenUsed w:val="on"/>
     <w:pPr>
       <w:ind w:left="1800" w:hanging="360"/>
-      <w:contextualSpacing/>
+      <w:contextualSpacing w:val="on"/>
     </w:pPr>
   </w:style>
   <w:style w:type="paragraph" w:styleId="ListBullet">
     <w:name w:val="List Bullet"/>
     <w:basedOn w:val="Normal"/>
-    <w:semiHidden/>
-    <w:unhideWhenUsed/>
-    <w:rsid w:val="00F015DE"/>
+    <w:uiPriority w:val="99"/>
+    <w:semiHidden w:val="on"/>
+    <w:unhideWhenUsed w:val="on"/>
     <w:pPr>
       <w:numPr>
+        <w:ilvl w:val="0"/>
         <w:numId w:val="1"/>
       </w:numPr>
-      <w:contextualSpacing/>
+      <w:contextualSpacing w:val="on"/>
     </w:pPr>
   </w:style>
   <w:style w:type="paragraph" w:styleId="ListBullet2">
     <w:name w:val="List Bullet 2"/>
     <w:basedOn w:val="Normal"/>
-    <w:semiHidden/>
-    <w:unhideWhenUsed/>
-    <w:rsid w:val="00F015DE"/>
+    <w:uiPriority w:val="99"/>
+    <w:semiHidden w:val="on"/>
+    <w:unhideWhenUsed w:val="on"/>
     <w:pPr>
       <w:numPr>
+        <w:ilvl w:val="0"/>
         <w:numId w:val="2"/>
       </w:numPr>
-      <w:contextualSpacing/>
+      <w:contextualSpacing w:val="on"/>
     </w:pPr>
   </w:style>
   <w:style w:type="paragraph" w:styleId="ListBullet3">
     <w:name w:val="List Bullet 3"/>
     <w:basedOn w:val="Normal"/>
-    <w:semiHidden/>
-    <w:unhideWhenUsed/>
-    <w:rsid w:val="00F015DE"/>
+    <w:uiPriority w:val="99"/>
+    <w:semiHidden w:val="on"/>
+    <w:unhideWhenUsed w:val="on"/>
     <w:pPr>
       <w:numPr>
+        <w:ilvl w:val="0"/>
         <w:numId w:val="3"/>
       </w:numPr>
-      <w:contextualSpacing/>
+      <w:contextualSpacing w:val="on"/>
     </w:pPr>
   </w:style>
   <w:style w:type="paragraph" w:styleId="ListBullet4">
     <w:name w:val="List Bullet 4"/>
     <w:basedOn w:val="Normal"/>
-    <w:semiHidden/>
-    <w:unhideWhenUsed/>
-    <w:rsid w:val="00F015DE"/>
+    <w:uiPriority w:val="99"/>
+    <w:semiHidden w:val="on"/>
+    <w:unhideWhenUsed w:val="on"/>
     <w:pPr>
       <w:numPr>
+        <w:ilvl w:val="0"/>
         <w:numId w:val="4"/>
       </w:numPr>
-      <w:contextualSpacing/>
+      <w:contextualSpacing w:val="on"/>
     </w:pPr>
   </w:style>
   <w:style w:type="paragraph" w:styleId="ListBullet5">
     <w:name w:val="List Bullet 5"/>
     <w:basedOn w:val="Normal"/>
-    <w:semiHidden/>
-    <w:unhideWhenUsed/>
-    <w:rsid w:val="00F015DE"/>
+    <w:uiPriority w:val="99"/>
+    <w:semiHidden w:val="on"/>
+    <w:unhideWhenUsed w:val="on"/>
     <w:pPr>
       <w:numPr>
+        <w:ilvl w:val="0"/>
         <w:numId w:val="5"/>
       </w:numPr>
-      <w:contextualSpacing/>
+      <w:contextualSpacing w:val="on"/>
     </w:pPr>
   </w:style>
   <w:style w:type="paragraph" w:styleId="ListContinue">
     <w:name w:val="List Continue"/>
     <w:basedOn w:val="Normal"/>
-    <w:semiHidden/>
-    <w:unhideWhenUsed/>
-    <w:rsid w:val="00F015DE"/>
+    <w:uiPriority w:val="99"/>
+    <w:semiHidden w:val="on"/>
+    <w:unhideWhenUsed w:val="on"/>
     <w:pPr>
       <w:spacing w:after="120"/>
       <w:ind w:left="360"/>
-      <w:contextualSpacing/>
+      <w:contextualSpacing w:val="on"/>
     </w:pPr>
   </w:style>
   <w:style w:type="paragraph" w:styleId="ListContinue2">
     <w:name w:val="List Continue 2"/>
     <w:basedOn w:val="Normal"/>
-    <w:semiHidden/>
-    <w:unhideWhenUsed/>
-    <w:rsid w:val="00F015DE"/>
+    <w:uiPriority w:val="99"/>
+    <w:semiHidden w:val="on"/>
+    <w:unhideWhenUsed w:val="on"/>
     <w:pPr>
       <w:spacing w:after="120"/>
       <w:ind w:left="720"/>
-      <w:contextualSpacing/>
+      <w:contextualSpacing w:val="on"/>
     </w:pPr>
   </w:style>
   <w:style w:type="paragraph" w:styleId="ListContinue3">
     <w:name w:val="List Continue 3"/>
     <w:basedOn w:val="Normal"/>
-    <w:semiHidden/>
-    <w:unhideWhenUsed/>
-    <w:rsid w:val="00F015DE"/>
+    <w:uiPriority w:val="99"/>
+    <w:semiHidden w:val="on"/>
+    <w:unhideWhenUsed w:val="on"/>
     <w:pPr>
       <w:spacing w:after="120"/>
       <w:ind w:left="1080"/>
-      <w:contextualSpacing/>
+      <w:contextualSpacing w:val="on"/>
     </w:pPr>
   </w:style>
   <w:style w:type="paragraph" w:styleId="ListContinue4">
     <w:name w:val="List Continue 4"/>
     <w:basedOn w:val="Normal"/>
-    <w:semiHidden/>
-    <w:unhideWhenUsed/>
-    <w:rsid w:val="00F015DE"/>
+    <w:uiPriority w:val="99"/>
+    <w:semiHidden w:val="on"/>
+    <w:unhideWhenUsed w:val="on"/>
     <w:pPr>
       <w:spacing w:after="120"/>
       <w:ind w:left="1440"/>
-      <w:contextualSpacing/>
+      <w:contextualSpacing w:val="on"/>
     </w:pPr>
   </w:style>
   <w:style w:type="paragraph" w:styleId="ListContinue5">
     <w:name w:val="List Continue 5"/>
     <w:basedOn w:val="Normal"/>
-    <w:semiHidden/>
-    <w:unhideWhenUsed/>
-    <w:rsid w:val="00F015DE"/>
+    <w:uiPriority w:val="99"/>
+    <w:semiHidden w:val="on"/>
+    <w:unhideWhenUsed w:val="on"/>
     <w:pPr>
       <w:spacing w:after="120"/>
       <w:ind w:left="1800"/>
-      <w:contextualSpacing/>
+      <w:contextualSpacing w:val="on"/>
     </w:pPr>
   </w:style>
   <w:style w:type="paragraph" w:styleId="ListNumber">
     <w:name w:val="List Number"/>
     <w:basedOn w:val="Normal"/>
-    <w:semiHidden/>
-    <w:unhideWhenUsed/>
-    <w:rsid w:val="00F015DE"/>
+    <w:uiPriority w:val="99"/>
+    <w:semiHidden w:val="on"/>
+    <w:unhideWhenUsed w:val="on"/>
     <w:pPr>
       <w:numPr>
+        <w:ilvl w:val="0"/>
         <w:numId w:val="6"/>
       </w:numPr>
-      <w:contextualSpacing/>
+      <w:contextualSpacing w:val="on"/>
     </w:pPr>
   </w:style>
   <w:style w:type="paragraph" w:styleId="ListNumber2">
     <w:name w:val="List Number 2"/>
     <w:basedOn w:val="Normal"/>
-    <w:semiHidden/>
-    <w:unhideWhenUsed/>
-    <w:rsid w:val="00F015DE"/>
+    <w:uiPriority w:val="99"/>
+    <w:semiHidden w:val="on"/>
+    <w:unhideWhenUsed w:val="on"/>
     <w:pPr>
       <w:numPr>
+        <w:ilvl w:val="0"/>
         <w:numId w:val="7"/>
       </w:numPr>
-      <w:contextualSpacing/>
+      <w:contextualSpacing w:val="on"/>
     </w:pPr>
   </w:style>
   <w:style w:type="paragraph" w:styleId="ListNumber3">
     <w:name w:val="List Number 3"/>
     <w:basedOn w:val="Normal"/>
-    <w:semiHidden/>
-    <w:unhideWhenUsed/>
-    <w:rsid w:val="00F015DE"/>
+    <w:uiPriority w:val="99"/>
+    <w:semiHidden w:val="on"/>
+    <w:unhideWhenUsed w:val="on"/>
     <w:pPr>
       <w:numPr>
+        <w:ilvl w:val="0"/>
         <w:numId w:val="8"/>
       </w:numPr>
-      <w:contextualSpacing/>
+      <w:contextualSpacing w:val="on"/>
     </w:pPr>
   </w:style>
   <w:style w:type="paragraph" w:styleId="ListNumber4">
     <w:name w:val="List Number 4"/>
     <w:basedOn w:val="Normal"/>
-    <w:semiHidden/>
-    <w:unhideWhenUsed/>
-    <w:rsid w:val="00F015DE"/>
+    <w:uiPriority w:val="99"/>
+    <w:semiHidden w:val="on"/>
+    <w:unhideWhenUsed w:val="on"/>
     <w:pPr>
       <w:numPr>
+        <w:ilvl w:val="0"/>
         <w:numId w:val="9"/>
       </w:numPr>
-      <w:contextualSpacing/>
+      <w:contextualSpacing w:val="on"/>
     </w:pPr>
   </w:style>
   <w:style w:type="paragraph" w:styleId="ListNumber5">
     <w:name w:val="List Number 5"/>
     <w:basedOn w:val="Normal"/>
-    <w:semiHidden/>
-    <w:unhideWhenUsed/>
-    <w:rsid w:val="00F015DE"/>
+    <w:uiPriority w:val="99"/>
+    <w:semiHidden w:val="on"/>
+    <w:unhideWhenUsed w:val="on"/>
     <w:pPr>
       <w:numPr>
+        <w:ilvl w:val="0"/>
         <w:numId w:val="10"/>
       </w:numPr>
-      <w:contextualSpacing/>
+      <w:contextualSpacing w:val="on"/>
     </w:pPr>
   </w:style>
   <w:style w:type="paragraph" w:styleId="ListParagraph">
     <w:name w:val="List Paragraph"/>
     <w:basedOn w:val="Normal"/>
-    <w:qFormat/>
-    <w:rsid w:val="00F015DE"/>
+    <w:uiPriority w:val="99"/>
+    <w:qFormat w:val="on"/>
     <w:pPr>
       <w:ind w:left="720"/>
-      <w:contextualSpacing/>
-    </w:pPr>
-  </w:style>
-  <w:style w:type="paragraph" w:styleId="MacroText">
-    <w:name w:val="macro"/>
+      <w:contextualSpacing w:val="on"/>
+    </w:pPr>
+  </w:style>
+  <w:style w:type="paragraph" w:styleId="Macro">
+    <w:name w:val="Macro"/>
     <w:link w:val="MacroTextChar"/>
-    <w:semiHidden/>
-    <w:unhideWhenUsed/>
-    <w:rsid w:val="00F015DE"/>
+    <w:uiPriority w:val="99"/>
+    <w:semiHidden w:val="on"/>
+    <w:unhideWhenUsed w:val="on"/>
     <w:pPr>
       <w:tabs>
         <w:tab w:val="left" w:pos="480"/>
@@ -5351,9 +5054,9 @@
   <w:style w:type="character" w:customStyle="1" w:styleId="MacroTextChar">
     <w:name w:val="Macro Text Char"/>
     <w:basedOn w:val="DefaultParagraphFont"/>
-    <w:link w:val="MacroText"/>
-    <w:semiHidden/>
-    <w:rsid w:val="00F015DE"/>
+    <w:link w:val="Macro"/>
+    <w:uiPriority w:val="99"/>
+    <w:semiHidden w:val="on"/>
     <w:rPr>
       <w:rFonts w:ascii="Consolas" w:hAnsi="Consolas"/>
       <w:sz w:val="20"/>
@@ -5364,21 +5067,21 @@
     <w:name w:val="Message Header"/>
     <w:basedOn w:val="Normal"/>
     <w:link w:val="MessageHeaderChar"/>
-    <w:semiHidden/>
-    <w:unhideWhenUsed/>
-    <w:rsid w:val="00F015DE"/>
+    <w:uiPriority w:val="99"/>
+    <w:semiHidden w:val="on"/>
+    <w:unhideWhenUsed w:val="on"/>
     <w:pPr>
       <w:pBdr>
-        <w:top w:val="single" w:sz="6" w:space="1" w:color="auto"/>
-        <w:left w:val="single" w:sz="6" w:space="1" w:color="auto"/>
-        <w:bottom w:val="single" w:sz="6" w:space="1" w:color="auto"/>
-        <w:right w:val="single" w:sz="6" w:space="1" w:color="auto"/>
+        <w:top w:val="single" w:color="auto" w:sz="6" w:space="1"/>
+        <w:left w:val="single" w:color="auto" w:sz="6" w:space="1"/>
+        <w:bottom w:val="single" w:color="auto" w:sz="6" w:space="1"/>
+        <w:right w:val="single" w:color="auto" w:sz="6" w:space="1"/>
       </w:pBdr>
       <w:shd w:val="pct20" w:color="auto" w:fill="auto"/>
       <w:ind w:left="1080" w:hanging="1080"/>
     </w:pPr>
     <w:rPr>
-      <w:rFonts w:asciiTheme="majorHAnsi" w:eastAsiaTheme="majorEastAsia" w:hAnsiTheme="majorHAnsi" w:cstheme="majorBidi"/>
+      <w:rFonts w:asciiTheme="majorHAnsi" w:cstheme="majorBidi" w:eastAsiaTheme="majorEastAsia" w:hAnsiTheme="majorHAnsi"/>
       <w:sz w:val="24"/>
       <w:szCs w:val="24"/>
     </w:rPr>
@@ -5387,10 +5090,10 @@
     <w:name w:val="Message Header Char"/>
     <w:basedOn w:val="DefaultParagraphFont"/>
     <w:link w:val="MessageHeader"/>
-    <w:semiHidden/>
-    <w:rsid w:val="00F015DE"/>
-    <w:rPr>
-      <w:rFonts w:asciiTheme="majorHAnsi" w:eastAsiaTheme="majorEastAsia" w:hAnsiTheme="majorHAnsi" w:cstheme="majorBidi"/>
+    <w:uiPriority w:val="99"/>
+    <w:semiHidden w:val="on"/>
+    <w:rPr>
+      <w:rFonts w:asciiTheme="majorHAnsi" w:cstheme="majorBidi" w:eastAsiaTheme="majorEastAsia" w:hAnsiTheme="majorHAnsi"/>
       <w:sz w:val="24"/>
       <w:szCs w:val="24"/>
       <w:shd w:val="pct20" w:color="auto" w:fill="auto"/>
@@ -5398,20 +5101,20 @@
   </w:style>
   <w:style w:type="paragraph" w:styleId="NoSpacing">
     <w:name w:val="No Spacing"/>
-    <w:qFormat/>
-    <w:rsid w:val="00F015DE"/>
+    <w:uiPriority w:val="99"/>
+    <w:qFormat w:val="on"/>
     <w:rPr>
       <w:sz w:val="20"/>
     </w:rPr>
   </w:style>
-  <w:style w:type="paragraph" w:styleId="NormalWeb">
+  <w:style w:type="paragraph" w:styleId="Normal(Web)">
     <w:name w:val="Normal (Web)"/>
     <w:basedOn w:val="Normal"/>
-    <w:semiHidden/>
-    <w:unhideWhenUsed/>
-    <w:rsid w:val="00F015DE"/>
-    <w:rPr>
-      <w:rFonts w:ascii="Times New Roman" w:hAnsi="Times New Roman" w:cs="Times New Roman"/>
+    <w:uiPriority w:val="99"/>
+    <w:semiHidden w:val="on"/>
+    <w:unhideWhenUsed w:val="on"/>
+    <w:rPr>
+      <w:rFonts w:ascii="Times New Roman" w:cs="Times New Roman" w:hAnsi="Times New Roman"/>
       <w:sz w:val="24"/>
       <w:szCs w:val="24"/>
     </w:rPr>
@@ -5419,9 +5122,9 @@
   <w:style w:type="paragraph" w:styleId="NormalIndent">
     <w:name w:val="Normal Indent"/>
     <w:basedOn w:val="Normal"/>
-    <w:semiHidden/>
-    <w:unhideWhenUsed/>
-    <w:rsid w:val="00F015DE"/>
+    <w:uiPriority w:val="99"/>
+    <w:semiHidden w:val="on"/>
+    <w:unhideWhenUsed w:val="on"/>
     <w:pPr>
       <w:ind w:left="720"/>
     </w:pPr>
@@ -5431,16 +5134,16 @@
     <w:basedOn w:val="Normal"/>
     <w:next w:val="Normal"/>
     <w:link w:val="NoteHeadingChar"/>
-    <w:semiHidden/>
-    <w:unhideWhenUsed/>
-    <w:rsid w:val="00F015DE"/>
+    <w:uiPriority w:val="99"/>
+    <w:semiHidden w:val="on"/>
+    <w:unhideWhenUsed w:val="on"/>
   </w:style>
   <w:style w:type="character" w:customStyle="1" w:styleId="NoteHeadingChar">
     <w:name w:val="Note Heading Char"/>
     <w:basedOn w:val="DefaultParagraphFont"/>
     <w:link w:val="NoteHeading"/>
-    <w:semiHidden/>
-    <w:rsid w:val="00F015DE"/>
+    <w:uiPriority w:val="99"/>
+    <w:semiHidden w:val="on"/>
     <w:rPr>
       <w:sz w:val="20"/>
     </w:rPr>
@@ -5449,9 +5152,9 @@
     <w:name w:val="Plain Text"/>
     <w:basedOn w:val="Normal"/>
     <w:link w:val="PlainTextChar"/>
-    <w:semiHidden/>
-    <w:unhideWhenUsed/>
-    <w:rsid w:val="00F015DE"/>
+    <w:uiPriority w:val="99"/>
+    <w:semiHidden w:val="on"/>
+    <w:unhideWhenUsed w:val="on"/>
     <w:rPr>
       <w:rFonts w:ascii="Consolas" w:hAnsi="Consolas"/>
       <w:sz w:val="21"/>
@@ -5462,8 +5165,8 @@
     <w:name w:val="Plain Text Char"/>
     <w:basedOn w:val="DefaultParagraphFont"/>
     <w:link w:val="PlainText"/>
-    <w:semiHidden/>
-    <w:rsid w:val="00F015DE"/>
+    <w:uiPriority w:val="99"/>
+    <w:semiHidden w:val="on"/>
     <w:rPr>
       <w:rFonts w:ascii="Consolas" w:hAnsi="Consolas"/>
       <w:sz w:val="21"/>
@@ -5475,8 +5178,8 @@
     <w:basedOn w:val="Normal"/>
     <w:next w:val="Normal"/>
     <w:link w:val="QuoteChar"/>
-    <w:qFormat/>
-    <w:rsid w:val="00F015DE"/>
+    <w:uiPriority w:val="99"/>
+    <w:qFormat w:val="on"/>
     <w:rPr>
       <w:i/>
       <w:iCs/>
@@ -5487,7 +5190,7 @@
     <w:name w:val="Quote Char"/>
     <w:basedOn w:val="DefaultParagraphFont"/>
     <w:link w:val="Quote"/>
-    <w:rsid w:val="00F015DE"/>
+    <w:uiPriority w:val="99"/>
     <w:rPr>
       <w:i/>
       <w:iCs/>
@@ -5500,16 +5203,16 @@
     <w:basedOn w:val="Normal"/>
     <w:next w:val="Normal"/>
     <w:link w:val="SalutationChar"/>
-    <w:semiHidden/>
-    <w:unhideWhenUsed/>
-    <w:rsid w:val="00F015DE"/>
+    <w:uiPriority w:val="99"/>
+    <w:semiHidden w:val="on"/>
+    <w:unhideWhenUsed w:val="on"/>
   </w:style>
   <w:style w:type="character" w:customStyle="1" w:styleId="SalutationChar">
     <w:name w:val="Salutation Char"/>
     <w:basedOn w:val="DefaultParagraphFont"/>
     <w:link w:val="Salutation"/>
-    <w:semiHidden/>
-    <w:rsid w:val="00F015DE"/>
+    <w:uiPriority w:val="99"/>
+    <w:semiHidden w:val="on"/>
     <w:rPr>
       <w:sz w:val="20"/>
     </w:rPr>
@@ -5518,9 +5221,9 @@
     <w:name w:val="Signature"/>
     <w:basedOn w:val="Normal"/>
     <w:link w:val="SignatureChar"/>
-    <w:semiHidden/>
-    <w:unhideWhenUsed/>
-    <w:rsid w:val="00F015DE"/>
+    <w:uiPriority w:val="99"/>
+    <w:semiHidden w:val="on"/>
+    <w:unhideWhenUsed w:val="on"/>
     <w:pPr>
       <w:ind w:left="4320"/>
     </w:pPr>
@@ -5529,8 +5232,8 @@
     <w:name w:val="Signature Char"/>
     <w:basedOn w:val="DefaultParagraphFont"/>
     <w:link w:val="Signature"/>
-    <w:semiHidden/>
-    <w:rsid w:val="00F015DE"/>
+    <w:uiPriority w:val="99"/>
+    <w:semiHidden w:val="on"/>
     <w:rPr>
       <w:sz w:val="20"/>
     </w:rPr>
@@ -5540,18 +5243,14 @@
     <w:basedOn w:val="Normal"/>
     <w:next w:val="Normal"/>
     <w:link w:val="SubtitleChar"/>
-    <w:qFormat/>
-    <w:rsid w:val="00F015DE"/>
-    <w:pPr>
-      <w:numPr>
-        <w:ilvl w:val="1"/>
-      </w:numPr>
-    </w:pPr>
-    <w:rPr>
-      <w:rFonts w:asciiTheme="majorHAnsi" w:eastAsiaTheme="majorEastAsia" w:hAnsiTheme="majorHAnsi" w:cstheme="majorBidi"/>
+    <w:uiPriority w:val="99"/>
+    <w:qFormat w:val="on"/>
+    <w:pPr/>
+    <w:rPr>
+      <w:rFonts w:asciiTheme="majorHAnsi" w:cstheme="majorBidi" w:eastAsiaTheme="majorEastAsia" w:hAnsiTheme="majorHAnsi"/>
       <w:i/>
       <w:iCs/>
-      <w:color w:val="4F81BD" w:themeColor="accent1"/>
+      <w:color w:val="4f81bd" w:themeColor="accent1"/>
       <w:spacing w:val="15"/>
       <w:sz w:val="24"/>
       <w:szCs w:val="24"/>
@@ -5561,165 +5260,156 @@
     <w:name w:val="Subtitle Char"/>
     <w:basedOn w:val="DefaultParagraphFont"/>
     <w:link w:val="Subtitle"/>
-    <w:rsid w:val="00F015DE"/>
-    <w:rPr>
-      <w:rFonts w:asciiTheme="majorHAnsi" w:eastAsiaTheme="majorEastAsia" w:hAnsiTheme="majorHAnsi" w:cstheme="majorBidi"/>
+    <w:uiPriority w:val="99"/>
+    <w:rPr>
+      <w:rFonts w:asciiTheme="majorHAnsi" w:cstheme="majorBidi" w:eastAsiaTheme="majorEastAsia" w:hAnsiTheme="majorHAnsi"/>
       <w:i/>
       <w:iCs/>
-      <w:color w:val="4F81BD" w:themeColor="accent1"/>
+      <w:color w:val="4f81bd" w:themeColor="accent1"/>
       <w:spacing w:val="15"/>
       <w:sz w:val="24"/>
       <w:szCs w:val="24"/>
     </w:rPr>
   </w:style>
-  <w:style w:type="paragraph" w:styleId="TableofAuthorities">
-    <w:name w:val="table of authorities"/>
+  <w:style w:type="paragraph" w:styleId="Tableofauthorities">
+    <w:name w:val="Table of authorities"/>
     <w:basedOn w:val="Normal"/>
     <w:next w:val="Normal"/>
-    <w:semiHidden/>
-    <w:unhideWhenUsed/>
-    <w:rsid w:val="00F015DE"/>
+    <w:uiPriority w:val="99"/>
+    <w:semiHidden w:val="on"/>
+    <w:unhideWhenUsed w:val="on"/>
     <w:pPr>
       <w:ind w:left="200" w:hanging="200"/>
     </w:pPr>
   </w:style>
-  <w:style w:type="paragraph" w:styleId="TableofFigures">
-    <w:name w:val="table of figures"/>
+  <w:style w:type="paragraph" w:styleId="Tableoffigures">
+    <w:name w:val="Table of figures"/>
     <w:basedOn w:val="Normal"/>
     <w:next w:val="Normal"/>
-    <w:semiHidden/>
-    <w:unhideWhenUsed/>
-    <w:rsid w:val="00F015DE"/>
-  </w:style>
-  <w:style w:type="paragraph" w:styleId="TOAHeading">
-    <w:name w:val="toa heading"/>
+    <w:uiPriority w:val="99"/>
+    <w:semiHidden w:val="on"/>
+    <w:unhideWhenUsed w:val="on"/>
+  </w:style>
+  <w:style w:type="paragraph" w:styleId="Toaheading">
+    <w:name w:val="Toa heading"/>
     <w:basedOn w:val="Normal"/>
     <w:next w:val="Normal"/>
-    <w:semiHidden/>
-    <w:unhideWhenUsed/>
-    <w:rsid w:val="00F015DE"/>
+    <w:uiPriority w:val="99"/>
+    <w:semiHidden w:val="on"/>
+    <w:unhideWhenUsed w:val="on"/>
     <w:pPr>
       <w:spacing w:before="120"/>
     </w:pPr>
     <w:rPr>
-      <w:rFonts w:asciiTheme="majorHAnsi" w:eastAsiaTheme="majorEastAsia" w:hAnsiTheme="majorHAnsi" w:cstheme="majorBidi"/>
+      <w:rFonts w:asciiTheme="majorHAnsi" w:cstheme="majorBidi" w:eastAsiaTheme="majorEastAsia" w:hAnsiTheme="majorHAnsi"/>
       <w:b/>
       <w:bCs/>
       <w:sz w:val="24"/>
       <w:szCs w:val="24"/>
     </w:rPr>
   </w:style>
-  <w:style w:type="paragraph" w:styleId="TOC1">
-    <w:name w:val="toc 1"/>
+  <w:style w:type="paragraph" w:styleId="Toc1">
+    <w:name w:val="Toc 1"/>
     <w:basedOn w:val="Normal"/>
     <w:next w:val="Normal"/>
-    <w:autoRedefine/>
-    <w:semiHidden/>
-    <w:unhideWhenUsed/>
-    <w:rsid w:val="00F015DE"/>
+    <w:uiPriority w:val="99"/>
+    <w:semiHidden w:val="on"/>
+    <w:unhideWhenUsed w:val="on"/>
     <w:pPr>
       <w:spacing w:after="100"/>
     </w:pPr>
   </w:style>
-  <w:style w:type="paragraph" w:styleId="TOC2">
-    <w:name w:val="toc 2"/>
+  <w:style w:type="paragraph" w:styleId="Toc2">
+    <w:name w:val="Toc 2"/>
     <w:basedOn w:val="Normal"/>
     <w:next w:val="Normal"/>
-    <w:autoRedefine/>
-    <w:semiHidden/>
-    <w:unhideWhenUsed/>
-    <w:rsid w:val="00F015DE"/>
+    <w:uiPriority w:val="99"/>
+    <w:semiHidden w:val="on"/>
+    <w:unhideWhenUsed w:val="on"/>
     <w:pPr>
       <w:spacing w:after="100"/>
       <w:ind w:left="200"/>
     </w:pPr>
   </w:style>
-  <w:style w:type="paragraph" w:styleId="TOC3">
-    <w:name w:val="toc 3"/>
+  <w:style w:type="paragraph" w:styleId="Toc3">
+    <w:name w:val="Toc 3"/>
     <w:basedOn w:val="Normal"/>
     <w:next w:val="Normal"/>
-    <w:autoRedefine/>
-    <w:semiHidden/>
-    <w:unhideWhenUsed/>
-    <w:rsid w:val="00F015DE"/>
+    <w:uiPriority w:val="99"/>
+    <w:semiHidden w:val="on"/>
+    <w:unhideWhenUsed w:val="on"/>
     <w:pPr>
       <w:spacing w:after="100"/>
       <w:ind w:left="400"/>
     </w:pPr>
   </w:style>
-  <w:style w:type="paragraph" w:styleId="TOC4">
-    <w:name w:val="toc 4"/>
+  <w:style w:type="paragraph" w:styleId="Toc4">
+    <w:name w:val="Toc 4"/>
     <w:basedOn w:val="Normal"/>
     <w:next w:val="Normal"/>
-    <w:autoRedefine/>
-    <w:semiHidden/>
-    <w:unhideWhenUsed/>
-    <w:rsid w:val="00F015DE"/>
+    <w:uiPriority w:val="99"/>
+    <w:semiHidden w:val="on"/>
+    <w:unhideWhenUsed w:val="on"/>
     <w:pPr>
       <w:spacing w:after="100"/>
       <w:ind w:left="600"/>
     </w:pPr>
   </w:style>
-  <w:style w:type="paragraph" w:styleId="TOC5">
-    <w:name w:val="toc 5"/>
+  <w:style w:type="paragraph" w:styleId="Toc5">
+    <w:name w:val="Toc 5"/>
     <w:basedOn w:val="Normal"/>
     <w:next w:val="Normal"/>
-    <w:autoRedefine/>
-    <w:semiHidden/>
-    <w:unhideWhenUsed/>
-    <w:rsid w:val="00F015DE"/>
+    <w:uiPriority w:val="99"/>
+    <w:semiHidden w:val="on"/>
+    <w:unhideWhenUsed w:val="on"/>
     <w:pPr>
       <w:spacing w:after="100"/>
       <w:ind w:left="800"/>
     </w:pPr>
   </w:style>
-  <w:style w:type="paragraph" w:styleId="TOC6">
-    <w:name w:val="toc 6"/>
+  <w:style w:type="paragraph" w:styleId="Toc6">
+    <w:name w:val="Toc 6"/>
     <w:basedOn w:val="Normal"/>
     <w:next w:val="Normal"/>
-    <w:autoRedefine/>
-    <w:semiHidden/>
-    <w:unhideWhenUsed/>
-    <w:rsid w:val="00F015DE"/>
+    <w:uiPriority w:val="99"/>
+    <w:semiHidden w:val="on"/>
+    <w:unhideWhenUsed w:val="on"/>
     <w:pPr>
       <w:spacing w:after="100"/>
       <w:ind w:left="1000"/>
     </w:pPr>
   </w:style>
-  <w:style w:type="paragraph" w:styleId="TOC7">
-    <w:name w:val="toc 7"/>
+  <w:style w:type="paragraph" w:styleId="Toc7">
+    <w:name w:val="Toc 7"/>
     <w:basedOn w:val="Normal"/>
     <w:next w:val="Normal"/>
-    <w:autoRedefine/>
-    <w:semiHidden/>
-    <w:unhideWhenUsed/>
-    <w:rsid w:val="00F015DE"/>
+    <w:uiPriority w:val="99"/>
+    <w:semiHidden w:val="on"/>
+    <w:unhideWhenUsed w:val="on"/>
     <w:pPr>
       <w:spacing w:after="100"/>
       <w:ind w:left="1200"/>
     </w:pPr>
   </w:style>
-  <w:style w:type="paragraph" w:styleId="TOC8">
-    <w:name w:val="toc 8"/>
+  <w:style w:type="paragraph" w:styleId="Toc8">
+    <w:name w:val="Toc 8"/>
     <w:basedOn w:val="Normal"/>
     <w:next w:val="Normal"/>
-    <w:autoRedefine/>
-    <w:semiHidden/>
-    <w:unhideWhenUsed/>
-    <w:rsid w:val="00F015DE"/>
+    <w:uiPriority w:val="99"/>
+    <w:semiHidden w:val="on"/>
+    <w:unhideWhenUsed w:val="on"/>
     <w:pPr>
       <w:spacing w:after="100"/>
       <w:ind w:left="1400"/>
     </w:pPr>
   </w:style>
-  <w:style w:type="paragraph" w:styleId="TOC9">
-    <w:name w:val="toc 9"/>
+  <w:style w:type="paragraph" w:styleId="Toc9">
+    <w:name w:val="Toc 9"/>
     <w:basedOn w:val="Normal"/>
     <w:next w:val="Normal"/>
-    <w:autoRedefine/>
-    <w:semiHidden/>
-    <w:unhideWhenUsed/>
-    <w:rsid w:val="00F015DE"/>
+    <w:uiPriority w:val="99"/>
+    <w:semiHidden w:val="on"/>
+    <w:unhideWhenUsed w:val="on"/>
     <w:pPr>
       <w:spacing w:after="100"/>
       <w:ind w:left="1600"/>
@@ -5729,20 +5419,19 @@
     <w:name w:val="TOC Heading"/>
     <w:basedOn w:val="Heading1"/>
     <w:next w:val="Normal"/>
-    <w:semiHidden/>
-    <w:unhideWhenUsed/>
-    <w:qFormat/>
-    <w:rsid w:val="00F015DE"/>
+    <w:uiPriority w:val="99"/>
+    <w:semiHidden w:val="on"/>
+    <w:unhideWhenUsed w:val="on"/>
+    <w:qFormat w:val="on"/>
     <w:pPr>
       <w:pBdr>
-        <w:bottom w:val="none" w:sz="0" w:space="0" w:color="auto"/>
+        <w:bottom w:val="none" w:sz="4" w:space="0"/>
       </w:pBdr>
       <w:spacing w:after="0"/>
       <w:ind w:left="0" w:right="0" w:firstLine="0"/>
-      <w:outlineLvl w:val="9"/>
-    </w:pPr>
-    <w:rPr>
-      <w:color w:val="365F91" w:themeColor="accent1" w:themeShade="BF"/>
+    </w:pPr>
+    <w:rPr>
+      <w:color w:val="376091" w:themeColor="accent1" w:themeShade="bf"/>
       <w:sz w:val="28"/>
       <w:szCs w:val="28"/>
     </w:rPr>
@@ -5751,10 +5440,9 @@
     <w:name w:val="Hyperlink"/>
     <w:basedOn w:val="DefaultParagraphFont"/>
     <w:uiPriority w:val="99"/>
-    <w:unhideWhenUsed/>
-    <w:rsid w:val="00157863"/>
-    <w:rPr>
-      <w:color w:val="0000FF" w:themeColor="hyperlink"/>
+    <w:unhideWhenUsed w:val="on"/>
+    <w:rPr>
+      <w:color w:val="0000ff" w:themeColor="hyperlink"/>
       <w:u w:val="single"/>
     </w:rPr>
   </w:style>
@@ -5762,9 +5450,8 @@
     <w:name w:val="FollowedHyperlink"/>
     <w:basedOn w:val="DefaultParagraphFont"/>
     <w:uiPriority w:val="99"/>
-    <w:semiHidden/>
-    <w:unhideWhenUsed/>
-    <w:rsid w:val="00157863"/>
+    <w:semiHidden w:val="on"/>
+    <w:unhideWhenUsed w:val="on"/>
     <w:rPr>
       <w:color w:val="800080" w:themeColor="followedHyperlink"/>
       <w:u w:val="single"/>
@@ -5774,12 +5461,11 @@
     <w:name w:val="Unresolved Mention"/>
     <w:basedOn w:val="DefaultParagraphFont"/>
     <w:uiPriority w:val="99"/>
-    <w:semiHidden/>
-    <w:unhideWhenUsed/>
-    <w:rsid w:val="008E79E0"/>
-    <w:rPr>
-      <w:color w:val="605E5C"/>
-      <w:shd w:val="clear" w:color="auto" w:fill="E1DFDD"/>
+    <w:semiHidden w:val="on"/>
+    <w:unhideWhenUsed w:val="on"/>
+    <w:rPr>
+      <w:color w:val="605e5c"/>
+      <w:shd w:val="clear" w:color="auto" w:fill="e1dfdd"/>
     </w:rPr>
   </w:style>
 </w:styles>

--- a/CV_new.docx
+++ b/CV_new.docx
@@ -242,7 +242,7 @@
           <w:sz w:val="24"/>
           <w:szCs w:val="24"/>
         </w:rPr>
-        <w:t>Quince</w:t>
+        <w:t>Shopify</w:t>
       </w:r>
       <w:r>
         <w:rPr>
@@ -257,6 +257,138 @@
           <w:sz w:val="24"/>
           <w:szCs w:val="24"/>
         </w:rPr>
+        <w:t>26</w:t>
+      </w:r>
+      <w:r>
+        <w:rPr>
+          <w:sz w:val="24"/>
+          <w:szCs w:val="24"/>
+        </w:rPr>
+        <w:t>-</w:t>
+      </w:r>
+      <w:r>
+        <w:rPr>
+          <w:sz w:val="24"/>
+          <w:szCs w:val="24"/>
+        </w:rPr>
+        <w:t>Present</w:t>
+      </w:r>
+    </w:p>
+    <w:p>
+      <w:pPr>
+        <w:pStyle w:val="BodyText"/>
+        <w:contextualSpacing w:val="on"/>
+        <w:rPr>
+          <w:sz w:val="24"/>
+          <w:szCs w:val="24"/>
+        </w:rPr>
+      </w:pPr>
+      <w:r>
+        <w:rPr>
+          <w:sz w:val="24"/>
+          <w:szCs w:val="24"/>
+        </w:rPr>
+        <w:t xml:space="preserve">Senior Applied Machine Learning </w:t>
+      </w:r>
+      <w:r>
+        <w:rPr>
+          <w:sz w:val="24"/>
+          <w:szCs w:val="24"/>
+        </w:rPr>
+        <w:t>Scientist</w:t>
+      </w:r>
+    </w:p>
+    <w:p>
+      <w:pPr>
+        <w:pStyle w:val="BodyText"/>
+        <w:contextualSpacing w:val="on"/>
+        <w:rPr>
+          <w:sz w:val="24"/>
+          <w:szCs w:val="24"/>
+        </w:rPr>
+      </w:pPr>
+      <w:r>
+        <w:rPr>
+          <w:sz w:val="24"/>
+          <w:szCs w:val="24"/>
+        </w:rPr>
+        <w:t>B</w:t>
+      </w:r>
+      <w:r>
+        <w:rPr>
+          <w:sz w:val="24"/>
+          <w:szCs w:val="24"/>
+        </w:rPr>
+        <w:t xml:space="preserve">uilding and scaling the recommendations systems running in the </w:t>
+      </w:r>
+      <w:r>
+        <w:rPr>
+          <w:sz w:val="24"/>
+          <w:szCs w:val="24"/>
+        </w:rPr>
+        <w:t>Shop App</w:t>
+      </w:r>
+      <w:r>
+        <w:rPr>
+          <w:sz w:val="24"/>
+          <w:szCs w:val="24"/>
+        </w:rPr>
+        <w:t xml:space="preserve">. </w:t>
+      </w:r>
+    </w:p>
+    <w:p>
+      <w:pPr>
+        <w:pStyle w:val="BodyText"/>
+        <w:contextualSpacing w:val="on"/>
+        <w:rPr>
+          <w:sz w:val="24"/>
+          <w:szCs w:val="24"/>
+        </w:rPr>
+      </w:pPr>
+      <w:r>
+        <w:rPr>
+          <w:sz w:val="24"/>
+          <w:szCs w:val="24"/>
+        </w:rPr>
+        <w:t xml:space="preserve">Focus on improving and scaling candidate generation through the use </w:t>
+      </w:r>
+      <w:r>
+        <w:rPr>
+          <w:sz w:val="24"/>
+          <w:szCs w:val="24"/>
+        </w:rPr>
+        <w:t>modern recommendation techniques as well as LLMs for recs.</w:t>
+      </w:r>
+    </w:p>
+    <w:p>
+      <w:pPr>
+        <w:pStyle w:val="Heading2"/>
+        <w:contextualSpacing w:val="on"/>
+        <w:rPr>
+          <w:sz w:val="24"/>
+          <w:szCs w:val="24"/>
+        </w:rPr>
+      </w:pPr>
+      <w:r>
+        <w:rPr>
+          <w:sz w:val="24"/>
+          <w:szCs w:val="24"/>
+        </w:rPr>
+        <w:t>Quince</w:t>
+      </w:r>
+      <w:r>
+        <w:rPr>
+          <w:sz w:val="24"/>
+          <w:szCs w:val="24"/>
+        </w:rPr>
+        <w:tab/>
+        <w:t>20</w:t>
+      </w:r>
+      <w:r>
+        <w:rPr>
+          <w:sz w:val="24"/>
+          <w:szCs w:val="24"/>
+        </w:rPr>
         <w:t>24</w:t>
       </w:r>
       <w:r>
@@ -264,7 +396,14 @@
           <w:sz w:val="24"/>
           <w:szCs w:val="24"/>
         </w:rPr>
-        <w:t>-Present</w:t>
+        <w:t>-</w:t>
+      </w:r>
+      <w:r>
+        <w:rPr>
+          <w:sz w:val="24"/>
+          <w:szCs w:val="24"/>
+        </w:rPr>
+        <w:t>2026</w:t>
       </w:r>
     </w:p>
     <w:p>
@@ -2849,9 +2988,9 @@
       </w:pPr>
     </w:p>
     <w:sectPr>
-      <w:headerReference w:type="first" r:id="rId16"/>
-      <w:footerReference w:type="default" r:id="rId17"/>
-      <w:footerReference w:type="first" r:id="rId18"/>
+      <w:headerReference w:type="first" r:id="rId19"/>
+      <w:footerReference w:type="default" r:id="rId20"/>
+      <w:footerReference w:type="first" r:id="rId21"/>
       <w:pgSz w:w="12240" w:h="15840"/>
       <w:pgMar w:top="720" w:right="720" w:bottom="720" w:left="720" w:header="720" w:footer="720" w:gutter="0"/>
       <w:cols w:space="720"/>

--- a/CV_new.docx
+++ b/CV_new.docx
@@ -3331,7 +3331,7 @@
               <w:sz w:val="28"/>
               <w:szCs w:val="28"/>
             </w:rPr>
-            <w:t>Quince</w:t>
+            <w:t>Shopify</w:t>
           </w:r>
           <w:r>
             <w:rPr>
